--- a/documents/XZ_CV_website.docx
+++ b/documents/XZ_CV_website.docx
@@ -194,12 +194,12 @@
       </w:r>
       <w:r>
         <w:rPr>
-          <w:rFonts w:ascii="Times New Roman" w:eastAsia="Times New Roman" w:hAnsi="Times New Roman" w:cs="Times New Roman" w:hint="eastAsia"/>
-          <w:b/>
-          <w:sz w:val="24"/>
-          <w:szCs w:val="24"/>
-        </w:rPr>
-        <w:t>TRAINING</w:t>
+          <w:rFonts w:ascii="Times New Roman" w:eastAsia="Times New Roman" w:hAnsi="Times New Roman" w:cs="Times New Roman"/>
+          <w:b/>
+          <w:sz w:val="24"/>
+          <w:szCs w:val="24"/>
+        </w:rPr>
+        <w:t>EXPERIENCE</w:t>
       </w:r>
     </w:p>
     <w:p>
@@ -755,12 +755,13 @@
     </w:p>
     <w:p>
       <w:pPr>
-        <w:spacing w:after="40" w:line="240" w:lineRule="auto"/>
-        <w:rPr>
-          <w:rFonts w:ascii="Times New Roman" w:eastAsia="Times New Roman" w:hAnsi="Times New Roman" w:cs="Times New Roman"/>
-          <w:b/>
-          <w:sz w:val="16"/>
-          <w:szCs w:val="16"/>
+        <w:spacing w:line="240" w:lineRule="auto"/>
+        <w:rPr>
+          <w:rFonts w:ascii="Times New Roman" w:eastAsia="Times New Roman" w:hAnsi="Times New Roman" w:cs="Times New Roman"/>
+          <w:b/>
+          <w:sz w:val="24"/>
+          <w:szCs w:val="24"/>
+          <w:lang w:val="en-US"/>
         </w:rPr>
       </w:pPr>
     </w:p>
@@ -800,14 +801,22 @@
     <w:p>
       <w:pPr>
         <w:spacing w:line="240" w:lineRule="auto"/>
-        <w:ind w:left="-260" w:firstLine="260"/>
-        <w:rPr>
-          <w:rFonts w:ascii="Times New Roman" w:eastAsia="Times New Roman" w:hAnsi="Times New Roman" w:cs="Times New Roman"/>
-          <w:bCs/>
-          <w:sz w:val="24"/>
-          <w:szCs w:val="24"/>
-        </w:rPr>
-      </w:pPr>
+        <w:rPr>
+          <w:rFonts w:ascii="Times New Roman" w:eastAsia="Times New Roman" w:hAnsi="Times New Roman" w:cs="Times New Roman"/>
+          <w:bCs/>
+          <w:sz w:val="24"/>
+          <w:szCs w:val="24"/>
+        </w:rPr>
+      </w:pPr>
+      <w:r>
+        <w:rPr>
+          <w:rFonts w:ascii="Times New Roman" w:eastAsia="Times New Roman" w:hAnsi="Times New Roman" w:cs="Times New Roman" w:hint="eastAsia"/>
+          <w:bCs/>
+          <w:sz w:val="24"/>
+          <w:szCs w:val="24"/>
+        </w:rPr>
+        <w:t xml:space="preserve">Attention &amp; memory in choice, </w:t>
+      </w:r>
       <w:r>
         <w:rPr>
           <w:rFonts w:ascii="Times New Roman" w:eastAsia="Times New Roman" w:hAnsi="Times New Roman" w:cs="Times New Roman"/>
@@ -824,26 +833,35 @@
           <w:sz w:val="24"/>
           <w:szCs w:val="24"/>
         </w:rPr>
-        <w:t>, Dynamic computational modeling</w:t>
-      </w:r>
-      <w:r>
-        <w:rPr>
-          <w:rFonts w:ascii="Times New Roman" w:eastAsia="Times New Roman" w:hAnsi="Times New Roman" w:cs="Times New Roman"/>
-          <w:bCs/>
-          <w:sz w:val="24"/>
-          <w:szCs w:val="24"/>
-        </w:rPr>
-        <w:t>, Social learning</w:t>
-      </w:r>
-    </w:p>
-    <w:p>
-      <w:pPr>
-        <w:spacing w:line="240" w:lineRule="auto"/>
-        <w:rPr>
-          <w:rFonts w:ascii="Times New Roman" w:eastAsia="Times New Roman" w:hAnsi="Times New Roman" w:cs="Times New Roman"/>
-          <w:b/>
-          <w:sz w:val="16"/>
-          <w:szCs w:val="16"/>
+        <w:t xml:space="preserve">, </w:t>
+      </w:r>
+      <w:r>
+        <w:rPr>
+          <w:rFonts w:ascii="Times New Roman" w:eastAsia="Times New Roman" w:hAnsi="Times New Roman" w:cs="Times New Roman" w:hint="eastAsia"/>
+          <w:bCs/>
+          <w:sz w:val="24"/>
+          <w:szCs w:val="24"/>
+        </w:rPr>
+        <w:t>C</w:t>
+      </w:r>
+      <w:r>
+        <w:rPr>
+          <w:rFonts w:ascii="Times New Roman" w:eastAsia="Times New Roman" w:hAnsi="Times New Roman" w:cs="Times New Roman"/>
+          <w:bCs/>
+          <w:sz w:val="24"/>
+          <w:szCs w:val="24"/>
+        </w:rPr>
+        <w:t>omputational modeling</w:t>
+      </w:r>
+    </w:p>
+    <w:p>
+      <w:pPr>
+        <w:spacing w:line="240" w:lineRule="auto"/>
+        <w:rPr>
+          <w:rFonts w:ascii="Times New Roman" w:eastAsia="Times New Roman" w:hAnsi="Times New Roman" w:cs="Times New Roman"/>
+          <w:b/>
+          <w:sz w:val="24"/>
+          <w:szCs w:val="24"/>
         </w:rPr>
       </w:pPr>
     </w:p>
@@ -1154,25 +1172,14 @@
         </w:rPr>
         <w:t xml:space="preserve">Yang, X., </w:t>
       </w:r>
-      <w:proofErr w:type="spellStart"/>
-      <w:r>
-        <w:rPr>
-          <w:rFonts w:ascii="Times New Roman" w:eastAsia="Times New Roman" w:hAnsi="Times New Roman" w:cs="Times New Roman"/>
-          <w:bCs/>
-          <w:sz w:val="24"/>
-          <w:szCs w:val="24"/>
-        </w:rPr>
-        <w:t>Retzler</w:t>
-      </w:r>
-      <w:proofErr w:type="spellEnd"/>
-      <w:r>
-        <w:rPr>
-          <w:rFonts w:ascii="Times New Roman" w:eastAsia="Times New Roman" w:hAnsi="Times New Roman" w:cs="Times New Roman"/>
-          <w:bCs/>
-          <w:sz w:val="24"/>
-          <w:szCs w:val="24"/>
-        </w:rPr>
-        <w:t xml:space="preserve">, C., Ratcliff, R., Philiastides, MG, Krajbich, I. </w:t>
+      <w:r>
+        <w:rPr>
+          <w:rFonts w:ascii="Times New Roman" w:eastAsia="Times New Roman" w:hAnsi="Times New Roman" w:cs="Times New Roman"/>
+          <w:bCs/>
+          <w:sz w:val="24"/>
+          <w:szCs w:val="24"/>
+        </w:rPr>
+        <w:t xml:space="preserve">Retzler, C., Ratcliff, R., Philiastides, MG, Krajbich, I. </w:t>
       </w:r>
       <w:r>
         <w:rPr>
@@ -1432,17 +1439,6 @@
     <w:p>
       <w:pPr>
         <w:spacing w:line="240" w:lineRule="auto"/>
-        <w:rPr>
-          <w:rFonts w:ascii="Times New Roman" w:eastAsia="Times New Roman" w:hAnsi="Times New Roman" w:cs="Times New Roman"/>
-          <w:bCs/>
-          <w:sz w:val="24"/>
-          <w:szCs w:val="24"/>
-        </w:rPr>
-      </w:pPr>
-    </w:p>
-    <w:p>
-      <w:pPr>
-        <w:spacing w:line="240" w:lineRule="auto"/>
         <w:ind w:left="-260"/>
         <w:rPr>
           <w:rFonts w:ascii="Times New Roman" w:eastAsia="Times New Roman" w:hAnsi="Times New Roman" w:cs="Times New Roman"/>
@@ -1451,28 +1447,521 @@
           <w:szCs w:val="24"/>
         </w:rPr>
       </w:pPr>
-      <w:r>
-        <w:rPr>
-          <w:rFonts w:ascii="Times New Roman" w:eastAsia="Times New Roman" w:hAnsi="Times New Roman" w:cs="Times New Roman"/>
-          <w:b/>
-          <w:sz w:val="24"/>
-          <w:szCs w:val="24"/>
-        </w:rPr>
-        <w:t>HONORS &amp; AWARDS</w:t>
-      </w:r>
-    </w:p>
-    <w:p>
-      <w:pPr>
-        <w:spacing w:line="240" w:lineRule="auto"/>
-        <w:rPr>
-          <w:rFonts w:ascii="Times New Roman" w:eastAsia="Times New Roman" w:hAnsi="Times New Roman" w:cs="Times New Roman"/>
-          <w:b/>
+    </w:p>
+    <w:p>
+      <w:pPr>
+        <w:spacing w:line="240" w:lineRule="auto"/>
+        <w:ind w:left="-260"/>
+        <w:rPr>
+          <w:rFonts w:ascii="Times New Roman" w:eastAsia="Times New Roman" w:hAnsi="Times New Roman" w:cs="Times New Roman"/>
+          <w:b/>
+          <w:sz w:val="24"/>
+          <w:szCs w:val="24"/>
+        </w:rPr>
+      </w:pPr>
+      <w:r>
+        <w:rPr>
+          <w:rFonts w:ascii="Times New Roman" w:eastAsia="Times New Roman" w:hAnsi="Times New Roman" w:cs="Times New Roman"/>
+          <w:b/>
+          <w:sz w:val="24"/>
+          <w:szCs w:val="24"/>
+        </w:rPr>
+        <w:t>PUBLICATIONS</w:t>
+      </w:r>
+      <w:r>
+        <w:rPr>
+          <w:rFonts w:ascii="Times New Roman" w:eastAsia="Times New Roman" w:hAnsi="Times New Roman" w:cs="Times New Roman"/>
+          <w:b/>
+          <w:sz w:val="24"/>
+          <w:szCs w:val="24"/>
+        </w:rPr>
+        <w:t xml:space="preserve"> </w:t>
+      </w:r>
+      <w:r>
+        <w:rPr>
+          <w:rFonts w:ascii="Times New Roman" w:eastAsia="Times New Roman" w:hAnsi="Times New Roman" w:cs="Times New Roman" w:hint="eastAsia"/>
+          <w:b/>
+          <w:sz w:val="24"/>
+          <w:szCs w:val="24"/>
+        </w:rPr>
+        <w:t>(TO BE SUBMITTED)</w:t>
+      </w:r>
+    </w:p>
+    <w:p>
+      <w:pPr>
+        <w:spacing w:line="240" w:lineRule="auto"/>
+        <w:rPr>
+          <w:rFonts w:ascii="Times New Roman" w:eastAsia="Times New Roman" w:hAnsi="Times New Roman" w:cs="Times New Roman"/>
+          <w:bCs/>
           <w:sz w:val="10"/>
           <w:szCs w:val="10"/>
         </w:rPr>
       </w:pPr>
       <w:r>
         <w:rPr>
+          <w:rFonts w:ascii="Times New Roman" w:eastAsia="Times New Roman" w:hAnsi="Times New Roman" w:cs="Times New Roman" w:hint="eastAsia"/>
+          <w:bCs/>
+          <w:sz w:val="10"/>
+          <w:szCs w:val="10"/>
+        </w:rPr>
+        <w:t xml:space="preserve"> </w:t>
+      </w:r>
+    </w:p>
+    <w:p>
+      <w:pPr>
+        <w:spacing w:line="240" w:lineRule="auto"/>
+        <w:ind w:left="-260"/>
+        <w:rPr>
+          <w:rFonts w:ascii="Times New Roman" w:eastAsia="Times New Roman" w:hAnsi="Times New Roman" w:cs="Times New Roman"/>
+          <w:bCs/>
+          <w:i/>
+          <w:iCs/>
+          <w:sz w:val="24"/>
+          <w:szCs w:val="24"/>
+        </w:rPr>
+      </w:pPr>
+      <w:r>
+        <w:rPr>
+          <w:rFonts w:ascii="Times New Roman" w:eastAsia="Times New Roman" w:hAnsi="Times New Roman" w:cs="Times New Roman" w:hint="eastAsia"/>
+          <w:b/>
+          <w:sz w:val="24"/>
+          <w:szCs w:val="24"/>
+        </w:rPr>
+        <w:t xml:space="preserve">     </w:t>
+      </w:r>
+      <w:r>
+        <w:rPr>
+          <w:rFonts w:ascii="Times New Roman" w:eastAsia="Times New Roman" w:hAnsi="Times New Roman" w:cs="Times New Roman"/>
+          <w:b/>
+          <w:sz w:val="24"/>
+          <w:szCs w:val="24"/>
+        </w:rPr>
+        <w:t>Yang, X.</w:t>
+      </w:r>
+      <w:r>
+        <w:rPr>
+          <w:rFonts w:ascii="Times New Roman" w:eastAsia="Times New Roman" w:hAnsi="Times New Roman" w:cs="Times New Roman" w:hint="eastAsia"/>
+          <w:b/>
+          <w:sz w:val="24"/>
+          <w:szCs w:val="24"/>
+        </w:rPr>
+        <w:t>,</w:t>
+      </w:r>
+      <w:r>
+        <w:rPr>
+          <w:rFonts w:ascii="Times New Roman" w:eastAsia="Times New Roman" w:hAnsi="Times New Roman" w:cs="Times New Roman"/>
+          <w:sz w:val="24"/>
+          <w:szCs w:val="24"/>
+        </w:rPr>
+        <w:t xml:space="preserve"> </w:t>
+      </w:r>
+      <w:r>
+        <w:rPr>
+          <w:rFonts w:ascii="Times New Roman" w:eastAsia="Times New Roman" w:hAnsi="Times New Roman" w:cs="Times New Roman" w:hint="eastAsia"/>
+          <w:sz w:val="24"/>
+          <w:szCs w:val="24"/>
+        </w:rPr>
+        <w:t>Riggs, E., Coronel, J.</w:t>
+      </w:r>
+      <w:r>
+        <w:rPr>
+          <w:rFonts w:ascii="Times New Roman" w:eastAsia="Times New Roman" w:hAnsi="Times New Roman" w:cs="Times New Roman" w:hint="eastAsia"/>
+          <w:sz w:val="24"/>
+          <w:szCs w:val="24"/>
+        </w:rPr>
+        <w:t xml:space="preserve">, </w:t>
+      </w:r>
+      <w:r>
+        <w:rPr>
+          <w:rFonts w:ascii="Times New Roman" w:eastAsia="Times New Roman" w:hAnsi="Times New Roman" w:cs="Times New Roman"/>
+          <w:sz w:val="24"/>
+          <w:szCs w:val="24"/>
+        </w:rPr>
+        <w:t>&amp; Krajbich, I.</w:t>
+      </w:r>
+      <w:r>
+        <w:rPr>
+          <w:rFonts w:ascii="Times New Roman" w:eastAsia="Times New Roman" w:hAnsi="Times New Roman" w:cs="Times New Roman" w:hint="eastAsia"/>
+          <w:sz w:val="24"/>
+          <w:szCs w:val="24"/>
+        </w:rPr>
+        <w:t xml:space="preserve"> </w:t>
+      </w:r>
+      <w:r>
+        <w:rPr>
+          <w:rFonts w:ascii="Times New Roman" w:eastAsia="Times New Roman" w:hAnsi="Times New Roman" w:cs="Times New Roman"/>
+          <w:bCs/>
+          <w:sz w:val="24"/>
+          <w:szCs w:val="24"/>
+        </w:rPr>
+        <w:t>Issue importance amplifies the effect of gaze on voting decisions</w:t>
+      </w:r>
+      <w:r>
+        <w:rPr>
+          <w:rFonts w:ascii="Times New Roman" w:eastAsia="Times New Roman" w:hAnsi="Times New Roman" w:cs="Times New Roman" w:hint="eastAsia"/>
+          <w:bCs/>
+          <w:sz w:val="24"/>
+          <w:szCs w:val="24"/>
+        </w:rPr>
+        <w:t xml:space="preserve">. </w:t>
+      </w:r>
+      <w:r>
+        <w:rPr>
+          <w:rFonts w:ascii="Times New Roman" w:eastAsia="Times New Roman" w:hAnsi="Times New Roman" w:cs="Times New Roman" w:hint="eastAsia"/>
+          <w:bCs/>
+          <w:i/>
+          <w:iCs/>
+          <w:sz w:val="24"/>
+          <w:szCs w:val="24"/>
+        </w:rPr>
+        <w:t xml:space="preserve">Under </w:t>
+      </w:r>
+      <w:r>
+        <w:rPr>
+          <w:rFonts w:ascii="Times New Roman" w:eastAsia="Times New Roman" w:hAnsi="Times New Roman" w:cs="Times New Roman" w:hint="eastAsia"/>
+          <w:bCs/>
+          <w:i/>
+          <w:iCs/>
+          <w:sz w:val="24"/>
+          <w:szCs w:val="24"/>
+        </w:rPr>
+        <w:t>revision</w:t>
+      </w:r>
+      <w:r>
+        <w:rPr>
+          <w:rFonts w:ascii="Times New Roman" w:eastAsia="Times New Roman" w:hAnsi="Times New Roman" w:cs="Times New Roman"/>
+          <w:bCs/>
+          <w:i/>
+          <w:iCs/>
+          <w:sz w:val="24"/>
+          <w:szCs w:val="24"/>
+        </w:rPr>
+        <w:t xml:space="preserve"> </w:t>
+      </w:r>
+    </w:p>
+    <w:p>
+      <w:pPr>
+        <w:spacing w:line="240" w:lineRule="auto"/>
+        <w:ind w:left="-260" w:firstLine="260"/>
+        <w:rPr>
+          <w:rFonts w:ascii="Times New Roman" w:eastAsia="Times New Roman" w:hAnsi="Times New Roman" w:cs="Times New Roman"/>
+          <w:bCs/>
+          <w:i/>
+          <w:iCs/>
+          <w:sz w:val="24"/>
+          <w:szCs w:val="24"/>
+        </w:rPr>
+      </w:pPr>
+      <w:r>
+        <w:rPr>
+          <w:rFonts w:ascii="Times New Roman" w:eastAsia="Times New Roman" w:hAnsi="Times New Roman" w:cs="Times New Roman"/>
+          <w:b/>
+          <w:sz w:val="24"/>
+          <w:szCs w:val="24"/>
+        </w:rPr>
+        <w:t>Yang, X.</w:t>
+      </w:r>
+      <w:r>
+        <w:rPr>
+          <w:rFonts w:ascii="Times New Roman" w:eastAsia="Times New Roman" w:hAnsi="Times New Roman" w:cs="Times New Roman" w:hint="eastAsia"/>
+          <w:sz w:val="24"/>
+          <w:szCs w:val="24"/>
+        </w:rPr>
+        <w:t xml:space="preserve">, </w:t>
+      </w:r>
+      <w:r>
+        <w:rPr>
+          <w:rFonts w:ascii="Times New Roman" w:eastAsia="Times New Roman" w:hAnsi="Times New Roman" w:cs="Times New Roman" w:hint="eastAsia"/>
+          <w:sz w:val="24"/>
+          <w:szCs w:val="24"/>
+        </w:rPr>
+        <w:t xml:space="preserve">Zhang, Z., Hsu, M., </w:t>
+      </w:r>
+      <w:r>
+        <w:rPr>
+          <w:rFonts w:ascii="Times New Roman" w:eastAsia="Times New Roman" w:hAnsi="Times New Roman" w:cs="Times New Roman"/>
+          <w:sz w:val="24"/>
+          <w:szCs w:val="24"/>
+        </w:rPr>
+        <w:t>&amp; Krajbich, I.</w:t>
+      </w:r>
+      <w:r>
+        <w:rPr>
+          <w:rFonts w:ascii="Times New Roman" w:eastAsia="Times New Roman" w:hAnsi="Times New Roman" w:cs="Times New Roman" w:hint="eastAsia"/>
+          <w:sz w:val="24"/>
+          <w:szCs w:val="24"/>
+        </w:rPr>
+        <w:t xml:space="preserve"> </w:t>
+      </w:r>
+      <w:r>
+        <w:rPr>
+          <w:rFonts w:ascii="Times New Roman" w:eastAsia="Times New Roman" w:hAnsi="Times New Roman" w:cs="Times New Roman" w:hint="eastAsia"/>
+          <w:bCs/>
+          <w:sz w:val="24"/>
+          <w:szCs w:val="24"/>
+        </w:rPr>
+        <w:t>The dynamics of open-ended decisions: consideration set evolves during the decision process</w:t>
+      </w:r>
+      <w:r>
+        <w:rPr>
+          <w:rFonts w:ascii="Times New Roman" w:eastAsia="Times New Roman" w:hAnsi="Times New Roman" w:cs="Times New Roman" w:hint="eastAsia"/>
+          <w:bCs/>
+          <w:sz w:val="24"/>
+          <w:szCs w:val="24"/>
+        </w:rPr>
+        <w:t>.</w:t>
+      </w:r>
+      <w:r>
+        <w:rPr>
+          <w:rFonts w:ascii="Times New Roman" w:eastAsia="Times New Roman" w:hAnsi="Times New Roman" w:cs="Times New Roman" w:hint="eastAsia"/>
+          <w:bCs/>
+          <w:sz w:val="24"/>
+          <w:szCs w:val="24"/>
+        </w:rPr>
+        <w:t xml:space="preserve"> </w:t>
+      </w:r>
+      <w:r>
+        <w:rPr>
+          <w:rFonts w:ascii="Times New Roman" w:eastAsia="Times New Roman" w:hAnsi="Times New Roman" w:cs="Times New Roman"/>
+          <w:bCs/>
+          <w:i/>
+          <w:iCs/>
+          <w:sz w:val="24"/>
+          <w:szCs w:val="24"/>
+        </w:rPr>
+        <w:t>To be submitted</w:t>
+      </w:r>
+    </w:p>
+    <w:p>
+      <w:pPr>
+        <w:spacing w:line="240" w:lineRule="auto"/>
+        <w:rPr>
+          <w:rFonts w:ascii="Times New Roman" w:hAnsi="Times New Roman" w:cs="Times New Roman"/>
+          <w:sz w:val="24"/>
+          <w:szCs w:val="24"/>
+        </w:rPr>
+      </w:pPr>
+      <w:r>
+        <w:rPr>
+          <w:rFonts w:ascii="Times New Roman" w:eastAsia="Times New Roman" w:hAnsi="Times New Roman" w:cs="Times New Roman" w:hint="eastAsia"/>
+          <w:bCs/>
+          <w:sz w:val="24"/>
+          <w:szCs w:val="24"/>
+        </w:rPr>
+        <w:t>Wang, Q.,</w:t>
+      </w:r>
+      <w:r>
+        <w:rPr>
+          <w:rFonts w:ascii="Times New Roman" w:eastAsia="Times New Roman" w:hAnsi="Times New Roman" w:cs="Times New Roman" w:hint="eastAsia"/>
+          <w:b/>
+          <w:sz w:val="24"/>
+          <w:szCs w:val="24"/>
+        </w:rPr>
+        <w:t xml:space="preserve"> Yang, X., </w:t>
+      </w:r>
+      <w:r>
+        <w:rPr>
+          <w:rFonts w:ascii="Times New Roman" w:eastAsia="Times New Roman" w:hAnsi="Times New Roman" w:cs="Times New Roman"/>
+          <w:sz w:val="24"/>
+          <w:szCs w:val="24"/>
+        </w:rPr>
+        <w:t>Krajbich, I.</w:t>
+      </w:r>
+      <w:r>
+        <w:rPr>
+          <w:rFonts w:ascii="Times New Roman" w:eastAsia="Times New Roman" w:hAnsi="Times New Roman" w:cs="Times New Roman" w:hint="eastAsia"/>
+          <w:sz w:val="24"/>
+          <w:szCs w:val="24"/>
+        </w:rPr>
+        <w:t xml:space="preserve"> &amp; </w:t>
+      </w:r>
+      <w:r>
+        <w:rPr>
+          <w:rFonts w:ascii="Times New Roman" w:eastAsia="Times New Roman" w:hAnsi="Times New Roman" w:cs="Times New Roman" w:hint="eastAsia"/>
+          <w:sz w:val="24"/>
+          <w:szCs w:val="24"/>
+        </w:rPr>
+        <w:t>Sp</w:t>
+      </w:r>
+      <w:r>
+        <w:rPr>
+          <w:rFonts w:ascii="Times New Roman" w:eastAsia="Times New Roman" w:hAnsi="Times New Roman" w:cs="Times New Roman" w:hint="eastAsia"/>
+          <w:sz w:val="24"/>
+          <w:szCs w:val="24"/>
+        </w:rPr>
+        <w:t>iller, S.</w:t>
+      </w:r>
+      <w:r>
+        <w:rPr>
+          <w:rFonts w:ascii="Times New Roman" w:eastAsia="Times New Roman" w:hAnsi="Times New Roman" w:cs="Times New Roman" w:hint="eastAsia"/>
+          <w:sz w:val="24"/>
+          <w:szCs w:val="24"/>
+        </w:rPr>
+        <w:t xml:space="preserve"> </w:t>
+      </w:r>
+      <w:r>
+        <w:rPr>
+          <w:rFonts w:ascii="Times New Roman" w:eastAsia="Times New Roman" w:hAnsi="Times New Roman" w:cs="Times New Roman"/>
+          <w:sz w:val="24"/>
+          <w:szCs w:val="24"/>
+        </w:rPr>
+        <w:t xml:space="preserve">People </w:t>
+      </w:r>
+      <w:r>
+        <w:rPr>
+          <w:rFonts w:ascii="Times New Roman" w:eastAsia="Times New Roman" w:hAnsi="Times New Roman" w:cs="Times New Roman"/>
+          <w:sz w:val="24"/>
+          <w:szCs w:val="24"/>
+        </w:rPr>
+        <w:t>i</w:t>
+      </w:r>
+      <w:r>
+        <w:rPr>
+          <w:rFonts w:ascii="Times New Roman" w:eastAsia="Times New Roman" w:hAnsi="Times New Roman" w:cs="Times New Roman"/>
+          <w:sz w:val="24"/>
+          <w:szCs w:val="24"/>
+        </w:rPr>
+        <w:t xml:space="preserve">gnore </w:t>
+      </w:r>
+      <w:r>
+        <w:rPr>
+          <w:rFonts w:ascii="Times New Roman" w:eastAsia="Times New Roman" w:hAnsi="Times New Roman" w:cs="Times New Roman"/>
+          <w:sz w:val="24"/>
+          <w:szCs w:val="24"/>
+        </w:rPr>
+        <w:t>i</w:t>
+      </w:r>
+      <w:r>
+        <w:rPr>
+          <w:rFonts w:ascii="Times New Roman" w:eastAsia="Times New Roman" w:hAnsi="Times New Roman" w:cs="Times New Roman"/>
+          <w:sz w:val="24"/>
+          <w:szCs w:val="24"/>
+        </w:rPr>
+        <w:t xml:space="preserve">ncremental </w:t>
+      </w:r>
+      <w:r>
+        <w:rPr>
+          <w:rFonts w:ascii="Times New Roman" w:eastAsia="Times New Roman" w:hAnsi="Times New Roman" w:cs="Times New Roman"/>
+          <w:sz w:val="24"/>
+          <w:szCs w:val="24"/>
+        </w:rPr>
+        <w:t>g</w:t>
+      </w:r>
+      <w:r>
+        <w:rPr>
+          <w:rFonts w:ascii="Times New Roman" w:eastAsia="Times New Roman" w:hAnsi="Times New Roman" w:cs="Times New Roman"/>
+          <w:sz w:val="24"/>
+          <w:szCs w:val="24"/>
+        </w:rPr>
+        <w:t xml:space="preserve">ains when </w:t>
+      </w:r>
+      <w:r>
+        <w:rPr>
+          <w:rFonts w:ascii="Times New Roman" w:eastAsia="Times New Roman" w:hAnsi="Times New Roman" w:cs="Times New Roman"/>
+          <w:sz w:val="24"/>
+          <w:szCs w:val="24"/>
+        </w:rPr>
+        <w:t>a</w:t>
+      </w:r>
+      <w:r>
+        <w:rPr>
+          <w:rFonts w:ascii="Times New Roman" w:eastAsia="Times New Roman" w:hAnsi="Times New Roman" w:cs="Times New Roman"/>
+          <w:sz w:val="24"/>
+          <w:szCs w:val="24"/>
+        </w:rPr>
+        <w:t xml:space="preserve">llocating </w:t>
+      </w:r>
+      <w:r>
+        <w:rPr>
+          <w:rFonts w:ascii="Times New Roman" w:eastAsia="Times New Roman" w:hAnsi="Times New Roman" w:cs="Times New Roman"/>
+          <w:sz w:val="24"/>
+          <w:szCs w:val="24"/>
+        </w:rPr>
+        <w:t>r</w:t>
+      </w:r>
+      <w:r>
+        <w:rPr>
+          <w:rFonts w:ascii="Times New Roman" w:eastAsia="Times New Roman" w:hAnsi="Times New Roman" w:cs="Times New Roman"/>
+          <w:sz w:val="24"/>
+          <w:szCs w:val="24"/>
+        </w:rPr>
+        <w:t>esources</w:t>
+      </w:r>
+      <w:r>
+        <w:rPr>
+          <w:rFonts w:ascii="Times New Roman" w:hAnsi="Times New Roman" w:cs="Times New Roman" w:hint="eastAsia"/>
+          <w:sz w:val="24"/>
+          <w:szCs w:val="24"/>
+        </w:rPr>
+        <w:t xml:space="preserve">. </w:t>
+      </w:r>
+      <w:r>
+        <w:rPr>
+          <w:rFonts w:ascii="Times New Roman" w:hAnsi="Times New Roman" w:cs="Times New Roman" w:hint="eastAsia"/>
+          <w:i/>
+          <w:iCs/>
+          <w:sz w:val="24"/>
+          <w:szCs w:val="24"/>
+        </w:rPr>
+        <w:t>To be submitted</w:t>
+      </w:r>
+    </w:p>
+    <w:p>
+      <w:pPr>
+        <w:spacing w:line="240" w:lineRule="auto"/>
+        <w:rPr>
+          <w:rFonts w:ascii="Times New Roman" w:eastAsia="Times New Roman" w:hAnsi="Times New Roman" w:cs="Times New Roman"/>
+          <w:b/>
+          <w:sz w:val="24"/>
+          <w:szCs w:val="24"/>
+        </w:rPr>
+      </w:pPr>
+    </w:p>
+    <w:p>
+      <w:pPr>
+        <w:spacing w:line="240" w:lineRule="auto"/>
+        <w:rPr>
+          <w:rFonts w:ascii="Times New Roman" w:eastAsia="Times New Roman" w:hAnsi="Times New Roman" w:cs="Times New Roman"/>
+          <w:b/>
+          <w:sz w:val="24"/>
+          <w:szCs w:val="24"/>
+        </w:rPr>
+      </w:pPr>
+    </w:p>
+    <w:p>
+      <w:pPr>
+        <w:spacing w:line="240" w:lineRule="auto"/>
+        <w:ind w:left="-260"/>
+        <w:rPr>
+          <w:rFonts w:ascii="Times New Roman" w:eastAsia="Times New Roman" w:hAnsi="Times New Roman" w:cs="Times New Roman"/>
+          <w:b/>
+          <w:sz w:val="24"/>
+          <w:szCs w:val="24"/>
+        </w:rPr>
+      </w:pPr>
+      <w:r>
+        <w:rPr>
+          <w:rFonts w:ascii="Times New Roman" w:eastAsia="Times New Roman" w:hAnsi="Times New Roman" w:cs="Times New Roman"/>
+          <w:b/>
+          <w:sz w:val="24"/>
+          <w:szCs w:val="24"/>
+        </w:rPr>
+        <w:lastRenderedPageBreak/>
+        <w:t>HONORS &amp; AWARDS</w:t>
+      </w:r>
+    </w:p>
+    <w:p>
+      <w:pPr>
+        <w:spacing w:line="240" w:lineRule="auto"/>
+        <w:rPr>
+          <w:rFonts w:ascii="Times New Roman" w:eastAsia="Times New Roman" w:hAnsi="Times New Roman" w:cs="Times New Roman"/>
+          <w:b/>
+          <w:sz w:val="10"/>
+          <w:szCs w:val="10"/>
+        </w:rPr>
+      </w:pPr>
+      <w:r>
+        <w:rPr>
           <w:rFonts w:ascii="Times New Roman" w:eastAsia="Times New Roman" w:hAnsi="Times New Roman" w:cs="Times New Roman"/>
           <w:b/>
           <w:sz w:val="24"/>
@@ -1946,7 +2435,6 @@
           <w:sz w:val="24"/>
           <w:szCs w:val="24"/>
         </w:rPr>
-        <w:lastRenderedPageBreak/>
         <w:t xml:space="preserve">James Spoor Scholarship, </w:t>
       </w:r>
       <w:r>
@@ -2122,73 +2610,394 @@
     </w:p>
     <w:p>
       <w:pPr>
-        <w:spacing w:after="80" w:line="240" w:lineRule="auto"/>
-        <w:jc w:val="both"/>
-        <w:rPr>
-          <w:rFonts w:ascii="Times New Roman" w:eastAsia="Times New Roman" w:hAnsi="Times New Roman" w:cs="Times New Roman"/>
-          <w:iCs/>
-          <w:sz w:val="24"/>
-          <w:szCs w:val="24"/>
-        </w:rPr>
-      </w:pPr>
-      <w:r>
-        <w:rPr>
-          <w:rFonts w:ascii="Times New Roman" w:eastAsia="Times New Roman" w:hAnsi="Times New Roman" w:cs="Times New Roman"/>
-          <w:b/>
-          <w:sz w:val="24"/>
-          <w:szCs w:val="24"/>
-        </w:rPr>
-        <w:t>Proposal</w:t>
-      </w:r>
-      <w:r>
-        <w:rPr>
-          <w:rFonts w:ascii="Times New Roman" w:eastAsia="Times New Roman" w:hAnsi="Times New Roman" w:cs="Times New Roman"/>
-          <w:b/>
-          <w:bCs/>
-          <w:iCs/>
-          <w:sz w:val="24"/>
-          <w:szCs w:val="24"/>
-        </w:rPr>
-        <w:t>:</w:t>
-      </w:r>
-      <w:r>
-        <w:rPr>
-          <w:rFonts w:ascii="Times New Roman" w:eastAsia="Times New Roman" w:hAnsi="Times New Roman" w:cs="Times New Roman"/>
-          <w:iCs/>
-          <w:sz w:val="24"/>
-          <w:szCs w:val="24"/>
-        </w:rPr>
-        <w:t xml:space="preserve"> </w:t>
-      </w:r>
-      <w:r>
-        <w:rPr>
-          <w:rFonts w:ascii="Times New Roman" w:eastAsia="Times New Roman" w:hAnsi="Times New Roman" w:cs="Times New Roman"/>
-          <w:iCs/>
-          <w:sz w:val="24"/>
-          <w:szCs w:val="24"/>
-        </w:rPr>
-        <w:t>T</w:t>
-      </w:r>
-      <w:r>
-        <w:rPr>
-          <w:rFonts w:ascii="Times New Roman" w:eastAsia="Times New Roman" w:hAnsi="Times New Roman" w:cs="Times New Roman"/>
-          <w:iCs/>
-          <w:sz w:val="24"/>
-          <w:szCs w:val="24"/>
-        </w:rPr>
-        <w:t>he role of social perception in social learning</w:t>
-      </w:r>
-    </w:p>
-    <w:p>
-      <w:pPr>
         <w:spacing w:line="240" w:lineRule="auto"/>
         <w:ind w:left="-260"/>
         <w:rPr>
           <w:rFonts w:ascii="Times New Roman" w:eastAsia="Times New Roman" w:hAnsi="Times New Roman" w:cs="Times New Roman"/>
           <w:b/>
+          <w:sz w:val="24"/>
+          <w:szCs w:val="24"/>
+        </w:rPr>
+      </w:pPr>
+    </w:p>
+    <w:p>
+      <w:pPr>
+        <w:spacing w:line="240" w:lineRule="auto"/>
+        <w:ind w:left="-260"/>
+        <w:rPr>
+          <w:rFonts w:ascii="Times New Roman" w:eastAsia="Times New Roman" w:hAnsi="Times New Roman" w:cs="Times New Roman"/>
+          <w:b/>
+          <w:sz w:val="24"/>
+          <w:szCs w:val="24"/>
+        </w:rPr>
+      </w:pPr>
+      <w:r>
+        <w:rPr>
+          <w:rFonts w:ascii="Times New Roman" w:eastAsia="Times New Roman" w:hAnsi="Times New Roman" w:cs="Times New Roman"/>
+          <w:b/>
+          <w:sz w:val="24"/>
+          <w:szCs w:val="24"/>
+        </w:rPr>
+        <w:t>CONFERENCE</w:t>
+      </w:r>
+      <w:r>
+        <w:rPr>
+          <w:rFonts w:ascii="Times New Roman" w:eastAsia="Times New Roman" w:hAnsi="Times New Roman" w:cs="Times New Roman"/>
+          <w:b/>
+          <w:sz w:val="24"/>
+          <w:szCs w:val="24"/>
+        </w:rPr>
+        <w:t xml:space="preserve"> TALKS</w:t>
+      </w:r>
+    </w:p>
+    <w:p>
+      <w:pPr>
+        <w:rPr>
+          <w:rFonts w:ascii="Times New Roman" w:eastAsia="Times New Roman" w:hAnsi="Times New Roman" w:cs="Times New Roman"/>
+          <w:bCs/>
+          <w:sz w:val="10"/>
+          <w:szCs w:val="10"/>
+        </w:rPr>
+      </w:pPr>
+      <w:r>
+        <w:rPr>
+          <w:rFonts w:ascii="Times New Roman" w:eastAsia="Times New Roman" w:hAnsi="Times New Roman" w:cs="Times New Roman"/>
+          <w:bCs/>
           <w:sz w:val="16"/>
           <w:szCs w:val="16"/>
         </w:rPr>
+        <w:t xml:space="preserve"> </w:t>
+      </w:r>
+    </w:p>
+    <w:p>
+      <w:pPr>
+        <w:jc w:val="both"/>
+        <w:rPr>
+          <w:rFonts w:ascii="Times New Roman" w:eastAsia="Times New Roman" w:hAnsi="Times New Roman" w:cs="Times New Roman"/>
+          <w:bCs/>
+          <w:sz w:val="24"/>
+          <w:szCs w:val="24"/>
+          <w:lang w:val="en-US"/>
+        </w:rPr>
+      </w:pPr>
+      <w:r>
+        <w:rPr>
+          <w:rFonts w:ascii="Times New Roman" w:eastAsia="Times New Roman" w:hAnsi="Times New Roman" w:cs="Times New Roman"/>
+          <w:bCs/>
+          <w:i/>
+          <w:iCs/>
+          <w:sz w:val="24"/>
+          <w:szCs w:val="24"/>
+          <w:lang w:val="en-US"/>
+        </w:rPr>
+        <w:t xml:space="preserve">Society of Judgment and Decision Making, </w:t>
+      </w:r>
+      <w:r>
+        <w:rPr>
+          <w:rFonts w:ascii="Times New Roman" w:eastAsia="Times New Roman" w:hAnsi="Times New Roman" w:cs="Times New Roman"/>
+          <w:bCs/>
+          <w:sz w:val="24"/>
+          <w:szCs w:val="24"/>
+          <w:lang w:val="en-US"/>
+        </w:rPr>
+        <w:t>New York, NY                                                      2024</w:t>
+      </w:r>
+    </w:p>
+    <w:p>
+      <w:pPr>
+        <w:jc w:val="both"/>
+        <w:rPr>
+          <w:rFonts w:ascii="Times New Roman" w:eastAsia="Times New Roman" w:hAnsi="Times New Roman" w:cs="Times New Roman"/>
+          <w:bCs/>
+          <w:sz w:val="24"/>
+          <w:szCs w:val="24"/>
+          <w:lang w:val="en-US"/>
+        </w:rPr>
+      </w:pPr>
+      <w:r>
+        <w:rPr>
+          <w:rFonts w:ascii="Times New Roman" w:eastAsia="Times New Roman" w:hAnsi="Times New Roman" w:cs="Times New Roman"/>
+          <w:bCs/>
+          <w:i/>
+          <w:iCs/>
+          <w:sz w:val="24"/>
+          <w:szCs w:val="24"/>
+          <w:lang w:val="en-US"/>
+        </w:rPr>
+        <w:t xml:space="preserve">Association for Consumer Research, </w:t>
+      </w:r>
+      <w:r>
+        <w:rPr>
+          <w:rFonts w:ascii="Times New Roman" w:eastAsia="Times New Roman" w:hAnsi="Times New Roman" w:cs="Times New Roman"/>
+          <w:bCs/>
+          <w:sz w:val="24"/>
+          <w:szCs w:val="24"/>
+          <w:lang w:val="en-US"/>
+        </w:rPr>
+        <w:t xml:space="preserve">Seattle, WA                                                                    </w:t>
+      </w:r>
+      <w:r>
+        <w:rPr>
+          <w:rFonts w:ascii="Times New Roman" w:eastAsia="Times New Roman" w:hAnsi="Times New Roman" w:cs="Times New Roman"/>
+          <w:bCs/>
+          <w:sz w:val="24"/>
+          <w:szCs w:val="24"/>
+          <w:lang w:val="en-US"/>
+        </w:rPr>
+        <w:t xml:space="preserve"> </w:t>
+      </w:r>
+      <w:r>
+        <w:rPr>
+          <w:rFonts w:ascii="Times New Roman" w:eastAsia="Times New Roman" w:hAnsi="Times New Roman" w:cs="Times New Roman"/>
+          <w:bCs/>
+          <w:sz w:val="24"/>
+          <w:szCs w:val="24"/>
+          <w:lang w:val="en-US"/>
+        </w:rPr>
+        <w:t>2023</w:t>
+      </w:r>
+    </w:p>
+    <w:p>
+      <w:pPr>
+        <w:jc w:val="both"/>
+        <w:rPr>
+          <w:rFonts w:ascii="Times New Roman" w:eastAsia="Times New Roman" w:hAnsi="Times New Roman" w:cs="Times New Roman"/>
+          <w:bCs/>
+          <w:sz w:val="24"/>
+          <w:szCs w:val="24"/>
+          <w:lang w:val="en-US"/>
+        </w:rPr>
+      </w:pPr>
+      <w:r>
+        <w:rPr>
+          <w:rFonts w:ascii="Times New Roman" w:eastAsia="Times New Roman" w:hAnsi="Times New Roman" w:cs="Times New Roman"/>
+          <w:bCs/>
+          <w:i/>
+          <w:iCs/>
+          <w:sz w:val="24"/>
+          <w:szCs w:val="24"/>
+          <w:lang w:val="en-US"/>
+        </w:rPr>
+        <w:t>Cognitive Development Society Conference</w:t>
+      </w:r>
+      <w:r>
+        <w:rPr>
+          <w:rFonts w:ascii="Times New Roman" w:eastAsia="Times New Roman" w:hAnsi="Times New Roman" w:cs="Times New Roman"/>
+          <w:bCs/>
+          <w:sz w:val="24"/>
+          <w:szCs w:val="24"/>
+          <w:lang w:val="en-US"/>
+        </w:rPr>
+        <w:t xml:space="preserve">, Madison, WI                                    </w:t>
+      </w:r>
+      <w:r>
+        <w:rPr>
+          <w:rFonts w:ascii="Times New Roman" w:eastAsia="Times New Roman" w:hAnsi="Times New Roman" w:cs="Times New Roman"/>
+          <w:bCs/>
+          <w:sz w:val="24"/>
+          <w:szCs w:val="24"/>
+          <w:lang w:val="en-US"/>
+        </w:rPr>
+        <w:t xml:space="preserve">                   </w:t>
+      </w:r>
+      <w:r>
+        <w:rPr>
+          <w:rFonts w:ascii="Times New Roman" w:eastAsia="Times New Roman" w:hAnsi="Times New Roman" w:cs="Times New Roman"/>
+          <w:bCs/>
+          <w:sz w:val="24"/>
+          <w:szCs w:val="24"/>
+          <w:lang w:val="en-US"/>
+        </w:rPr>
+        <w:t xml:space="preserve"> </w:t>
+      </w:r>
+      <w:r>
+        <w:rPr>
+          <w:rFonts w:ascii="Times New Roman" w:eastAsia="Times New Roman" w:hAnsi="Times New Roman" w:cs="Times New Roman"/>
+          <w:bCs/>
+          <w:sz w:val="24"/>
+          <w:szCs w:val="24"/>
+          <w:lang w:val="en-US"/>
+        </w:rPr>
+        <w:t>2022</w:t>
+      </w:r>
+    </w:p>
+    <w:p>
+      <w:pPr>
+        <w:jc w:val="both"/>
+        <w:rPr>
+          <w:rFonts w:ascii="Times New Roman" w:eastAsia="Times New Roman" w:hAnsi="Times New Roman" w:cs="Times New Roman"/>
+          <w:bCs/>
+          <w:sz w:val="24"/>
+          <w:szCs w:val="24"/>
+          <w:lang w:val="en-US"/>
+        </w:rPr>
+      </w:pPr>
+      <w:r>
+        <w:rPr>
+          <w:rFonts w:ascii="Times New Roman" w:eastAsia="Times New Roman" w:hAnsi="Times New Roman" w:cs="Times New Roman"/>
+          <w:bCs/>
+          <w:i/>
+          <w:iCs/>
+          <w:sz w:val="24"/>
+          <w:szCs w:val="24"/>
+          <w:lang w:val="en-US"/>
+        </w:rPr>
+        <w:t>European Group of Process Tracing Annual Meeting</w:t>
+      </w:r>
+      <w:r>
+        <w:rPr>
+          <w:rFonts w:ascii="Times New Roman" w:eastAsia="Times New Roman" w:hAnsi="Times New Roman" w:cs="Times New Roman"/>
+          <w:bCs/>
+          <w:sz w:val="24"/>
+          <w:szCs w:val="24"/>
+          <w:lang w:val="en-US"/>
+        </w:rPr>
+        <w:t xml:space="preserve">, Online       </w:t>
+      </w:r>
+      <w:r>
+        <w:rPr>
+          <w:rFonts w:ascii="Times New Roman" w:eastAsia="Times New Roman" w:hAnsi="Times New Roman" w:cs="Times New Roman"/>
+          <w:bCs/>
+          <w:sz w:val="24"/>
+          <w:szCs w:val="24"/>
+          <w:lang w:val="en-US"/>
+        </w:rPr>
+        <w:t xml:space="preserve">       </w:t>
+      </w:r>
+      <w:r>
+        <w:rPr>
+          <w:rFonts w:ascii="Times New Roman" w:eastAsia="Times New Roman" w:hAnsi="Times New Roman" w:cs="Times New Roman"/>
+          <w:bCs/>
+          <w:sz w:val="24"/>
+          <w:szCs w:val="24"/>
+          <w:lang w:val="en-US"/>
+        </w:rPr>
+        <w:t xml:space="preserve">                      </w:t>
+      </w:r>
+      <w:r>
+        <w:rPr>
+          <w:rFonts w:ascii="Times New Roman" w:eastAsia="Times New Roman" w:hAnsi="Times New Roman" w:cs="Times New Roman"/>
+          <w:bCs/>
+          <w:sz w:val="24"/>
+          <w:szCs w:val="24"/>
+          <w:lang w:val="en-US"/>
+        </w:rPr>
+        <w:t xml:space="preserve">              </w:t>
+      </w:r>
+      <w:r>
+        <w:rPr>
+          <w:rFonts w:ascii="Times New Roman" w:eastAsia="Times New Roman" w:hAnsi="Times New Roman" w:cs="Times New Roman"/>
+          <w:bCs/>
+          <w:sz w:val="24"/>
+          <w:szCs w:val="24"/>
+          <w:lang w:val="en-US"/>
+        </w:rPr>
+        <w:t xml:space="preserve">  </w:t>
+      </w:r>
+      <w:r>
+        <w:rPr>
+          <w:rFonts w:ascii="Times New Roman" w:eastAsia="Times New Roman" w:hAnsi="Times New Roman" w:cs="Times New Roman"/>
+          <w:bCs/>
+          <w:sz w:val="24"/>
+          <w:szCs w:val="24"/>
+          <w:lang w:val="en-US"/>
+        </w:rPr>
+        <w:t xml:space="preserve">  </w:t>
+      </w:r>
+      <w:r>
+        <w:rPr>
+          <w:rFonts w:ascii="Times New Roman" w:eastAsia="Times New Roman" w:hAnsi="Times New Roman" w:cs="Times New Roman"/>
+          <w:bCs/>
+          <w:sz w:val="24"/>
+          <w:szCs w:val="24"/>
+          <w:lang w:val="en-US"/>
+        </w:rPr>
+        <w:t>2021</w:t>
+      </w:r>
+    </w:p>
+    <w:p>
+      <w:pPr>
+        <w:jc w:val="both"/>
+        <w:rPr>
+          <w:rFonts w:ascii="Times New Roman" w:eastAsia="Times New Roman" w:hAnsi="Times New Roman" w:cs="Times New Roman"/>
+          <w:bCs/>
+          <w:sz w:val="24"/>
+          <w:szCs w:val="24"/>
+          <w:lang w:val="en-US"/>
+        </w:rPr>
+      </w:pPr>
+      <w:r>
+        <w:rPr>
+          <w:rFonts w:ascii="Times New Roman" w:eastAsia="Times New Roman" w:hAnsi="Times New Roman" w:cs="Times New Roman"/>
+          <w:bCs/>
+          <w:i/>
+          <w:iCs/>
+          <w:sz w:val="24"/>
+          <w:szCs w:val="24"/>
+          <w:lang w:val="en-US"/>
+        </w:rPr>
+        <w:t>Society for Mathematical Psychology</w:t>
+      </w:r>
+      <w:r>
+        <w:rPr>
+          <w:rFonts w:ascii="Times New Roman" w:eastAsia="Times New Roman" w:hAnsi="Times New Roman" w:cs="Times New Roman"/>
+          <w:bCs/>
+          <w:sz w:val="24"/>
+          <w:szCs w:val="24"/>
+          <w:lang w:val="en-US"/>
+        </w:rPr>
+        <w:t xml:space="preserve">, Online                                                       </w:t>
+      </w:r>
+      <w:r>
+        <w:rPr>
+          <w:rFonts w:ascii="Times New Roman" w:eastAsia="Times New Roman" w:hAnsi="Times New Roman" w:cs="Times New Roman"/>
+          <w:bCs/>
+          <w:sz w:val="24"/>
+          <w:szCs w:val="24"/>
+          <w:lang w:val="en-US"/>
+        </w:rPr>
+        <w:t xml:space="preserve">                   </w:t>
+      </w:r>
+      <w:r>
+        <w:rPr>
+          <w:rFonts w:ascii="Times New Roman" w:eastAsia="Times New Roman" w:hAnsi="Times New Roman" w:cs="Times New Roman"/>
+          <w:bCs/>
+          <w:sz w:val="24"/>
+          <w:szCs w:val="24"/>
+          <w:lang w:val="en-US"/>
+        </w:rPr>
+        <w:t xml:space="preserve"> </w:t>
+      </w:r>
+      <w:r>
+        <w:rPr>
+          <w:rFonts w:ascii="Times New Roman" w:eastAsia="Times New Roman" w:hAnsi="Times New Roman" w:cs="Times New Roman"/>
+          <w:bCs/>
+          <w:sz w:val="24"/>
+          <w:szCs w:val="24"/>
+          <w:lang w:val="en-US"/>
+        </w:rPr>
+        <w:t xml:space="preserve"> </w:t>
+      </w:r>
+      <w:r>
+        <w:rPr>
+          <w:rFonts w:ascii="Times New Roman" w:eastAsia="Times New Roman" w:hAnsi="Times New Roman" w:cs="Times New Roman"/>
+          <w:bCs/>
+          <w:sz w:val="24"/>
+          <w:szCs w:val="24"/>
+          <w:lang w:val="en-US"/>
+        </w:rPr>
+        <w:t>2021</w:t>
+      </w:r>
+    </w:p>
+    <w:p>
+      <w:pPr>
+        <w:spacing w:line="240" w:lineRule="auto"/>
+        <w:rPr>
+          <w:rFonts w:ascii="Times New Roman" w:eastAsia="Times New Roman" w:hAnsi="Times New Roman" w:cs="Times New Roman"/>
+          <w:b/>
+          <w:sz w:val="24"/>
+          <w:szCs w:val="24"/>
+        </w:rPr>
       </w:pPr>
     </w:p>
     <w:p>
@@ -2209,27 +3018,397 @@
           <w:sz w:val="24"/>
           <w:szCs w:val="24"/>
         </w:rPr>
-        <w:t>CONFERENCE</w:t>
-      </w:r>
-      <w:r>
-        <w:rPr>
-          <w:rFonts w:ascii="Times New Roman" w:eastAsia="Times New Roman" w:hAnsi="Times New Roman" w:cs="Times New Roman"/>
-          <w:b/>
-          <w:sz w:val="24"/>
-          <w:szCs w:val="24"/>
-        </w:rPr>
-        <w:t xml:space="preserve"> TALKS</w:t>
-      </w:r>
-    </w:p>
-    <w:p>
-      <w:pPr>
-        <w:rPr>
-          <w:rFonts w:ascii="Times New Roman" w:eastAsia="Times New Roman" w:hAnsi="Times New Roman" w:cs="Times New Roman"/>
-          <w:bCs/>
+        <w:t xml:space="preserve">INVITED </w:t>
+      </w:r>
+      <w:r>
+        <w:rPr>
+          <w:rFonts w:ascii="Times New Roman" w:eastAsia="Times New Roman" w:hAnsi="Times New Roman" w:cs="Times New Roman" w:hint="eastAsia"/>
+          <w:b/>
+          <w:sz w:val="24"/>
+          <w:szCs w:val="24"/>
+        </w:rPr>
+        <w:t>TALKS</w:t>
+      </w:r>
+    </w:p>
+    <w:p>
+      <w:pPr>
+        <w:spacing w:line="240" w:lineRule="auto"/>
+        <w:rPr>
+          <w:rFonts w:ascii="Times New Roman" w:eastAsia="Times New Roman" w:hAnsi="Times New Roman" w:cs="Times New Roman"/>
+          <w:b/>
           <w:sz w:val="10"/>
           <w:szCs w:val="10"/>
         </w:rPr>
       </w:pPr>
+    </w:p>
+    <w:p>
+      <w:pPr>
+        <w:spacing w:line="240" w:lineRule="auto"/>
+        <w:ind w:left="-260" w:firstLine="260"/>
+        <w:jc w:val="both"/>
+        <w:rPr>
+          <w:rFonts w:ascii="Times New Roman" w:eastAsia="Times New Roman" w:hAnsi="Times New Roman" w:cs="Times New Roman"/>
+          <w:bCs/>
+          <w:sz w:val="24"/>
+          <w:szCs w:val="24"/>
+        </w:rPr>
+      </w:pPr>
+      <w:r>
+        <w:rPr>
+          <w:rFonts w:ascii="Times New Roman" w:eastAsia="Times New Roman" w:hAnsi="Times New Roman" w:cs="Times New Roman" w:hint="eastAsia"/>
+          <w:bCs/>
+          <w:sz w:val="24"/>
+          <w:szCs w:val="24"/>
+        </w:rPr>
+        <w:t>Shenhav lab, Department of Psychology, UC Berkeley, CA, US                                              2024</w:t>
+      </w:r>
+    </w:p>
+    <w:p>
+      <w:pPr>
+        <w:spacing w:line="240" w:lineRule="auto"/>
+        <w:ind w:left="-260" w:firstLine="260"/>
+        <w:jc w:val="both"/>
+        <w:rPr>
+          <w:rFonts w:ascii="Times New Roman" w:eastAsia="Times New Roman" w:hAnsi="Times New Roman" w:cs="Times New Roman"/>
+          <w:bCs/>
+          <w:sz w:val="24"/>
+          <w:szCs w:val="24"/>
+        </w:rPr>
+      </w:pPr>
+      <w:r>
+        <w:rPr>
+          <w:rFonts w:ascii="Times New Roman" w:eastAsia="Times New Roman" w:hAnsi="Times New Roman" w:cs="Times New Roman" w:hint="eastAsia"/>
+          <w:bCs/>
+          <w:sz w:val="24"/>
+          <w:szCs w:val="24"/>
+        </w:rPr>
+        <w:t xml:space="preserve">MindCORE, </w:t>
+      </w:r>
+      <w:r>
+        <w:rPr>
+          <w:rFonts w:ascii="Times New Roman" w:eastAsia="Times New Roman" w:hAnsi="Times New Roman" w:cs="Times New Roman"/>
+          <w:bCs/>
+          <w:sz w:val="24"/>
+          <w:szCs w:val="24"/>
+        </w:rPr>
+        <w:t>University of Pennsylvania</w:t>
+      </w:r>
+      <w:r>
+        <w:rPr>
+          <w:rFonts w:ascii="Times New Roman" w:eastAsia="Times New Roman" w:hAnsi="Times New Roman" w:cs="Times New Roman" w:hint="eastAsia"/>
+          <w:bCs/>
+          <w:sz w:val="24"/>
+          <w:szCs w:val="24"/>
+        </w:rPr>
+        <w:t>, PA, US                                                                      2024</w:t>
+      </w:r>
+    </w:p>
+    <w:p>
+      <w:pPr>
+        <w:spacing w:line="240" w:lineRule="auto"/>
+        <w:ind w:left="-260" w:firstLine="260"/>
+        <w:jc w:val="both"/>
+        <w:rPr>
+          <w:rFonts w:ascii="Times New Roman" w:eastAsia="Times New Roman" w:hAnsi="Times New Roman" w:cs="Times New Roman"/>
+          <w:bCs/>
+          <w:sz w:val="24"/>
+          <w:szCs w:val="24"/>
+        </w:rPr>
+      </w:pPr>
+      <w:r>
+        <w:rPr>
+          <w:rFonts w:ascii="Times New Roman" w:eastAsia="Times New Roman" w:hAnsi="Times New Roman" w:cs="Times New Roman"/>
+          <w:bCs/>
+          <w:sz w:val="24"/>
+          <w:szCs w:val="24"/>
+        </w:rPr>
+        <w:t xml:space="preserve">School of </w:t>
+      </w:r>
+      <w:r>
+        <w:rPr>
+          <w:rFonts w:ascii="Times New Roman" w:eastAsia="Times New Roman" w:hAnsi="Times New Roman" w:cs="Times New Roman"/>
+          <w:bCs/>
+          <w:sz w:val="24"/>
+          <w:szCs w:val="24"/>
+        </w:rPr>
+        <w:t>M</w:t>
+      </w:r>
+      <w:r>
+        <w:rPr>
+          <w:rFonts w:ascii="Times New Roman" w:eastAsia="Times New Roman" w:hAnsi="Times New Roman" w:cs="Times New Roman"/>
+          <w:bCs/>
+          <w:sz w:val="24"/>
+          <w:szCs w:val="24"/>
+        </w:rPr>
+        <w:t xml:space="preserve">anagement, </w:t>
+      </w:r>
+      <w:r>
+        <w:rPr>
+          <w:rFonts w:ascii="Times New Roman" w:eastAsia="Times New Roman" w:hAnsi="Times New Roman" w:cs="Times New Roman"/>
+          <w:bCs/>
+          <w:sz w:val="24"/>
+          <w:szCs w:val="24"/>
+        </w:rPr>
+        <w:t>UC</w:t>
+      </w:r>
+      <w:r>
+        <w:rPr>
+          <w:rFonts w:ascii="Times New Roman" w:eastAsia="Times New Roman" w:hAnsi="Times New Roman" w:cs="Times New Roman" w:hint="eastAsia"/>
+          <w:bCs/>
+          <w:sz w:val="24"/>
+          <w:szCs w:val="24"/>
+        </w:rPr>
+        <w:t xml:space="preserve"> Los Angeles</w:t>
+      </w:r>
+      <w:r>
+        <w:rPr>
+          <w:rFonts w:ascii="Times New Roman" w:eastAsia="Times New Roman" w:hAnsi="Times New Roman" w:cs="Times New Roman"/>
+          <w:bCs/>
+          <w:sz w:val="24"/>
+          <w:szCs w:val="24"/>
+        </w:rPr>
+        <w:t xml:space="preserve">, </w:t>
+      </w:r>
+      <w:r>
+        <w:rPr>
+          <w:rFonts w:ascii="Times New Roman" w:eastAsia="Times New Roman" w:hAnsi="Times New Roman" w:cs="Times New Roman"/>
+          <w:bCs/>
+          <w:sz w:val="24"/>
+          <w:szCs w:val="24"/>
+        </w:rPr>
+        <w:t>CA, US</w:t>
+      </w:r>
+      <w:r>
+        <w:rPr>
+          <w:rFonts w:ascii="Times New Roman" w:eastAsia="Times New Roman" w:hAnsi="Times New Roman" w:cs="Times New Roman"/>
+          <w:bCs/>
+          <w:sz w:val="24"/>
+          <w:szCs w:val="24"/>
+        </w:rPr>
+        <w:t xml:space="preserve">  </w:t>
+      </w:r>
+      <w:r>
+        <w:rPr>
+          <w:rFonts w:ascii="Times New Roman" w:eastAsia="Times New Roman" w:hAnsi="Times New Roman" w:cs="Times New Roman"/>
+          <w:bCs/>
+          <w:sz w:val="24"/>
+          <w:szCs w:val="24"/>
+        </w:rPr>
+        <w:t xml:space="preserve">                                                                                 </w:t>
+      </w:r>
+      <w:r>
+        <w:rPr>
+          <w:rFonts w:ascii="Times New Roman" w:eastAsia="Times New Roman" w:hAnsi="Times New Roman" w:cs="Times New Roman"/>
+          <w:bCs/>
+          <w:sz w:val="24"/>
+          <w:szCs w:val="24"/>
+        </w:rPr>
+        <w:t xml:space="preserve"> </w:t>
+      </w:r>
+      <w:r>
+        <w:rPr>
+          <w:rFonts w:ascii="Times New Roman" w:eastAsia="Times New Roman" w:hAnsi="Times New Roman" w:cs="Times New Roman"/>
+          <w:bCs/>
+          <w:sz w:val="24"/>
+          <w:szCs w:val="24"/>
+        </w:rPr>
+        <w:t>2023</w:t>
+      </w:r>
+    </w:p>
+    <w:p>
+      <w:pPr>
+        <w:spacing w:line="240" w:lineRule="auto"/>
+        <w:ind w:left="-260" w:firstLine="260"/>
+        <w:jc w:val="both"/>
+        <w:rPr>
+          <w:rFonts w:ascii="Times New Roman" w:eastAsia="Times New Roman" w:hAnsi="Times New Roman" w:cs="Times New Roman"/>
+          <w:bCs/>
+          <w:sz w:val="24"/>
+          <w:szCs w:val="24"/>
+        </w:rPr>
+      </w:pPr>
+      <w:r>
+        <w:rPr>
+          <w:rFonts w:ascii="Times New Roman" w:eastAsia="Times New Roman" w:hAnsi="Times New Roman" w:cs="Times New Roman"/>
+          <w:bCs/>
+          <w:sz w:val="24"/>
+          <w:szCs w:val="24"/>
+        </w:rPr>
+        <w:t xml:space="preserve">School of </w:t>
+      </w:r>
+      <w:r>
+        <w:rPr>
+          <w:rFonts w:ascii="Times New Roman" w:eastAsia="Times New Roman" w:hAnsi="Times New Roman" w:cs="Times New Roman"/>
+          <w:bCs/>
+          <w:sz w:val="24"/>
+          <w:szCs w:val="24"/>
+        </w:rPr>
+        <w:t>M</w:t>
+      </w:r>
+      <w:r>
+        <w:rPr>
+          <w:rFonts w:ascii="Times New Roman" w:eastAsia="Times New Roman" w:hAnsi="Times New Roman" w:cs="Times New Roman"/>
+          <w:bCs/>
+          <w:sz w:val="24"/>
+          <w:szCs w:val="24"/>
+        </w:rPr>
+        <w:t xml:space="preserve">anagement, Zhejiang University, China  </w:t>
+      </w:r>
+      <w:r>
+        <w:rPr>
+          <w:rFonts w:ascii="Times New Roman" w:eastAsia="Times New Roman" w:hAnsi="Times New Roman" w:cs="Times New Roman"/>
+          <w:bCs/>
+          <w:sz w:val="24"/>
+          <w:szCs w:val="24"/>
+        </w:rPr>
+        <w:t xml:space="preserve">                                     </w:t>
+      </w:r>
+      <w:r>
+        <w:rPr>
+          <w:rFonts w:ascii="Times New Roman" w:eastAsia="Times New Roman" w:hAnsi="Times New Roman" w:cs="Times New Roman"/>
+          <w:bCs/>
+          <w:sz w:val="24"/>
+          <w:szCs w:val="24"/>
+        </w:rPr>
+        <w:t xml:space="preserve">     </w:t>
+      </w:r>
+      <w:r>
+        <w:rPr>
+          <w:rFonts w:ascii="Times New Roman" w:eastAsia="Times New Roman" w:hAnsi="Times New Roman" w:cs="Times New Roman"/>
+          <w:bCs/>
+          <w:sz w:val="24"/>
+          <w:szCs w:val="24"/>
+        </w:rPr>
+        <w:t xml:space="preserve">  </w:t>
+      </w:r>
+      <w:r>
+        <w:rPr>
+          <w:rFonts w:ascii="Times New Roman" w:eastAsia="Times New Roman" w:hAnsi="Times New Roman" w:cs="Times New Roman"/>
+          <w:bCs/>
+          <w:sz w:val="24"/>
+          <w:szCs w:val="24"/>
+        </w:rPr>
+        <w:t xml:space="preserve"> </w:t>
+      </w:r>
+      <w:r>
+        <w:rPr>
+          <w:rFonts w:ascii="Times New Roman" w:eastAsia="Times New Roman" w:hAnsi="Times New Roman" w:cs="Times New Roman"/>
+          <w:bCs/>
+          <w:sz w:val="24"/>
+          <w:szCs w:val="24"/>
+        </w:rPr>
+        <w:t xml:space="preserve">                   </w:t>
+      </w:r>
+      <w:r>
+        <w:rPr>
+          <w:rFonts w:ascii="Times New Roman" w:eastAsia="Times New Roman" w:hAnsi="Times New Roman" w:cs="Times New Roman"/>
+          <w:bCs/>
+          <w:sz w:val="24"/>
+          <w:szCs w:val="24"/>
+        </w:rPr>
+        <w:t>2023</w:t>
+      </w:r>
+    </w:p>
+    <w:p>
+      <w:pPr>
+        <w:spacing w:line="240" w:lineRule="auto"/>
+        <w:ind w:left="-260" w:firstLine="260"/>
+        <w:jc w:val="both"/>
+        <w:rPr>
+          <w:rFonts w:ascii="Times New Roman" w:eastAsia="Times New Roman" w:hAnsi="Times New Roman" w:cs="Times New Roman"/>
+          <w:bCs/>
+          <w:sz w:val="24"/>
+          <w:szCs w:val="24"/>
+        </w:rPr>
+      </w:pPr>
+      <w:r>
+        <w:rPr>
+          <w:rFonts w:ascii="Times New Roman" w:eastAsia="Times New Roman" w:hAnsi="Times New Roman" w:cs="Times New Roman"/>
+          <w:bCs/>
+          <w:sz w:val="24"/>
+          <w:szCs w:val="24"/>
+        </w:rPr>
+        <w:t>Center for comparative psycholinguistics U</w:t>
+      </w:r>
+      <w:r>
+        <w:rPr>
+          <w:rFonts w:ascii="Times New Roman" w:eastAsia="Times New Roman" w:hAnsi="Times New Roman" w:cs="Times New Roman" w:hint="eastAsia"/>
+          <w:bCs/>
+          <w:sz w:val="24"/>
+          <w:szCs w:val="24"/>
+        </w:rPr>
+        <w:t>n</w:t>
+      </w:r>
+      <w:r>
+        <w:rPr>
+          <w:rFonts w:ascii="Times New Roman" w:eastAsia="Times New Roman" w:hAnsi="Times New Roman" w:cs="Times New Roman"/>
+          <w:bCs/>
+          <w:sz w:val="24"/>
+          <w:szCs w:val="24"/>
+        </w:rPr>
+        <w:t xml:space="preserve">iversity of Alberta, CA                                       </w:t>
+      </w:r>
+      <w:r>
+        <w:rPr>
+          <w:rFonts w:ascii="Times New Roman" w:eastAsia="Times New Roman" w:hAnsi="Times New Roman" w:cs="Times New Roman"/>
+          <w:bCs/>
+          <w:sz w:val="24"/>
+          <w:szCs w:val="24"/>
+        </w:rPr>
+        <w:t xml:space="preserve"> </w:t>
+      </w:r>
+      <w:r>
+        <w:rPr>
+          <w:rFonts w:ascii="Times New Roman" w:eastAsia="Times New Roman" w:hAnsi="Times New Roman" w:cs="Times New Roman"/>
+          <w:bCs/>
+          <w:sz w:val="24"/>
+          <w:szCs w:val="24"/>
+        </w:rPr>
+        <w:t>2022</w:t>
+      </w:r>
+    </w:p>
+    <w:p>
+      <w:pPr>
+        <w:spacing w:line="240" w:lineRule="auto"/>
+        <w:ind w:left="-260"/>
+        <w:rPr>
+          <w:rFonts w:ascii="Times New Roman" w:eastAsia="Times New Roman" w:hAnsi="Times New Roman" w:cs="Times New Roman"/>
+          <w:b/>
+          <w:sz w:val="24"/>
+          <w:szCs w:val="24"/>
+        </w:rPr>
+      </w:pPr>
+    </w:p>
+    <w:p>
+      <w:pPr>
+        <w:spacing w:line="240" w:lineRule="auto"/>
+        <w:ind w:left="-260"/>
+        <w:rPr>
+          <w:rFonts w:ascii="Times New Roman" w:eastAsia="Times New Roman" w:hAnsi="Times New Roman" w:cs="Times New Roman"/>
+          <w:b/>
+          <w:sz w:val="24"/>
+          <w:szCs w:val="24"/>
+        </w:rPr>
+      </w:pPr>
+      <w:r>
+        <w:rPr>
+          <w:rFonts w:ascii="Times New Roman" w:eastAsia="Times New Roman" w:hAnsi="Times New Roman" w:cs="Times New Roman"/>
+          <w:b/>
+          <w:sz w:val="24"/>
+          <w:szCs w:val="24"/>
+        </w:rPr>
+        <w:t>POSTER PRESENTATIONS</w:t>
+      </w:r>
+    </w:p>
+    <w:p>
+      <w:pPr>
+        <w:rPr>
+          <w:rFonts w:ascii="Times New Roman" w:eastAsia="Times New Roman" w:hAnsi="Times New Roman" w:cs="Times New Roman"/>
+          <w:bCs/>
+          <w:sz w:val="10"/>
+          <w:szCs w:val="10"/>
+        </w:rPr>
+      </w:pPr>
       <w:r>
         <w:rPr>
           <w:rFonts w:ascii="Times New Roman" w:eastAsia="Times New Roman" w:hAnsi="Times New Roman" w:cs="Times New Roman"/>
@@ -2271,7 +3450,7 @@
           <w:szCs w:val="24"/>
           <w:lang w:val="en-US"/>
         </w:rPr>
-        <w:t>New York, NY                                                      2024</w:t>
+        <w:t>San Francisco, CA                                                 2023</w:t>
       </w:r>
     </w:p>
     <w:p>
@@ -2295,17 +3474,7 @@
           <w:szCs w:val="24"/>
           <w:lang w:val="en-US"/>
         </w:rPr>
-        <w:t xml:space="preserve">Association for Consumer Research, </w:t>
-      </w:r>
-      <w:r>
-        <w:rPr>
-          <w:rFonts w:ascii="Times New Roman" w:eastAsia="Times New Roman" w:hAnsi="Times New Roman" w:cs="Times New Roman"/>
-          <w:bCs/>
-          <w:sz w:val="24"/>
-          <w:szCs w:val="24"/>
-          <w:lang w:val="en-US"/>
-        </w:rPr>
-        <w:t xml:space="preserve">Seattle, WA                                                                    </w:t>
+        <w:t>Interdisciplinary Symposium on Decision Neuroscience,</w:t>
       </w:r>
       <w:r>
         <w:rPr>
@@ -2325,7 +3494,47 @@
           <w:szCs w:val="24"/>
           <w:lang w:val="en-US"/>
         </w:rPr>
-        <w:t>2023</w:t>
+        <w:t>P</w:t>
+      </w:r>
+      <w:r>
+        <w:rPr>
+          <w:rFonts w:ascii="Times New Roman" w:eastAsia="Times New Roman" w:hAnsi="Times New Roman" w:cs="Times New Roman"/>
+          <w:bCs/>
+          <w:sz w:val="24"/>
+          <w:szCs w:val="24"/>
+          <w:lang w:val="en-US"/>
+        </w:rPr>
+        <w:t>hiladelphia</w:t>
+      </w:r>
+      <w:r>
+        <w:rPr>
+          <w:rFonts w:ascii="Times New Roman" w:eastAsia="Times New Roman" w:hAnsi="Times New Roman" w:cs="Times New Roman"/>
+          <w:bCs/>
+          <w:sz w:val="24"/>
+          <w:szCs w:val="24"/>
+          <w:lang w:val="en-US"/>
+        </w:rPr>
+        <w:t xml:space="preserve">, PA                              </w:t>
+      </w:r>
+      <w:r>
+        <w:rPr>
+          <w:rFonts w:ascii="Times New Roman" w:eastAsia="Times New Roman" w:hAnsi="Times New Roman" w:cs="Times New Roman"/>
+          <w:bCs/>
+          <w:sz w:val="24"/>
+          <w:szCs w:val="24"/>
+          <w:lang w:val="en-US"/>
+        </w:rPr>
+        <w:t>202</w:t>
+      </w:r>
+      <w:r>
+        <w:rPr>
+          <w:rFonts w:ascii="Times New Roman" w:eastAsia="Times New Roman" w:hAnsi="Times New Roman" w:cs="Times New Roman"/>
+          <w:bCs/>
+          <w:sz w:val="24"/>
+          <w:szCs w:val="24"/>
+          <w:lang w:val="en-US"/>
+        </w:rPr>
+        <w:t>3</w:t>
       </w:r>
     </w:p>
     <w:p>
@@ -2349,37 +3558,68 @@
           <w:szCs w:val="24"/>
           <w:lang w:val="en-US"/>
         </w:rPr>
-        <w:t>Cognitive Development Society Conference</w:t>
-      </w:r>
-      <w:r>
-        <w:rPr>
-          <w:rFonts w:ascii="Times New Roman" w:eastAsia="Times New Roman" w:hAnsi="Times New Roman" w:cs="Times New Roman"/>
-          <w:bCs/>
-          <w:sz w:val="24"/>
-          <w:szCs w:val="24"/>
-          <w:lang w:val="en-US"/>
-        </w:rPr>
-        <w:t xml:space="preserve">, Madison, WI                                    </w:t>
-      </w:r>
-      <w:r>
-        <w:rPr>
-          <w:rFonts w:ascii="Times New Roman" w:eastAsia="Times New Roman" w:hAnsi="Times New Roman" w:cs="Times New Roman"/>
-          <w:bCs/>
-          <w:sz w:val="24"/>
-          <w:szCs w:val="24"/>
-          <w:lang w:val="en-US"/>
-        </w:rPr>
-        <w:t xml:space="preserve">                   </w:t>
-      </w:r>
-      <w:r>
-        <w:rPr>
-          <w:rFonts w:ascii="Times New Roman" w:eastAsia="Times New Roman" w:hAnsi="Times New Roman" w:cs="Times New Roman"/>
-          <w:bCs/>
-          <w:sz w:val="24"/>
-          <w:szCs w:val="24"/>
-          <w:lang w:val="en-US"/>
-        </w:rPr>
-        <w:t xml:space="preserve"> </w:t>
+        <w:t>Society for Neuroeconomics,</w:t>
+      </w:r>
+      <w:r>
+        <w:rPr>
+          <w:rFonts w:ascii="Times New Roman" w:eastAsia="Times New Roman" w:hAnsi="Times New Roman" w:cs="Times New Roman"/>
+          <w:bCs/>
+          <w:sz w:val="24"/>
+          <w:szCs w:val="24"/>
+          <w:lang w:val="en-US"/>
+        </w:rPr>
+        <w:t xml:space="preserve"> Washington, DC </w:t>
+      </w:r>
+      <w:r>
+        <w:rPr>
+          <w:rFonts w:ascii="Times New Roman" w:eastAsia="Times New Roman" w:hAnsi="Times New Roman" w:cs="Times New Roman"/>
+          <w:bCs/>
+          <w:sz w:val="24"/>
+          <w:szCs w:val="24"/>
+          <w:lang w:val="en-US"/>
+        </w:rPr>
+        <w:tab/>
+      </w:r>
+      <w:r>
+        <w:rPr>
+          <w:rFonts w:ascii="Times New Roman" w:eastAsia="Times New Roman" w:hAnsi="Times New Roman" w:cs="Times New Roman"/>
+          <w:bCs/>
+          <w:sz w:val="24"/>
+          <w:szCs w:val="24"/>
+          <w:lang w:val="en-US"/>
+        </w:rPr>
+        <w:tab/>
+      </w:r>
+      <w:r>
+        <w:rPr>
+          <w:rFonts w:ascii="Times New Roman" w:eastAsia="Times New Roman" w:hAnsi="Times New Roman" w:cs="Times New Roman"/>
+          <w:bCs/>
+          <w:sz w:val="24"/>
+          <w:szCs w:val="24"/>
+          <w:lang w:val="en-US"/>
+        </w:rPr>
+        <w:tab/>
+      </w:r>
+      <w:r>
+        <w:rPr>
+          <w:rFonts w:ascii="Times New Roman" w:eastAsia="Times New Roman" w:hAnsi="Times New Roman" w:cs="Times New Roman"/>
+          <w:bCs/>
+          <w:sz w:val="24"/>
+          <w:szCs w:val="24"/>
+          <w:lang w:val="en-US"/>
+        </w:rPr>
+        <w:tab/>
+        <w:t xml:space="preserve">          </w:t>
+      </w:r>
+      <w:r>
+        <w:rPr>
+          <w:rFonts w:ascii="Times New Roman" w:eastAsia="Times New Roman" w:hAnsi="Times New Roman" w:cs="Times New Roman"/>
+          <w:bCs/>
+          <w:sz w:val="24"/>
+          <w:szCs w:val="24"/>
+          <w:lang w:val="en-US"/>
+        </w:rPr>
+        <w:t xml:space="preserve">                  </w:t>
       </w:r>
       <w:r>
         <w:rPr>
@@ -2413,82 +3653,41 @@
           <w:szCs w:val="24"/>
           <w:lang w:val="en-US"/>
         </w:rPr>
-        <w:t>European Group of Process Tracing Annual Meeting</w:t>
-      </w:r>
-      <w:r>
-        <w:rPr>
-          <w:rFonts w:ascii="Times New Roman" w:eastAsia="Times New Roman" w:hAnsi="Times New Roman" w:cs="Times New Roman"/>
-          <w:bCs/>
-          <w:sz w:val="24"/>
-          <w:szCs w:val="24"/>
-          <w:lang w:val="en-US"/>
-        </w:rPr>
-        <w:t xml:space="preserve">, Online       </w:t>
-      </w:r>
-      <w:r>
-        <w:rPr>
-          <w:rFonts w:ascii="Times New Roman" w:eastAsia="Times New Roman" w:hAnsi="Times New Roman" w:cs="Times New Roman"/>
-          <w:bCs/>
-          <w:sz w:val="24"/>
-          <w:szCs w:val="24"/>
-          <w:lang w:val="en-US"/>
-        </w:rPr>
-        <w:t xml:space="preserve">       </w:t>
-      </w:r>
-      <w:r>
-        <w:rPr>
-          <w:rFonts w:ascii="Times New Roman" w:eastAsia="Times New Roman" w:hAnsi="Times New Roman" w:cs="Times New Roman"/>
-          <w:bCs/>
-          <w:sz w:val="24"/>
-          <w:szCs w:val="24"/>
-          <w:lang w:val="en-US"/>
-        </w:rPr>
-        <w:t xml:space="preserve">                      </w:t>
-      </w:r>
-      <w:r>
-        <w:rPr>
-          <w:rFonts w:ascii="Times New Roman" w:eastAsia="Times New Roman" w:hAnsi="Times New Roman" w:cs="Times New Roman"/>
-          <w:bCs/>
-          <w:sz w:val="24"/>
-          <w:szCs w:val="24"/>
-          <w:lang w:val="en-US"/>
-        </w:rPr>
-        <w:t xml:space="preserve">              </w:t>
-      </w:r>
-      <w:r>
-        <w:rPr>
-          <w:rFonts w:ascii="Times New Roman" w:eastAsia="Times New Roman" w:hAnsi="Times New Roman" w:cs="Times New Roman"/>
-          <w:bCs/>
-          <w:sz w:val="24"/>
-          <w:szCs w:val="24"/>
-          <w:lang w:val="en-US"/>
-        </w:rPr>
-        <w:t xml:space="preserve">  </w:t>
-      </w:r>
-      <w:r>
-        <w:rPr>
-          <w:rFonts w:ascii="Times New Roman" w:eastAsia="Times New Roman" w:hAnsi="Times New Roman" w:cs="Times New Roman"/>
-          <w:bCs/>
-          <w:sz w:val="24"/>
-          <w:szCs w:val="24"/>
-          <w:lang w:val="en-US"/>
-        </w:rPr>
-        <w:t xml:space="preserve">  </w:t>
-      </w:r>
-      <w:r>
-        <w:rPr>
-          <w:rFonts w:ascii="Times New Roman" w:eastAsia="Times New Roman" w:hAnsi="Times New Roman" w:cs="Times New Roman"/>
-          <w:bCs/>
-          <w:sz w:val="24"/>
-          <w:szCs w:val="24"/>
-          <w:lang w:val="en-US"/>
-        </w:rPr>
-        <w:t>2021</w:t>
-      </w:r>
-    </w:p>
-    <w:p>
-      <w:pPr>
-        <w:jc w:val="both"/>
+        <w:t>Decision Science Collaborative Spring Forum,</w:t>
+      </w:r>
+      <w:r>
+        <w:rPr>
+          <w:rFonts w:ascii="Times New Roman" w:eastAsia="Times New Roman" w:hAnsi="Times New Roman" w:cs="Times New Roman"/>
+          <w:bCs/>
+          <w:sz w:val="24"/>
+          <w:szCs w:val="24"/>
+          <w:lang w:val="en-US"/>
+        </w:rPr>
+        <w:t xml:space="preserve"> Columbus, OH                              </w:t>
+      </w:r>
+      <w:r>
+        <w:rPr>
+          <w:rFonts w:ascii="Times New Roman" w:eastAsia="Times New Roman" w:hAnsi="Times New Roman" w:cs="Times New Roman"/>
+          <w:bCs/>
+          <w:sz w:val="24"/>
+          <w:szCs w:val="24"/>
+          <w:lang w:val="en-US"/>
+        </w:rPr>
+        <w:t xml:space="preserve">                  </w:t>
+      </w:r>
+      <w:r>
+        <w:rPr>
+          <w:rFonts w:ascii="Times New Roman" w:eastAsia="Times New Roman" w:hAnsi="Times New Roman" w:cs="Times New Roman"/>
+          <w:bCs/>
+          <w:sz w:val="24"/>
+          <w:szCs w:val="24"/>
+          <w:lang w:val="en-US"/>
+        </w:rPr>
+        <w:t xml:space="preserve">2022    </w:t>
+      </w:r>
+    </w:p>
+    <w:p>
+      <w:pPr>
         <w:rPr>
           <w:rFonts w:ascii="Times New Roman" w:eastAsia="Times New Roman" w:hAnsi="Times New Roman" w:cs="Times New Roman"/>
           <w:bCs/>
@@ -2507,17 +3706,17 @@
           <w:szCs w:val="24"/>
           <w:lang w:val="en-US"/>
         </w:rPr>
-        <w:t>Society for Mathematical Psychology</w:t>
-      </w:r>
-      <w:r>
-        <w:rPr>
-          <w:rFonts w:ascii="Times New Roman" w:eastAsia="Times New Roman" w:hAnsi="Times New Roman" w:cs="Times New Roman"/>
-          <w:bCs/>
-          <w:sz w:val="24"/>
-          <w:szCs w:val="24"/>
-          <w:lang w:val="en-US"/>
-        </w:rPr>
-        <w:t xml:space="preserve">, Online                                                       </w:t>
+        <w:t>Interdisciplinary Symposium on Decision Neuroscience,</w:t>
+      </w:r>
+      <w:r>
+        <w:rPr>
+          <w:rFonts w:ascii="Times New Roman" w:eastAsia="Times New Roman" w:hAnsi="Times New Roman" w:cs="Times New Roman"/>
+          <w:bCs/>
+          <w:sz w:val="24"/>
+          <w:szCs w:val="24"/>
+          <w:lang w:val="en-US"/>
+        </w:rPr>
+        <w:t xml:space="preserve"> Online                          </w:t>
       </w:r>
       <w:r>
         <w:rPr>
@@ -2537,12 +3736,512 @@
           <w:szCs w:val="24"/>
           <w:lang w:val="en-US"/>
         </w:rPr>
+        <w:t xml:space="preserve"> 2021</w:t>
+      </w:r>
+    </w:p>
+    <w:p>
+      <w:pPr>
+        <w:rPr>
+          <w:rFonts w:ascii="Times New Roman" w:eastAsia="Times New Roman" w:hAnsi="Times New Roman" w:cs="Times New Roman"/>
+          <w:bCs/>
+          <w:sz w:val="24"/>
+          <w:szCs w:val="24"/>
+          <w:lang w:val="en-US"/>
+        </w:rPr>
+      </w:pPr>
+      <w:r>
+        <w:rPr>
+          <w:rFonts w:ascii="Times New Roman" w:eastAsia="Times New Roman" w:hAnsi="Times New Roman" w:cs="Times New Roman"/>
+          <w:bCs/>
+          <w:i/>
+          <w:iCs/>
+          <w:sz w:val="24"/>
+          <w:szCs w:val="24"/>
+          <w:lang w:val="en-US"/>
+        </w:rPr>
+        <w:t>Society for Neuroeconomics,</w:t>
+      </w:r>
+      <w:r>
+        <w:rPr>
+          <w:rFonts w:ascii="Times New Roman" w:eastAsia="Times New Roman" w:hAnsi="Times New Roman" w:cs="Times New Roman"/>
+          <w:bCs/>
+          <w:sz w:val="24"/>
+          <w:szCs w:val="24"/>
+          <w:lang w:val="en-US"/>
+        </w:rPr>
+        <w:t xml:space="preserve"> Online                                             </w:t>
+      </w:r>
+      <w:r>
+        <w:rPr>
+          <w:rFonts w:ascii="Times New Roman" w:eastAsia="Times New Roman" w:hAnsi="Times New Roman" w:cs="Times New Roman"/>
+          <w:bCs/>
+          <w:sz w:val="24"/>
+          <w:szCs w:val="24"/>
+          <w:lang w:val="en-US"/>
+        </w:rPr>
+        <w:tab/>
+        <w:t xml:space="preserve">           </w:t>
+      </w:r>
+      <w:r>
+        <w:rPr>
+          <w:rFonts w:ascii="Times New Roman" w:eastAsia="Times New Roman" w:hAnsi="Times New Roman" w:cs="Times New Roman"/>
+          <w:bCs/>
+          <w:sz w:val="24"/>
+          <w:szCs w:val="24"/>
+          <w:lang w:val="en-US"/>
+        </w:rPr>
+        <w:t xml:space="preserve">                   </w:t>
+      </w:r>
+      <w:r>
+        <w:rPr>
+          <w:rFonts w:ascii="Times New Roman" w:eastAsia="Times New Roman" w:hAnsi="Times New Roman" w:cs="Times New Roman"/>
+          <w:bCs/>
+          <w:sz w:val="24"/>
+          <w:szCs w:val="24"/>
+          <w:lang w:val="en-US"/>
+        </w:rPr>
+        <w:t xml:space="preserve">2020, 2021               </w:t>
+      </w:r>
+    </w:p>
+    <w:p>
+      <w:pPr>
+        <w:rPr>
+          <w:rFonts w:ascii="Times New Roman" w:eastAsia="Times New Roman" w:hAnsi="Times New Roman" w:cs="Times New Roman"/>
+          <w:bCs/>
+          <w:sz w:val="24"/>
+          <w:szCs w:val="24"/>
+          <w:lang w:val="en-US"/>
+        </w:rPr>
+      </w:pPr>
+      <w:r>
+        <w:rPr>
+          <w:rFonts w:ascii="Times New Roman" w:eastAsia="Times New Roman" w:hAnsi="Times New Roman" w:cs="Times New Roman"/>
+          <w:bCs/>
+          <w:i/>
+          <w:iCs/>
+          <w:sz w:val="24"/>
+          <w:szCs w:val="24"/>
+          <w:lang w:val="en-US"/>
+        </w:rPr>
+        <w:t>Society for Mathematical Psychology,</w:t>
+      </w:r>
+      <w:r>
+        <w:rPr>
+          <w:rFonts w:ascii="Times New Roman" w:eastAsia="Times New Roman" w:hAnsi="Times New Roman" w:cs="Times New Roman"/>
+          <w:bCs/>
+          <w:sz w:val="24"/>
+          <w:szCs w:val="24"/>
+          <w:lang w:val="en-US"/>
+        </w:rPr>
+        <w:t xml:space="preserve"> Madison, WI                                              </w:t>
+      </w:r>
+      <w:r>
+        <w:rPr>
+          <w:rFonts w:ascii="Times New Roman" w:eastAsia="Times New Roman" w:hAnsi="Times New Roman" w:cs="Times New Roman"/>
+          <w:bCs/>
+          <w:sz w:val="24"/>
+          <w:szCs w:val="24"/>
+          <w:lang w:val="en-US"/>
+        </w:rPr>
+        <w:t xml:space="preserve">                   </w:t>
+      </w:r>
+      <w:r>
+        <w:rPr>
+          <w:rFonts w:ascii="Times New Roman" w:eastAsia="Times New Roman" w:hAnsi="Times New Roman" w:cs="Times New Roman"/>
+          <w:bCs/>
+          <w:sz w:val="24"/>
+          <w:szCs w:val="24"/>
+          <w:lang w:val="en-US"/>
+        </w:rPr>
+        <w:t>2018</w:t>
+      </w:r>
+    </w:p>
+    <w:p>
+      <w:pPr>
+        <w:spacing w:line="240" w:lineRule="auto"/>
+        <w:rPr>
+          <w:rFonts w:ascii="Times New Roman" w:eastAsia="Times New Roman" w:hAnsi="Times New Roman" w:cs="Times New Roman"/>
+          <w:b/>
+          <w:sz w:val="24"/>
+          <w:szCs w:val="24"/>
+        </w:rPr>
+      </w:pPr>
+    </w:p>
+    <w:p>
+      <w:pPr>
+        <w:spacing w:line="240" w:lineRule="auto"/>
+        <w:rPr>
+          <w:rFonts w:ascii="Times New Roman" w:eastAsia="Times New Roman" w:hAnsi="Times New Roman" w:cs="Times New Roman"/>
+          <w:b/>
+          <w:sz w:val="24"/>
+          <w:szCs w:val="24"/>
+        </w:rPr>
+      </w:pPr>
+    </w:p>
+    <w:p>
+      <w:pPr>
+        <w:spacing w:line="240" w:lineRule="auto"/>
+        <w:rPr>
+          <w:rFonts w:ascii="Times New Roman" w:eastAsia="Times New Roman" w:hAnsi="Times New Roman" w:cs="Times New Roman"/>
+          <w:b/>
+          <w:sz w:val="24"/>
+          <w:szCs w:val="24"/>
+        </w:rPr>
+      </w:pPr>
+    </w:p>
+    <w:p>
+      <w:pPr>
+        <w:spacing w:line="240" w:lineRule="auto"/>
+        <w:rPr>
+          <w:rFonts w:ascii="Times New Roman" w:eastAsia="Times New Roman" w:hAnsi="Times New Roman" w:cs="Times New Roman"/>
+          <w:b/>
+          <w:sz w:val="24"/>
+          <w:szCs w:val="24"/>
+        </w:rPr>
+      </w:pPr>
+    </w:p>
+    <w:p>
+      <w:pPr>
+        <w:spacing w:line="240" w:lineRule="auto"/>
+        <w:ind w:left="-260"/>
+        <w:rPr>
+          <w:rFonts w:ascii="Times New Roman" w:eastAsia="Times New Roman" w:hAnsi="Times New Roman" w:cs="Times New Roman"/>
+          <w:b/>
+          <w:sz w:val="24"/>
+          <w:szCs w:val="24"/>
+        </w:rPr>
+      </w:pPr>
+      <w:r>
+        <w:rPr>
+          <w:rFonts w:ascii="Times New Roman" w:eastAsia="Times New Roman" w:hAnsi="Times New Roman" w:cs="Times New Roman"/>
+          <w:b/>
+          <w:sz w:val="24"/>
+          <w:szCs w:val="24"/>
+        </w:rPr>
+        <w:lastRenderedPageBreak/>
+        <w:t>TEACHING EXPERIENCE</w:t>
+      </w:r>
+    </w:p>
+    <w:p>
+      <w:pPr>
+        <w:spacing w:line="240" w:lineRule="auto"/>
+        <w:ind w:left="-260"/>
+        <w:rPr>
+          <w:rFonts w:ascii="Times New Roman" w:eastAsia="Times New Roman" w:hAnsi="Times New Roman" w:cs="Times New Roman"/>
+          <w:b/>
+          <w:sz w:val="10"/>
+          <w:szCs w:val="10"/>
+        </w:rPr>
+      </w:pPr>
+    </w:p>
+    <w:p>
+      <w:pPr>
+        <w:spacing w:line="240" w:lineRule="auto"/>
+        <w:rPr>
+          <w:rFonts w:ascii="Times New Roman" w:eastAsia="Times New Roman" w:hAnsi="Times New Roman" w:cs="Times New Roman"/>
+          <w:b/>
+          <w:sz w:val="24"/>
+          <w:szCs w:val="24"/>
+        </w:rPr>
+      </w:pPr>
+      <w:r>
+        <w:rPr>
+          <w:rFonts w:ascii="Times New Roman" w:eastAsia="Times New Roman" w:hAnsi="Times New Roman" w:cs="Times New Roman"/>
+          <w:b/>
+          <w:sz w:val="24"/>
+          <w:szCs w:val="24"/>
+        </w:rPr>
+        <w:t xml:space="preserve">Teaching Assistant </w:t>
+      </w:r>
+    </w:p>
+    <w:p>
+      <w:pPr>
+        <w:spacing w:line="240" w:lineRule="auto"/>
+        <w:ind w:left="-260"/>
+        <w:rPr>
+          <w:rFonts w:ascii="Times New Roman" w:eastAsia="Times New Roman" w:hAnsi="Times New Roman" w:cs="Times New Roman"/>
+          <w:bCs/>
+          <w:sz w:val="24"/>
+          <w:szCs w:val="24"/>
+        </w:rPr>
+      </w:pPr>
+      <w:r>
+        <w:rPr>
+          <w:rFonts w:ascii="Times New Roman" w:eastAsia="Times New Roman" w:hAnsi="Times New Roman" w:cs="Times New Roman"/>
+          <w:bCs/>
+          <w:sz w:val="24"/>
+          <w:szCs w:val="24"/>
+        </w:rPr>
+        <w:tab/>
+        <w:t xml:space="preserve">Applied </w:t>
+      </w:r>
+      <w:r>
+        <w:rPr>
+          <w:rFonts w:ascii="Times New Roman" w:eastAsia="Times New Roman" w:hAnsi="Times New Roman" w:cs="Times New Roman"/>
+          <w:bCs/>
+          <w:sz w:val="24"/>
+          <w:szCs w:val="24"/>
+        </w:rPr>
+        <w:t>St</w:t>
+      </w:r>
+      <w:r>
+        <w:rPr>
+          <w:rFonts w:ascii="Times New Roman" w:eastAsia="Times New Roman" w:hAnsi="Times New Roman" w:cs="Times New Roman"/>
+          <w:bCs/>
+          <w:sz w:val="24"/>
+          <w:szCs w:val="24"/>
+        </w:rPr>
+        <w:t>atistics, The</w:t>
+      </w:r>
+      <w:r>
+        <w:rPr>
+          <w:rFonts w:ascii="Times New Roman" w:eastAsia="Times New Roman" w:hAnsi="Times New Roman" w:cs="Times New Roman"/>
+          <w:bCs/>
+          <w:sz w:val="24"/>
+          <w:szCs w:val="24"/>
+        </w:rPr>
+        <w:t xml:space="preserve"> Ohio State University</w:t>
+      </w:r>
+      <w:r>
+        <w:rPr>
+          <w:rFonts w:ascii="Times New Roman" w:eastAsia="Times New Roman" w:hAnsi="Times New Roman" w:cs="Times New Roman"/>
+          <w:bCs/>
+          <w:sz w:val="24"/>
+          <w:szCs w:val="24"/>
+        </w:rPr>
+        <w:t xml:space="preserve">, </w:t>
+      </w:r>
+      <w:r>
+        <w:rPr>
+          <w:rFonts w:ascii="Times New Roman" w:eastAsia="Times New Roman" w:hAnsi="Times New Roman" w:cs="Times New Roman"/>
+          <w:bCs/>
+          <w:sz w:val="24"/>
+          <w:szCs w:val="24"/>
+        </w:rPr>
+        <w:t xml:space="preserve">Spring &amp; </w:t>
+      </w:r>
+      <w:r>
+        <w:rPr>
+          <w:rFonts w:ascii="Times New Roman" w:eastAsia="Times New Roman" w:hAnsi="Times New Roman" w:cs="Times New Roman"/>
+          <w:bCs/>
+          <w:sz w:val="24"/>
+          <w:szCs w:val="24"/>
+        </w:rPr>
+        <w:t xml:space="preserve">Fall, </w:t>
+      </w:r>
+      <w:r>
+        <w:rPr>
+          <w:rFonts w:ascii="Times New Roman" w:eastAsia="Times New Roman" w:hAnsi="Times New Roman" w:cs="Times New Roman"/>
+          <w:bCs/>
+          <w:sz w:val="24"/>
+          <w:szCs w:val="24"/>
+        </w:rPr>
+        <w:t>2022</w:t>
+      </w:r>
+    </w:p>
+    <w:p>
+      <w:pPr>
+        <w:spacing w:line="240" w:lineRule="auto"/>
+        <w:ind w:left="-260"/>
+        <w:rPr>
+          <w:rFonts w:ascii="Times New Roman" w:eastAsia="Times New Roman" w:hAnsi="Times New Roman" w:cs="Times New Roman"/>
+          <w:bCs/>
+          <w:sz w:val="24"/>
+          <w:szCs w:val="24"/>
+        </w:rPr>
+      </w:pPr>
+      <w:r>
+        <w:rPr>
+          <w:rFonts w:ascii="Times New Roman" w:eastAsia="Times New Roman" w:hAnsi="Times New Roman" w:cs="Times New Roman"/>
+          <w:bCs/>
+          <w:sz w:val="24"/>
+          <w:szCs w:val="24"/>
+        </w:rPr>
+        <w:t xml:space="preserve">    Intro to Cognitive Psychology, The</w:t>
+      </w:r>
+      <w:r>
+        <w:rPr>
+          <w:rFonts w:ascii="Times New Roman" w:eastAsia="Times New Roman" w:hAnsi="Times New Roman" w:cs="Times New Roman"/>
+          <w:bCs/>
+          <w:sz w:val="24"/>
+          <w:szCs w:val="24"/>
+        </w:rPr>
+        <w:t xml:space="preserve"> Ohio State University</w:t>
+      </w:r>
+      <w:r>
+        <w:rPr>
+          <w:rFonts w:ascii="Times New Roman" w:eastAsia="Times New Roman" w:hAnsi="Times New Roman" w:cs="Times New Roman"/>
+          <w:bCs/>
+          <w:sz w:val="24"/>
+          <w:szCs w:val="24"/>
+        </w:rPr>
+        <w:t>, Spring, 2023</w:t>
+      </w:r>
+    </w:p>
+    <w:p>
+      <w:pPr>
+        <w:spacing w:line="240" w:lineRule="auto"/>
+        <w:ind w:left="-260"/>
+        <w:rPr>
+          <w:rFonts w:ascii="Times New Roman" w:eastAsia="Times New Roman" w:hAnsi="Times New Roman" w:cs="Times New Roman"/>
+          <w:bCs/>
+          <w:sz w:val="24"/>
+          <w:szCs w:val="24"/>
+        </w:rPr>
+      </w:pPr>
+      <w:r>
+        <w:rPr>
+          <w:rFonts w:ascii="Times New Roman" w:eastAsia="Times New Roman" w:hAnsi="Times New Roman" w:cs="Times New Roman"/>
+          <w:bCs/>
+          <w:sz w:val="24"/>
+          <w:szCs w:val="24"/>
+        </w:rPr>
+        <w:t xml:space="preserve">    Decision neuroscience and </w:t>
+      </w:r>
+      <w:r>
+        <w:rPr>
+          <w:rFonts w:ascii="Times New Roman" w:eastAsia="Times New Roman" w:hAnsi="Times New Roman" w:cs="Times New Roman"/>
+          <w:bCs/>
+          <w:sz w:val="24"/>
+          <w:szCs w:val="24"/>
+        </w:rPr>
+        <w:t>neuroeconomics, The</w:t>
+      </w:r>
+      <w:r>
+        <w:rPr>
+          <w:rFonts w:ascii="Times New Roman" w:eastAsia="Times New Roman" w:hAnsi="Times New Roman" w:cs="Times New Roman"/>
+          <w:bCs/>
+          <w:sz w:val="24"/>
+          <w:szCs w:val="24"/>
+        </w:rPr>
+        <w:t xml:space="preserve"> Ohio State University</w:t>
+      </w:r>
+      <w:r>
+        <w:rPr>
+          <w:rFonts w:ascii="Times New Roman" w:eastAsia="Times New Roman" w:hAnsi="Times New Roman" w:cs="Times New Roman"/>
+          <w:bCs/>
+          <w:sz w:val="24"/>
+          <w:szCs w:val="24"/>
+        </w:rPr>
+        <w:t>, Spring, 2023</w:t>
+      </w:r>
+    </w:p>
+    <w:p>
+      <w:pPr>
+        <w:spacing w:line="240" w:lineRule="auto"/>
+        <w:rPr>
+          <w:rFonts w:ascii="Times New Roman" w:eastAsia="Times New Roman" w:hAnsi="Times New Roman" w:cs="Times New Roman"/>
+          <w:bCs/>
+          <w:sz w:val="24"/>
+          <w:szCs w:val="24"/>
+        </w:rPr>
+      </w:pPr>
+      <w:r>
+        <w:rPr>
+          <w:rFonts w:ascii="Times New Roman" w:eastAsia="Times New Roman" w:hAnsi="Times New Roman" w:cs="Times New Roman"/>
+          <w:bCs/>
+          <w:sz w:val="24"/>
+          <w:szCs w:val="24"/>
+        </w:rPr>
+        <w:t>Memory &amp; Cognition, The</w:t>
+      </w:r>
+      <w:r>
+        <w:rPr>
+          <w:rFonts w:ascii="Times New Roman" w:eastAsia="Times New Roman" w:hAnsi="Times New Roman" w:cs="Times New Roman"/>
+          <w:bCs/>
+          <w:sz w:val="24"/>
+          <w:szCs w:val="24"/>
+        </w:rPr>
+        <w:t xml:space="preserve"> Ohio State University</w:t>
+      </w:r>
+      <w:r>
+        <w:rPr>
+          <w:rFonts w:ascii="Times New Roman" w:eastAsia="Times New Roman" w:hAnsi="Times New Roman" w:cs="Times New Roman"/>
+          <w:bCs/>
+          <w:sz w:val="24"/>
+          <w:szCs w:val="24"/>
+        </w:rPr>
+        <w:t>, Spring 2024</w:t>
+      </w:r>
+    </w:p>
+    <w:p>
+      <w:pPr>
+        <w:spacing w:line="240" w:lineRule="auto"/>
+        <w:rPr>
+          <w:rFonts w:ascii="Times New Roman" w:eastAsia="Times New Roman" w:hAnsi="Times New Roman" w:cs="Times New Roman"/>
+          <w:bCs/>
+          <w:sz w:val="24"/>
+          <w:szCs w:val="24"/>
+        </w:rPr>
+      </w:pPr>
+    </w:p>
+    <w:p>
+      <w:pPr>
+        <w:spacing w:line="240" w:lineRule="auto"/>
+        <w:ind w:left="-260"/>
+        <w:rPr>
+          <w:rFonts w:ascii="Times New Roman" w:eastAsia="Times New Roman" w:hAnsi="Times New Roman" w:cs="Times New Roman"/>
+          <w:b/>
+          <w:sz w:val="24"/>
+          <w:szCs w:val="24"/>
+        </w:rPr>
+      </w:pPr>
+      <w:r>
+        <w:rPr>
+          <w:rFonts w:ascii="Times New Roman" w:eastAsia="Times New Roman" w:hAnsi="Times New Roman" w:cs="Times New Roman"/>
+          <w:b/>
+          <w:sz w:val="24"/>
+          <w:szCs w:val="24"/>
+        </w:rPr>
+        <w:t>PROFESSIONAL EXPERIENCES</w:t>
+      </w:r>
+    </w:p>
+    <w:p>
+      <w:pPr>
+        <w:spacing w:line="240" w:lineRule="auto"/>
+        <w:ind w:left="-260"/>
+        <w:rPr>
+          <w:rFonts w:ascii="Times New Roman" w:eastAsia="Times New Roman" w:hAnsi="Times New Roman" w:cs="Times New Roman"/>
+          <w:b/>
+          <w:sz w:val="10"/>
+          <w:szCs w:val="10"/>
+        </w:rPr>
+      </w:pPr>
+    </w:p>
+    <w:p>
+      <w:pPr>
+        <w:rPr>
+          <w:rFonts w:ascii="Times New Roman" w:eastAsia="Times New Roman" w:hAnsi="Times New Roman" w:cs="Times New Roman"/>
+          <w:b/>
+          <w:sz w:val="24"/>
+          <w:szCs w:val="24"/>
+          <w:lang w:val="en-US"/>
+        </w:rPr>
+      </w:pPr>
+      <w:r>
+        <w:rPr>
+          <w:rFonts w:ascii="Times New Roman" w:eastAsia="Times New Roman" w:hAnsi="Times New Roman" w:cs="Times New Roman"/>
+          <w:b/>
+          <w:sz w:val="24"/>
+          <w:szCs w:val="24"/>
+          <w:lang w:val="en-US"/>
+        </w:rPr>
+        <w:t xml:space="preserve">Snap, Inc                                                                                                           </w:t>
+      </w:r>
+      <w:r>
+        <w:rPr>
+          <w:rFonts w:ascii="Times New Roman" w:eastAsia="Times New Roman" w:hAnsi="Times New Roman" w:cs="Times New Roman"/>
+          <w:b/>
+          <w:sz w:val="24"/>
+          <w:szCs w:val="24"/>
+          <w:lang w:val="en-US"/>
+        </w:rPr>
         <w:t xml:space="preserve"> </w:t>
       </w:r>
       <w:r>
         <w:rPr>
           <w:rFonts w:ascii="Times New Roman" w:eastAsia="Times New Roman" w:hAnsi="Times New Roman" w:cs="Times New Roman"/>
-          <w:bCs/>
+          <w:b/>
           <w:sz w:val="24"/>
           <w:szCs w:val="24"/>
           <w:lang w:val="en-US"/>
@@ -2557,1925 +4256,838 @@
           <w:szCs w:val="24"/>
           <w:lang w:val="en-US"/>
         </w:rPr>
-        <w:t>2021</w:t>
-      </w:r>
-    </w:p>
-    <w:p>
-      <w:pPr>
+        <w:t xml:space="preserve">08.2022 – </w:t>
+      </w:r>
+      <w:r>
+        <w:rPr>
+          <w:rFonts w:ascii="Times New Roman" w:eastAsia="Times New Roman" w:hAnsi="Times New Roman" w:cs="Times New Roman"/>
+          <w:bCs/>
+          <w:sz w:val="24"/>
+          <w:szCs w:val="24"/>
+          <w:lang w:val="en-US"/>
+        </w:rPr>
+        <w:t>02</w:t>
+      </w:r>
+      <w:r>
+        <w:rPr>
+          <w:rFonts w:ascii="Times New Roman" w:eastAsia="Times New Roman" w:hAnsi="Times New Roman" w:cs="Times New Roman"/>
+          <w:bCs/>
+          <w:sz w:val="24"/>
+          <w:szCs w:val="24"/>
+          <w:lang w:val="en-US"/>
+        </w:rPr>
+        <w:t>.202</w:t>
+      </w:r>
+      <w:r>
+        <w:rPr>
+          <w:rFonts w:ascii="Times New Roman" w:eastAsia="Times New Roman" w:hAnsi="Times New Roman" w:cs="Times New Roman"/>
+          <w:bCs/>
+          <w:sz w:val="24"/>
+          <w:szCs w:val="24"/>
+          <w:lang w:val="en-US"/>
+        </w:rPr>
+        <w:t>3</w:t>
+      </w:r>
+      <w:r>
+        <w:rPr>
+          <w:rFonts w:ascii="Times New Roman" w:eastAsia="Times New Roman" w:hAnsi="Times New Roman" w:cs="Times New Roman"/>
+          <w:b/>
+          <w:sz w:val="24"/>
+          <w:szCs w:val="24"/>
+          <w:lang w:val="en-US"/>
+        </w:rPr>
+        <w:t xml:space="preserve">                                             </w:t>
+      </w:r>
+    </w:p>
+    <w:p>
+      <w:pPr>
+        <w:rPr>
+          <w:rFonts w:ascii="Times New Roman" w:eastAsia="Times New Roman" w:hAnsi="Times New Roman" w:cs="Times New Roman"/>
+          <w:bCs/>
+          <w:sz w:val="24"/>
+          <w:szCs w:val="24"/>
+          <w:lang w:val="en-US"/>
+        </w:rPr>
+      </w:pPr>
+      <w:r>
+        <w:rPr>
+          <w:rFonts w:ascii="Times New Roman" w:eastAsia="Times New Roman" w:hAnsi="Times New Roman" w:cs="Times New Roman"/>
+          <w:bCs/>
+          <w:sz w:val="24"/>
+          <w:szCs w:val="24"/>
+          <w:lang w:val="en-US"/>
+        </w:rPr>
+        <w:t>Research Intern, Computational Social Science team</w:t>
+      </w:r>
+      <w:r>
+        <w:rPr>
+          <w:rFonts w:ascii="Times New Roman" w:eastAsia="Times New Roman" w:hAnsi="Times New Roman" w:cs="Times New Roman"/>
+          <w:bCs/>
+          <w:sz w:val="24"/>
+          <w:szCs w:val="24"/>
+          <w:lang w:val="en-US"/>
+        </w:rPr>
+        <w:t xml:space="preserve">                                          Santa Monica, CA</w:t>
+      </w:r>
+    </w:p>
+    <w:p>
+      <w:pPr>
+        <w:rPr>
+          <w:rFonts w:ascii="Times New Roman" w:eastAsia="Times New Roman" w:hAnsi="Times New Roman" w:cs="Times New Roman"/>
+          <w:b/>
+          <w:sz w:val="24"/>
+          <w:szCs w:val="24"/>
+          <w:lang w:val="en-US"/>
+        </w:rPr>
+      </w:pPr>
+      <w:r>
+        <w:rPr>
+          <w:rFonts w:ascii="Times New Roman" w:eastAsia="Times New Roman" w:hAnsi="Times New Roman" w:cs="Times New Roman"/>
+          <w:b/>
+          <w:sz w:val="24"/>
+          <w:szCs w:val="24"/>
+          <w:lang w:val="en-US"/>
+        </w:rPr>
+        <w:t>Meta</w:t>
+      </w:r>
+      <w:r>
+        <w:rPr>
+          <w:rFonts w:ascii="Times New Roman" w:eastAsia="Times New Roman" w:hAnsi="Times New Roman" w:cs="Times New Roman"/>
+          <w:b/>
+          <w:sz w:val="24"/>
+          <w:szCs w:val="24"/>
+          <w:lang w:val="en-US"/>
+        </w:rPr>
+        <w:t>, Inc</w:t>
+      </w:r>
+      <w:r>
+        <w:rPr>
+          <w:rFonts w:ascii="Times New Roman" w:eastAsia="Times New Roman" w:hAnsi="Times New Roman" w:cs="Times New Roman"/>
+          <w:b/>
+          <w:sz w:val="24"/>
+          <w:szCs w:val="24"/>
+          <w:lang w:val="en-US"/>
+        </w:rPr>
+        <w:t xml:space="preserve">.                      </w:t>
+      </w:r>
+      <w:r>
+        <w:rPr>
+          <w:rFonts w:ascii="Times New Roman" w:eastAsia="Times New Roman" w:hAnsi="Times New Roman" w:cs="Times New Roman"/>
+          <w:b/>
+          <w:sz w:val="24"/>
+          <w:szCs w:val="24"/>
+          <w:lang w:val="en-US"/>
+        </w:rPr>
+        <w:t xml:space="preserve">                                                                                     </w:t>
+      </w:r>
+      <w:r>
+        <w:rPr>
+          <w:rFonts w:ascii="Times New Roman" w:eastAsia="Times New Roman" w:hAnsi="Times New Roman" w:cs="Times New Roman"/>
+          <w:b/>
+          <w:sz w:val="24"/>
+          <w:szCs w:val="24"/>
+          <w:lang w:val="en-US"/>
+        </w:rPr>
+        <w:t xml:space="preserve"> </w:t>
+      </w:r>
+      <w:r>
+        <w:rPr>
+          <w:rFonts w:ascii="Times New Roman" w:eastAsia="Times New Roman" w:hAnsi="Times New Roman" w:cs="Times New Roman"/>
+          <w:bCs/>
+          <w:sz w:val="24"/>
+          <w:szCs w:val="24"/>
+          <w:lang w:val="en-US"/>
+        </w:rPr>
+        <w:t>0</w:t>
+      </w:r>
+      <w:r>
+        <w:rPr>
+          <w:rFonts w:ascii="Times New Roman" w:eastAsia="Times New Roman" w:hAnsi="Times New Roman" w:cs="Times New Roman"/>
+          <w:bCs/>
+          <w:sz w:val="24"/>
+          <w:szCs w:val="24"/>
+          <w:lang w:val="en-US"/>
+        </w:rPr>
+        <w:t>5</w:t>
+      </w:r>
+      <w:r>
+        <w:rPr>
+          <w:rFonts w:ascii="Times New Roman" w:eastAsia="Times New Roman" w:hAnsi="Times New Roman" w:cs="Times New Roman"/>
+          <w:bCs/>
+          <w:sz w:val="24"/>
+          <w:szCs w:val="24"/>
+          <w:lang w:val="en-US"/>
+        </w:rPr>
+        <w:t xml:space="preserve">.2022 – </w:t>
+      </w:r>
+      <w:r>
+        <w:rPr>
+          <w:rFonts w:ascii="Times New Roman" w:eastAsia="Times New Roman" w:hAnsi="Times New Roman" w:cs="Times New Roman"/>
+          <w:bCs/>
+          <w:sz w:val="24"/>
+          <w:szCs w:val="24"/>
+          <w:lang w:val="en-US"/>
+        </w:rPr>
+        <w:t>08</w:t>
+      </w:r>
+      <w:r>
+        <w:rPr>
+          <w:rFonts w:ascii="Times New Roman" w:eastAsia="Times New Roman" w:hAnsi="Times New Roman" w:cs="Times New Roman"/>
+          <w:bCs/>
+          <w:sz w:val="24"/>
+          <w:szCs w:val="24"/>
+          <w:lang w:val="en-US"/>
+        </w:rPr>
+        <w:t>.2022</w:t>
+      </w:r>
+      <w:r>
+        <w:rPr>
+          <w:rFonts w:ascii="Times New Roman" w:eastAsia="Times New Roman" w:hAnsi="Times New Roman" w:cs="Times New Roman"/>
+          <w:b/>
+          <w:sz w:val="24"/>
+          <w:szCs w:val="24"/>
+          <w:lang w:val="en-US"/>
+        </w:rPr>
+        <w:t xml:space="preserve">                                             </w:t>
+      </w:r>
+    </w:p>
+    <w:p>
+      <w:pPr>
+        <w:rPr>
+          <w:rFonts w:ascii="Times New Roman" w:eastAsia="Times New Roman" w:hAnsi="Times New Roman" w:cs="Times New Roman"/>
+          <w:bCs/>
+          <w:sz w:val="24"/>
+          <w:szCs w:val="24"/>
+          <w:lang w:val="en-US"/>
+        </w:rPr>
+      </w:pPr>
+      <w:r>
+        <w:rPr>
+          <w:rFonts w:ascii="Times New Roman" w:eastAsia="Times New Roman" w:hAnsi="Times New Roman" w:cs="Times New Roman"/>
+          <w:bCs/>
+          <w:sz w:val="24"/>
+          <w:szCs w:val="24"/>
+          <w:lang w:val="en-US"/>
+        </w:rPr>
+        <w:t>Data Science</w:t>
+      </w:r>
+      <w:r>
+        <w:rPr>
+          <w:rFonts w:ascii="Times New Roman" w:eastAsia="Times New Roman" w:hAnsi="Times New Roman" w:cs="Times New Roman"/>
+          <w:bCs/>
+          <w:sz w:val="24"/>
+          <w:szCs w:val="24"/>
+          <w:lang w:val="en-US"/>
+        </w:rPr>
+        <w:t xml:space="preserve"> Intern, </w:t>
+      </w:r>
+      <w:r>
+        <w:rPr>
+          <w:rFonts w:ascii="Times" w:hAnsi="Times"/>
+          <w:sz w:val="24"/>
+          <w:szCs w:val="24"/>
+        </w:rPr>
+        <w:t>AI Data Science, FAIR research</w:t>
+      </w:r>
+      <w:r>
+        <w:rPr>
+          <w:rFonts w:ascii="Times" w:hAnsi="Times"/>
+          <w:sz w:val="24"/>
+          <w:szCs w:val="24"/>
+        </w:rPr>
+        <w:t xml:space="preserve">       </w:t>
+      </w:r>
+      <w:r>
+        <w:rPr>
+          <w:rFonts w:ascii="Times New Roman" w:eastAsia="Times New Roman" w:hAnsi="Times New Roman" w:cs="Times New Roman"/>
+          <w:bCs/>
+          <w:sz w:val="24"/>
+          <w:szCs w:val="24"/>
+          <w:lang w:val="en-US"/>
+        </w:rPr>
+        <w:t xml:space="preserve">                                     Menlo Park, CA</w:t>
+      </w:r>
+    </w:p>
+    <w:p>
+      <w:pPr>
+        <w:rPr>
+          <w:rFonts w:ascii="Times New Roman" w:eastAsia="Times New Roman" w:hAnsi="Times New Roman" w:cs="Times New Roman"/>
+          <w:b/>
+          <w:sz w:val="24"/>
+          <w:szCs w:val="24"/>
+        </w:rPr>
+      </w:pPr>
+    </w:p>
+    <w:p>
+      <w:pPr>
+        <w:ind w:left="-260"/>
+        <w:rPr>
+          <w:rFonts w:ascii="Times New Roman" w:eastAsia="Times New Roman" w:hAnsi="Times New Roman" w:cs="Times New Roman"/>
+          <w:b/>
+          <w:sz w:val="24"/>
+          <w:szCs w:val="24"/>
+        </w:rPr>
+      </w:pPr>
+      <w:r>
+        <w:rPr>
+          <w:rFonts w:ascii="Times New Roman" w:eastAsia="Times New Roman" w:hAnsi="Times New Roman" w:cs="Times New Roman"/>
+          <w:b/>
+          <w:sz w:val="24"/>
+          <w:szCs w:val="24"/>
+        </w:rPr>
+        <w:t>SERVICE</w:t>
+      </w:r>
+    </w:p>
+    <w:p>
+      <w:pPr>
+        <w:ind w:left="-260" w:firstLine="260"/>
+        <w:rPr>
+          <w:rFonts w:ascii="Times New Roman" w:eastAsia="Times New Roman" w:hAnsi="Times New Roman" w:cs="Times New Roman"/>
+          <w:b/>
+          <w:sz w:val="24"/>
+          <w:szCs w:val="24"/>
+        </w:rPr>
+      </w:pPr>
+      <w:r>
+        <w:rPr>
+          <w:rFonts w:ascii="Times New Roman" w:eastAsia="Times New Roman" w:hAnsi="Times New Roman" w:cs="Times New Roman"/>
+          <w:b/>
+          <w:sz w:val="24"/>
+          <w:szCs w:val="24"/>
+        </w:rPr>
+        <w:t>Conference Reviewer</w:t>
+      </w:r>
+    </w:p>
+    <w:p>
+      <w:pPr>
+        <w:ind w:left="-260"/>
+        <w:rPr>
+          <w:rFonts w:ascii="Times New Roman" w:eastAsia="Times New Roman" w:hAnsi="Times New Roman" w:cs="Times New Roman"/>
+          <w:bCs/>
+          <w:sz w:val="24"/>
+          <w:szCs w:val="24"/>
+        </w:rPr>
+      </w:pPr>
+      <w:r>
+        <w:rPr>
+          <w:rFonts w:ascii="Times New Roman" w:eastAsia="Times New Roman" w:hAnsi="Times New Roman" w:cs="Times New Roman"/>
+          <w:b/>
+          <w:sz w:val="24"/>
+          <w:szCs w:val="24"/>
+        </w:rPr>
+        <w:tab/>
+      </w:r>
+      <w:r>
+        <w:rPr>
+          <w:rFonts w:ascii="Times New Roman" w:eastAsia="Times New Roman" w:hAnsi="Times New Roman" w:cs="Times New Roman"/>
+          <w:bCs/>
+          <w:sz w:val="24"/>
+          <w:szCs w:val="24"/>
+        </w:rPr>
+        <w:t>Proceeding of Annual Meeting of the Cognitive Science Society</w:t>
+      </w:r>
+    </w:p>
+    <w:p>
+      <w:pPr>
+        <w:ind w:left="-260"/>
+        <w:rPr>
+          <w:rFonts w:ascii="Times New Roman" w:eastAsia="Times New Roman" w:hAnsi="Times New Roman" w:cs="Times New Roman"/>
+          <w:bCs/>
+          <w:sz w:val="24"/>
+          <w:szCs w:val="24"/>
+        </w:rPr>
+      </w:pPr>
+      <w:r>
+        <w:rPr>
+          <w:rFonts w:ascii="Times New Roman" w:eastAsia="Times New Roman" w:hAnsi="Times New Roman" w:cs="Times New Roman"/>
+          <w:bCs/>
+          <w:sz w:val="24"/>
+          <w:szCs w:val="24"/>
+        </w:rPr>
+        <w:tab/>
+        <w:t>European Association of Consumer Research</w:t>
+      </w:r>
+    </w:p>
+    <w:p>
+      <w:pPr>
+        <w:ind w:left="-260"/>
+        <w:rPr>
+          <w:rFonts w:ascii="Times New Roman" w:eastAsia="Times New Roman" w:hAnsi="Times New Roman" w:cs="Times New Roman"/>
+          <w:bCs/>
+          <w:sz w:val="24"/>
+          <w:szCs w:val="24"/>
+          <w:lang w:val="en-US"/>
+        </w:rPr>
+      </w:pPr>
+      <w:r>
+        <w:rPr>
+          <w:rFonts w:ascii="Times New Roman" w:eastAsia="Times New Roman" w:hAnsi="Times New Roman" w:cs="Times New Roman"/>
+          <w:bCs/>
+          <w:sz w:val="24"/>
+          <w:szCs w:val="24"/>
+        </w:rPr>
+        <w:t xml:space="preserve">    Computational Social Science</w:t>
+      </w:r>
+    </w:p>
+    <w:p>
+      <w:pPr>
+        <w:ind w:left="-260"/>
+        <w:rPr>
+          <w:rFonts w:ascii="Times New Roman" w:eastAsia="Times New Roman" w:hAnsi="Times New Roman" w:cs="Times New Roman"/>
+          <w:b/>
+          <w:sz w:val="24"/>
+          <w:szCs w:val="24"/>
+        </w:rPr>
+      </w:pPr>
+      <w:r>
+        <w:rPr>
+          <w:rFonts w:ascii="Times New Roman" w:eastAsia="Times New Roman" w:hAnsi="Times New Roman" w:cs="Times New Roman"/>
+          <w:b/>
+          <w:sz w:val="24"/>
+          <w:szCs w:val="24"/>
+        </w:rPr>
+        <w:tab/>
+        <w:t>Journal Reviewer</w:t>
+      </w:r>
+    </w:p>
+    <w:p>
+      <w:pPr>
+        <w:ind w:left="-260" w:firstLine="260"/>
+        <w:rPr>
+          <w:rFonts w:ascii="Times New Roman" w:eastAsia="Times New Roman" w:hAnsi="Times New Roman" w:cs="Times New Roman"/>
+          <w:bCs/>
+          <w:sz w:val="24"/>
+          <w:szCs w:val="24"/>
+        </w:rPr>
+      </w:pPr>
+      <w:r>
+        <w:rPr>
+          <w:rFonts w:ascii="Times New Roman" w:eastAsia="Times New Roman" w:hAnsi="Times New Roman" w:cs="Times New Roman"/>
+          <w:bCs/>
+          <w:sz w:val="24"/>
+          <w:szCs w:val="24"/>
+        </w:rPr>
+        <w:t>Scientific Report</w:t>
+      </w:r>
+    </w:p>
+    <w:p>
+      <w:pPr>
+        <w:ind w:left="-260"/>
+        <w:rPr>
+          <w:rFonts w:ascii="Times New Roman" w:eastAsia="Times New Roman" w:hAnsi="Times New Roman" w:cs="Times New Roman"/>
+          <w:bCs/>
+          <w:sz w:val="24"/>
+          <w:szCs w:val="24"/>
+        </w:rPr>
+      </w:pPr>
+      <w:r>
+        <w:rPr>
+          <w:rFonts w:ascii="Times New Roman" w:eastAsia="Times New Roman" w:hAnsi="Times New Roman" w:cs="Times New Roman"/>
+          <w:bCs/>
+          <w:sz w:val="24"/>
+          <w:szCs w:val="24"/>
+        </w:rPr>
+        <w:tab/>
+        <w:t>Journal of Choice Modelling</w:t>
+      </w:r>
+    </w:p>
+    <w:p>
+      <w:pPr>
+        <w:ind w:left="-260"/>
+        <w:rPr>
+          <w:rFonts w:ascii="Times New Roman" w:eastAsia="Times New Roman" w:hAnsi="Times New Roman" w:cs="Times New Roman"/>
+          <w:bCs/>
+          <w:sz w:val="24"/>
+          <w:szCs w:val="24"/>
+        </w:rPr>
+      </w:pPr>
+      <w:r>
+        <w:rPr>
+          <w:rFonts w:ascii="Times New Roman" w:eastAsia="Times New Roman" w:hAnsi="Times New Roman" w:cs="Times New Roman"/>
+          <w:bCs/>
+          <w:sz w:val="24"/>
+          <w:szCs w:val="24"/>
+        </w:rPr>
+        <w:tab/>
+      </w:r>
+      <w:r>
+        <w:rPr>
+          <w:rFonts w:ascii="Times New Roman" w:eastAsia="Times New Roman" w:hAnsi="Times New Roman" w:cs="Times New Roman"/>
+          <w:bCs/>
+          <w:sz w:val="24"/>
+          <w:szCs w:val="24"/>
+        </w:rPr>
+        <w:t xml:space="preserve">Journal of Perceptual </w:t>
+      </w:r>
+      <w:r>
+        <w:rPr>
+          <w:rFonts w:ascii="Times New Roman" w:eastAsia="Times New Roman" w:hAnsi="Times New Roman" w:cs="Times New Roman"/>
+          <w:bCs/>
+          <w:sz w:val="24"/>
+          <w:szCs w:val="24"/>
+        </w:rPr>
+        <w:t>I</w:t>
+      </w:r>
+      <w:r>
+        <w:rPr>
+          <w:rFonts w:ascii="Times New Roman" w:eastAsia="Times New Roman" w:hAnsi="Times New Roman" w:cs="Times New Roman"/>
+          <w:bCs/>
+          <w:sz w:val="24"/>
+          <w:szCs w:val="24"/>
+        </w:rPr>
+        <w:t xml:space="preserve">maging </w:t>
+      </w:r>
+      <w:r>
+        <w:rPr>
+          <w:rFonts w:ascii="Times New Roman" w:eastAsia="Times New Roman" w:hAnsi="Times New Roman" w:cs="Times New Roman"/>
+          <w:bCs/>
+          <w:sz w:val="24"/>
+          <w:szCs w:val="24"/>
+        </w:rPr>
+        <w:t xml:space="preserve"> </w:t>
+      </w:r>
+    </w:p>
+    <w:p>
+      <w:pPr>
+        <w:rPr>
+          <w:rFonts w:ascii="Times New Roman" w:eastAsia="Times New Roman" w:hAnsi="Times New Roman" w:cs="Times New Roman"/>
+          <w:bCs/>
+          <w:sz w:val="24"/>
+          <w:szCs w:val="24"/>
+        </w:rPr>
+      </w:pPr>
+    </w:p>
+    <w:p>
+      <w:pPr>
+        <w:ind w:left="-260"/>
+        <w:rPr>
+          <w:rFonts w:ascii="Times New Roman" w:eastAsia="Times New Roman" w:hAnsi="Times New Roman" w:cs="Times New Roman"/>
+          <w:b/>
+          <w:sz w:val="24"/>
+          <w:szCs w:val="24"/>
+        </w:rPr>
+      </w:pPr>
+      <w:r>
+        <w:rPr>
+          <w:rFonts w:ascii="Times New Roman" w:eastAsia="Times New Roman" w:hAnsi="Times New Roman" w:cs="Times New Roman"/>
+          <w:b/>
+          <w:sz w:val="24"/>
+          <w:szCs w:val="24"/>
+        </w:rPr>
+        <w:t>REFERENCES</w:t>
+      </w:r>
+    </w:p>
+    <w:p>
+      <w:pPr>
+        <w:rPr>
+          <w:rFonts w:ascii="Times New Roman" w:eastAsia="Times New Roman" w:hAnsi="Times New Roman" w:cs="Times New Roman"/>
+          <w:b/>
+          <w:sz w:val="24"/>
+          <w:szCs w:val="24"/>
+        </w:rPr>
+      </w:pPr>
+      <w:r>
+        <w:rPr>
+          <w:rFonts w:ascii="Times New Roman" w:eastAsia="Times New Roman" w:hAnsi="Times New Roman" w:cs="Times New Roman"/>
+          <w:b/>
+          <w:sz w:val="24"/>
+          <w:szCs w:val="24"/>
+        </w:rPr>
+        <w:t>Ian Krajbich</w:t>
+      </w:r>
+      <w:r>
+        <w:rPr>
+          <w:rFonts w:ascii="Times New Roman" w:eastAsia="Times New Roman" w:hAnsi="Times New Roman" w:cs="Times New Roman" w:hint="eastAsia"/>
+          <w:b/>
+          <w:sz w:val="24"/>
+          <w:szCs w:val="24"/>
+        </w:rPr>
+        <w:t xml:space="preserve">, </w:t>
+      </w:r>
+      <w:hyperlink r:id="rId8" w:history="1">
+        <w:r>
+          <w:rPr>
+            <w:rStyle w:val="Hyperlink"/>
+            <w:rFonts w:ascii="Times New Roman" w:eastAsia="Times New Roman" w:hAnsi="Times New Roman" w:cs="Times New Roman" w:hint="eastAsia"/>
+            <w:b/>
+            <w:sz w:val="24"/>
+            <w:szCs w:val="24"/>
+          </w:rPr>
+          <w:t>krajbich@ucla.edu</w:t>
+        </w:r>
+      </w:hyperlink>
+    </w:p>
+    <w:p>
+      <w:pPr>
+        <w:ind w:left="-260" w:firstLine="260"/>
+        <w:rPr>
+          <w:rFonts w:ascii="Times New Roman" w:eastAsia="Times New Roman" w:hAnsi="Times New Roman" w:cs="Times New Roman"/>
+          <w:bCs/>
+          <w:sz w:val="24"/>
+          <w:szCs w:val="24"/>
+        </w:rPr>
+      </w:pPr>
+      <w:r>
+        <w:rPr>
+          <w:rFonts w:ascii="Times New Roman" w:eastAsia="Times New Roman" w:hAnsi="Times New Roman" w:cs="Times New Roman" w:hint="eastAsia"/>
+          <w:bCs/>
+          <w:sz w:val="24"/>
+          <w:szCs w:val="24"/>
+        </w:rPr>
+        <w:t>Professor</w:t>
+      </w:r>
+    </w:p>
+    <w:p>
+      <w:pPr>
+        <w:ind w:left="-260" w:firstLine="260"/>
+        <w:rPr>
+          <w:rFonts w:ascii="Times New Roman" w:eastAsia="Times New Roman" w:hAnsi="Times New Roman" w:cs="Times New Roman"/>
+          <w:bCs/>
+          <w:sz w:val="24"/>
+          <w:szCs w:val="24"/>
+        </w:rPr>
+      </w:pPr>
+      <w:r>
+        <w:rPr>
+          <w:rFonts w:ascii="Times New Roman" w:eastAsia="Times New Roman" w:hAnsi="Times New Roman" w:cs="Times New Roman" w:hint="eastAsia"/>
+          <w:bCs/>
+          <w:sz w:val="24"/>
+          <w:szCs w:val="24"/>
+        </w:rPr>
+        <w:t>Department of Psychology</w:t>
+      </w:r>
+      <w:r>
+        <w:rPr>
+          <w:rFonts w:ascii="Times New Roman" w:eastAsia="Times New Roman" w:hAnsi="Times New Roman" w:cs="Times New Roman" w:hint="eastAsia"/>
+          <w:bCs/>
+          <w:sz w:val="24"/>
+          <w:szCs w:val="24"/>
+        </w:rPr>
+        <w:t>, UCLA</w:t>
+      </w:r>
+    </w:p>
+    <w:p>
+      <w:pPr>
+        <w:ind w:left="-260" w:firstLine="260"/>
         <w:rPr>
           <w:rFonts w:ascii="Times New Roman" w:eastAsia="Times New Roman" w:hAnsi="Times New Roman" w:cs="Times New Roman"/>
           <w:bCs/>
           <w:sz w:val="16"/>
           <w:szCs w:val="16"/>
-          <w:lang w:val="en-US"/>
-        </w:rPr>
-      </w:pPr>
-    </w:p>
-    <w:p>
-      <w:pPr>
-        <w:spacing w:line="240" w:lineRule="auto"/>
+        </w:rPr>
+      </w:pPr>
+    </w:p>
+    <w:p>
+      <w:pPr>
+        <w:ind w:left="-260" w:firstLine="260"/>
+        <w:rPr>
+          <w:rFonts w:ascii="Times New Roman" w:eastAsia="Times New Roman" w:hAnsi="Times New Roman" w:cs="Times New Roman"/>
+          <w:b/>
+          <w:sz w:val="24"/>
+          <w:szCs w:val="24"/>
+        </w:rPr>
+      </w:pPr>
+      <w:r>
+        <w:rPr>
+          <w:rFonts w:ascii="Times New Roman" w:eastAsia="Times New Roman" w:hAnsi="Times New Roman" w:cs="Times New Roman"/>
+          <w:b/>
+          <w:sz w:val="24"/>
+          <w:szCs w:val="24"/>
+        </w:rPr>
+        <w:t>Jason Coronel</w:t>
+      </w:r>
+      <w:r>
+        <w:rPr>
+          <w:rFonts w:ascii="Times New Roman" w:eastAsia="Times New Roman" w:hAnsi="Times New Roman" w:cs="Times New Roman" w:hint="eastAsia"/>
+          <w:b/>
+          <w:sz w:val="24"/>
+          <w:szCs w:val="24"/>
+        </w:rPr>
+        <w:t xml:space="preserve">, </w:t>
+      </w:r>
+      <w:hyperlink r:id="rId9" w:history="1">
+        <w:r>
+          <w:rPr>
+            <w:rStyle w:val="Hyperlink"/>
+            <w:rFonts w:ascii="Times New Roman" w:eastAsia="Times New Roman" w:hAnsi="Times New Roman" w:cs="Times New Roman" w:hint="eastAsia"/>
+            <w:b/>
+            <w:sz w:val="24"/>
+            <w:szCs w:val="24"/>
+          </w:rPr>
+          <w:t>coronel.4@osu.edu</w:t>
+        </w:r>
+      </w:hyperlink>
+    </w:p>
+    <w:p>
+      <w:pPr>
+        <w:ind w:left="-260" w:firstLine="260"/>
+        <w:rPr>
+          <w:rFonts w:ascii="Times New Roman" w:eastAsia="Times New Roman" w:hAnsi="Times New Roman" w:cs="Times New Roman"/>
+          <w:bCs/>
+          <w:sz w:val="24"/>
+          <w:szCs w:val="24"/>
+        </w:rPr>
+      </w:pPr>
+      <w:r>
+        <w:rPr>
+          <w:rFonts w:ascii="Times New Roman" w:eastAsia="Times New Roman" w:hAnsi="Times New Roman" w:cs="Times New Roman" w:hint="eastAsia"/>
+          <w:bCs/>
+          <w:sz w:val="24"/>
+          <w:szCs w:val="24"/>
+        </w:rPr>
+        <w:t>Associate Professor</w:t>
+      </w:r>
+    </w:p>
+    <w:p>
+      <w:pPr>
+        <w:ind w:left="-260" w:firstLine="260"/>
+        <w:rPr>
+          <w:rFonts w:ascii="SimSun" w:hAnsi="SimSun" w:cs="SimSun"/>
+          <w:bCs/>
+          <w:sz w:val="24"/>
+          <w:szCs w:val="24"/>
+        </w:rPr>
+      </w:pPr>
+      <w:r>
+        <w:rPr>
+          <w:rFonts w:ascii="Times New Roman" w:eastAsia="Times New Roman" w:hAnsi="Times New Roman" w:cs="Times New Roman" w:hint="eastAsia"/>
+          <w:bCs/>
+          <w:sz w:val="24"/>
+          <w:szCs w:val="24"/>
+        </w:rPr>
+        <w:t>School of Communication, The Ohio State University</w:t>
+      </w:r>
+    </w:p>
+    <w:p>
+      <w:pPr>
         <w:ind w:left="-260"/>
         <w:rPr>
           <w:rFonts w:ascii="Times New Roman" w:eastAsia="Times New Roman" w:hAnsi="Times New Roman" w:cs="Times New Roman"/>
           <w:b/>
-          <w:sz w:val="24"/>
-          <w:szCs w:val="24"/>
-        </w:rPr>
-      </w:pPr>
-      <w:r>
-        <w:rPr>
-          <w:rFonts w:ascii="Times New Roman" w:eastAsia="Times New Roman" w:hAnsi="Times New Roman" w:cs="Times New Roman"/>
-          <w:b/>
-          <w:sz w:val="24"/>
-          <w:szCs w:val="24"/>
-        </w:rPr>
-        <w:t>POSTER PRESENTATIONS</w:t>
-      </w:r>
-    </w:p>
-    <w:p>
-      <w:pPr>
-        <w:rPr>
-          <w:rFonts w:ascii="Times New Roman" w:eastAsia="Times New Roman" w:hAnsi="Times New Roman" w:cs="Times New Roman"/>
-          <w:bCs/>
-          <w:sz w:val="10"/>
-          <w:szCs w:val="10"/>
-        </w:rPr>
-      </w:pPr>
-      <w:r>
-        <w:rPr>
-          <w:rFonts w:ascii="Times New Roman" w:eastAsia="Times New Roman" w:hAnsi="Times New Roman" w:cs="Times New Roman"/>
-          <w:bCs/>
           <w:sz w:val="16"/>
           <w:szCs w:val="16"/>
         </w:rPr>
+      </w:pPr>
+    </w:p>
+    <w:p>
+      <w:pPr>
+        <w:ind w:left="-260" w:firstLine="260"/>
+        <w:rPr>
+          <w:rFonts w:ascii="Times New Roman" w:eastAsia="Times New Roman" w:hAnsi="Times New Roman" w:cs="Times New Roman"/>
+          <w:b/>
+          <w:sz w:val="24"/>
+          <w:szCs w:val="24"/>
+        </w:rPr>
+      </w:pPr>
+      <w:r>
+        <w:rPr>
+          <w:rFonts w:ascii="Times New Roman" w:eastAsia="Times New Roman" w:hAnsi="Times New Roman" w:cs="Times New Roman"/>
+          <w:b/>
+          <w:sz w:val="24"/>
+          <w:szCs w:val="24"/>
+        </w:rPr>
+        <w:t>Ming Hsu</w:t>
+      </w:r>
+      <w:r>
+        <w:rPr>
+          <w:rFonts w:ascii="Times New Roman" w:eastAsia="Times New Roman" w:hAnsi="Times New Roman" w:cs="Times New Roman" w:hint="eastAsia"/>
+          <w:b/>
+          <w:sz w:val="24"/>
+          <w:szCs w:val="24"/>
+        </w:rPr>
+        <w:t>,</w:t>
+      </w:r>
+      <w:r>
         <w:t xml:space="preserve"> </w:t>
       </w:r>
-    </w:p>
-    <w:p>
-      <w:pPr>
-        <w:jc w:val="both"/>
-        <w:rPr>
-          <w:rFonts w:ascii="Times New Roman" w:eastAsia="Times New Roman" w:hAnsi="Times New Roman" w:cs="Times New Roman"/>
-          <w:bCs/>
-          <w:sz w:val="24"/>
-          <w:szCs w:val="24"/>
-          <w:lang w:val="en-US"/>
-        </w:rPr>
-      </w:pPr>
-      <w:r>
-        <w:rPr>
-          <w:rFonts w:ascii="Times New Roman" w:eastAsia="Times New Roman" w:hAnsi="Times New Roman" w:cs="Times New Roman"/>
-          <w:bCs/>
-          <w:i/>
-          <w:iCs/>
-          <w:sz w:val="24"/>
-          <w:szCs w:val="24"/>
-          <w:lang w:val="en-US"/>
-        </w:rPr>
-        <w:t xml:space="preserve">Society of Judgment and Decision Making, </w:t>
-      </w:r>
-      <w:r>
-        <w:rPr>
-          <w:rFonts w:ascii="Times New Roman" w:eastAsia="Times New Roman" w:hAnsi="Times New Roman" w:cs="Times New Roman"/>
-          <w:bCs/>
-          <w:sz w:val="24"/>
-          <w:szCs w:val="24"/>
-          <w:lang w:val="en-US"/>
-        </w:rPr>
-        <w:t xml:space="preserve">San Francisco, CA                                                </w:t>
-      </w:r>
-      <w:r>
-        <w:rPr>
-          <w:rFonts w:ascii="Times New Roman" w:eastAsia="Times New Roman" w:hAnsi="Times New Roman" w:cs="Times New Roman"/>
-          <w:bCs/>
-          <w:sz w:val="24"/>
-          <w:szCs w:val="24"/>
-          <w:lang w:val="en-US"/>
-        </w:rPr>
-        <w:t xml:space="preserve"> </w:t>
-      </w:r>
-      <w:r>
-        <w:rPr>
-          <w:rFonts w:ascii="Times New Roman" w:eastAsia="Times New Roman" w:hAnsi="Times New Roman" w:cs="Times New Roman"/>
-          <w:bCs/>
-          <w:sz w:val="24"/>
-          <w:szCs w:val="24"/>
-          <w:lang w:val="en-US"/>
-        </w:rPr>
-        <w:t>2023</w:t>
-      </w:r>
-    </w:p>
-    <w:p>
-      <w:pPr>
-        <w:jc w:val="both"/>
-        <w:rPr>
-          <w:rFonts w:ascii="Times New Roman" w:eastAsia="Times New Roman" w:hAnsi="Times New Roman" w:cs="Times New Roman"/>
-          <w:bCs/>
-          <w:sz w:val="24"/>
-          <w:szCs w:val="24"/>
-          <w:lang w:val="en-US"/>
-        </w:rPr>
-      </w:pPr>
-      <w:r>
-        <w:rPr>
-          <w:rFonts w:ascii="Times New Roman" w:eastAsia="Times New Roman" w:hAnsi="Times New Roman" w:cs="Times New Roman"/>
-          <w:bCs/>
-          <w:i/>
-          <w:iCs/>
-          <w:sz w:val="24"/>
-          <w:szCs w:val="24"/>
-          <w:lang w:val="en-US"/>
-        </w:rPr>
-        <w:t>Interdisciplinary Symposium on Decision Neuroscience,</w:t>
-      </w:r>
-      <w:r>
-        <w:rPr>
-          <w:rFonts w:ascii="Times New Roman" w:eastAsia="Times New Roman" w:hAnsi="Times New Roman" w:cs="Times New Roman"/>
-          <w:bCs/>
-          <w:sz w:val="24"/>
-          <w:szCs w:val="24"/>
-          <w:lang w:val="en-US"/>
-        </w:rPr>
-        <w:t xml:space="preserve"> </w:t>
-      </w:r>
-      <w:r>
-        <w:rPr>
-          <w:rFonts w:ascii="Times New Roman" w:eastAsia="Times New Roman" w:hAnsi="Times New Roman" w:cs="Times New Roman"/>
-          <w:bCs/>
-          <w:sz w:val="24"/>
-          <w:szCs w:val="24"/>
-          <w:lang w:val="en-US"/>
-        </w:rPr>
-        <w:t>P</w:t>
-      </w:r>
-      <w:r>
-        <w:rPr>
-          <w:rFonts w:ascii="Times New Roman" w:eastAsia="Times New Roman" w:hAnsi="Times New Roman" w:cs="Times New Roman"/>
-          <w:bCs/>
-          <w:sz w:val="24"/>
-          <w:szCs w:val="24"/>
-          <w:lang w:val="en-US"/>
-        </w:rPr>
-        <w:t>hiladelphia</w:t>
-      </w:r>
-      <w:r>
-        <w:rPr>
-          <w:rFonts w:ascii="Times New Roman" w:eastAsia="Times New Roman" w:hAnsi="Times New Roman" w:cs="Times New Roman"/>
-          <w:bCs/>
-          <w:sz w:val="24"/>
-          <w:szCs w:val="24"/>
-          <w:lang w:val="en-US"/>
-        </w:rPr>
-        <w:t xml:space="preserve">, PA                             </w:t>
-      </w:r>
-      <w:r>
-        <w:rPr>
-          <w:rFonts w:ascii="Times New Roman" w:eastAsia="Times New Roman" w:hAnsi="Times New Roman" w:cs="Times New Roman"/>
-          <w:bCs/>
-          <w:sz w:val="24"/>
-          <w:szCs w:val="24"/>
-          <w:lang w:val="en-US"/>
-        </w:rPr>
-        <w:t xml:space="preserve"> </w:t>
-      </w:r>
-      <w:r>
-        <w:rPr>
-          <w:rFonts w:ascii="Times New Roman" w:eastAsia="Times New Roman" w:hAnsi="Times New Roman" w:cs="Times New Roman"/>
-          <w:bCs/>
-          <w:sz w:val="24"/>
-          <w:szCs w:val="24"/>
-          <w:lang w:val="en-US"/>
-        </w:rPr>
-        <w:t>202</w:t>
-      </w:r>
-      <w:r>
-        <w:rPr>
-          <w:rFonts w:ascii="Times New Roman" w:eastAsia="Times New Roman" w:hAnsi="Times New Roman" w:cs="Times New Roman"/>
-          <w:bCs/>
-          <w:sz w:val="24"/>
-          <w:szCs w:val="24"/>
-          <w:lang w:val="en-US"/>
-        </w:rPr>
-        <w:t>3</w:t>
-      </w:r>
-    </w:p>
-    <w:p>
-      <w:pPr>
-        <w:jc w:val="both"/>
-        <w:rPr>
-          <w:rFonts w:ascii="Times New Roman" w:eastAsia="Times New Roman" w:hAnsi="Times New Roman" w:cs="Times New Roman"/>
-          <w:bCs/>
-          <w:sz w:val="24"/>
-          <w:szCs w:val="24"/>
-          <w:lang w:val="en-US"/>
-        </w:rPr>
-      </w:pPr>
-      <w:r>
-        <w:rPr>
-          <w:rFonts w:ascii="Times New Roman" w:eastAsia="Times New Roman" w:hAnsi="Times New Roman" w:cs="Times New Roman"/>
-          <w:bCs/>
-          <w:i/>
-          <w:iCs/>
-          <w:sz w:val="24"/>
-          <w:szCs w:val="24"/>
-          <w:lang w:val="en-US"/>
-        </w:rPr>
-        <w:t xml:space="preserve">Society for </w:t>
-      </w:r>
-      <w:r>
-        <w:rPr>
-          <w:rFonts w:ascii="Times New Roman" w:eastAsia="Times New Roman" w:hAnsi="Times New Roman" w:cs="Times New Roman"/>
-          <w:bCs/>
-          <w:i/>
-          <w:iCs/>
-          <w:sz w:val="24"/>
-          <w:szCs w:val="24"/>
-          <w:lang w:val="en-US"/>
-        </w:rPr>
-        <w:t>Neuroeconomics</w:t>
-      </w:r>
-      <w:r>
-        <w:rPr>
-          <w:rFonts w:ascii="Times New Roman" w:eastAsia="Times New Roman" w:hAnsi="Times New Roman" w:cs="Times New Roman"/>
-          <w:bCs/>
-          <w:i/>
-          <w:iCs/>
-          <w:sz w:val="24"/>
-          <w:szCs w:val="24"/>
-          <w:lang w:val="en-US"/>
-        </w:rPr>
-        <w:t>,</w:t>
-      </w:r>
-      <w:r>
-        <w:rPr>
-          <w:rFonts w:ascii="Times New Roman" w:eastAsia="Times New Roman" w:hAnsi="Times New Roman" w:cs="Times New Roman"/>
-          <w:bCs/>
-          <w:sz w:val="24"/>
-          <w:szCs w:val="24"/>
-          <w:lang w:val="en-US"/>
-        </w:rPr>
-        <w:t xml:space="preserve"> Washington, DC </w:t>
-      </w:r>
-      <w:r>
-        <w:rPr>
-          <w:rFonts w:ascii="Times New Roman" w:eastAsia="Times New Roman" w:hAnsi="Times New Roman" w:cs="Times New Roman"/>
-          <w:bCs/>
-          <w:sz w:val="24"/>
-          <w:szCs w:val="24"/>
-          <w:lang w:val="en-US"/>
-        </w:rPr>
-        <w:tab/>
-      </w:r>
-      <w:r>
-        <w:rPr>
-          <w:rFonts w:ascii="Times New Roman" w:eastAsia="Times New Roman" w:hAnsi="Times New Roman" w:cs="Times New Roman"/>
-          <w:bCs/>
-          <w:sz w:val="24"/>
-          <w:szCs w:val="24"/>
-          <w:lang w:val="en-US"/>
-        </w:rPr>
-        <w:tab/>
-      </w:r>
-      <w:r>
-        <w:rPr>
-          <w:rFonts w:ascii="Times New Roman" w:eastAsia="Times New Roman" w:hAnsi="Times New Roman" w:cs="Times New Roman"/>
-          <w:bCs/>
-          <w:sz w:val="24"/>
-          <w:szCs w:val="24"/>
-          <w:lang w:val="en-US"/>
-        </w:rPr>
-        <w:tab/>
-      </w:r>
-      <w:r>
-        <w:rPr>
-          <w:rFonts w:ascii="Times New Roman" w:eastAsia="Times New Roman" w:hAnsi="Times New Roman" w:cs="Times New Roman"/>
-          <w:bCs/>
-          <w:sz w:val="24"/>
-          <w:szCs w:val="24"/>
-          <w:lang w:val="en-US"/>
-        </w:rPr>
-        <w:tab/>
-        <w:t xml:space="preserve">          </w:t>
-      </w:r>
-      <w:r>
-        <w:rPr>
-          <w:rFonts w:ascii="Times New Roman" w:eastAsia="Times New Roman" w:hAnsi="Times New Roman" w:cs="Times New Roman"/>
-          <w:bCs/>
-          <w:sz w:val="24"/>
-          <w:szCs w:val="24"/>
-          <w:lang w:val="en-US"/>
-        </w:rPr>
-        <w:t xml:space="preserve">                 </w:t>
-      </w:r>
-      <w:r>
-        <w:rPr>
-          <w:rFonts w:ascii="Times New Roman" w:eastAsia="Times New Roman" w:hAnsi="Times New Roman" w:cs="Times New Roman"/>
-          <w:bCs/>
-          <w:sz w:val="24"/>
-          <w:szCs w:val="24"/>
-          <w:lang w:val="en-US"/>
-        </w:rPr>
-        <w:t xml:space="preserve"> </w:t>
-      </w:r>
-      <w:r>
-        <w:rPr>
-          <w:rFonts w:ascii="Times New Roman" w:eastAsia="Times New Roman" w:hAnsi="Times New Roman" w:cs="Times New Roman"/>
-          <w:bCs/>
-          <w:sz w:val="24"/>
-          <w:szCs w:val="24"/>
-          <w:lang w:val="en-US"/>
-        </w:rPr>
-        <w:t>2022</w:t>
-      </w:r>
-    </w:p>
-    <w:p>
-      <w:pPr>
-        <w:jc w:val="both"/>
-        <w:rPr>
-          <w:rFonts w:ascii="Times New Roman" w:eastAsia="Times New Roman" w:hAnsi="Times New Roman" w:cs="Times New Roman"/>
-          <w:bCs/>
-          <w:sz w:val="24"/>
-          <w:szCs w:val="24"/>
-          <w:lang w:val="en-US"/>
-        </w:rPr>
-      </w:pPr>
-      <w:r>
-        <w:rPr>
-          <w:rFonts w:ascii="Times New Roman" w:eastAsia="Times New Roman" w:hAnsi="Times New Roman" w:cs="Times New Roman"/>
-          <w:bCs/>
-          <w:i/>
-          <w:iCs/>
-          <w:sz w:val="24"/>
-          <w:szCs w:val="24"/>
-          <w:lang w:val="en-US"/>
-        </w:rPr>
-        <w:t>Decision Science Collaborative Spring Forum,</w:t>
-      </w:r>
-      <w:r>
-        <w:rPr>
-          <w:rFonts w:ascii="Times New Roman" w:eastAsia="Times New Roman" w:hAnsi="Times New Roman" w:cs="Times New Roman"/>
-          <w:bCs/>
-          <w:sz w:val="24"/>
-          <w:szCs w:val="24"/>
-          <w:lang w:val="en-US"/>
-        </w:rPr>
-        <w:t xml:space="preserve"> Columbus, OH                              </w:t>
-      </w:r>
-      <w:r>
-        <w:rPr>
-          <w:rFonts w:ascii="Times New Roman" w:eastAsia="Times New Roman" w:hAnsi="Times New Roman" w:cs="Times New Roman"/>
-          <w:bCs/>
-          <w:sz w:val="24"/>
-          <w:szCs w:val="24"/>
-          <w:lang w:val="en-US"/>
-        </w:rPr>
-        <w:t xml:space="preserve">                 </w:t>
-      </w:r>
-      <w:r>
-        <w:rPr>
-          <w:rFonts w:ascii="Times New Roman" w:eastAsia="Times New Roman" w:hAnsi="Times New Roman" w:cs="Times New Roman"/>
-          <w:bCs/>
-          <w:sz w:val="24"/>
-          <w:szCs w:val="24"/>
-          <w:lang w:val="en-US"/>
-        </w:rPr>
-        <w:t xml:space="preserve"> </w:t>
-      </w:r>
-      <w:r>
-        <w:rPr>
-          <w:rFonts w:ascii="Times New Roman" w:eastAsia="Times New Roman" w:hAnsi="Times New Roman" w:cs="Times New Roman"/>
-          <w:bCs/>
-          <w:sz w:val="24"/>
-          <w:szCs w:val="24"/>
-          <w:lang w:val="en-US"/>
-        </w:rPr>
-        <w:t xml:space="preserve">2022    </w:t>
-      </w:r>
-    </w:p>
-    <w:p>
-      <w:pPr>
-        <w:rPr>
-          <w:rFonts w:ascii="Times New Roman" w:eastAsia="Times New Roman" w:hAnsi="Times New Roman" w:cs="Times New Roman"/>
-          <w:bCs/>
-          <w:sz w:val="24"/>
-          <w:szCs w:val="24"/>
-          <w:lang w:val="en-US"/>
-        </w:rPr>
-      </w:pPr>
-      <w:r>
-        <w:rPr>
-          <w:rFonts w:ascii="Times New Roman" w:eastAsia="Times New Roman" w:hAnsi="Times New Roman" w:cs="Times New Roman"/>
-          <w:bCs/>
-          <w:i/>
-          <w:iCs/>
-          <w:sz w:val="24"/>
-          <w:szCs w:val="24"/>
-          <w:lang w:val="en-US"/>
-        </w:rPr>
-        <w:t>Interdisciplinary Symposium on Decision Neuroscience,</w:t>
-      </w:r>
-      <w:r>
-        <w:rPr>
-          <w:rFonts w:ascii="Times New Roman" w:eastAsia="Times New Roman" w:hAnsi="Times New Roman" w:cs="Times New Roman"/>
-          <w:bCs/>
-          <w:sz w:val="24"/>
-          <w:szCs w:val="24"/>
-          <w:lang w:val="en-US"/>
-        </w:rPr>
-        <w:t xml:space="preserve"> Online                          </w:t>
-      </w:r>
-      <w:r>
-        <w:rPr>
-          <w:rFonts w:ascii="Times New Roman" w:eastAsia="Times New Roman" w:hAnsi="Times New Roman" w:cs="Times New Roman"/>
-          <w:bCs/>
-          <w:sz w:val="24"/>
-          <w:szCs w:val="24"/>
-          <w:lang w:val="en-US"/>
-        </w:rPr>
-        <w:t xml:space="preserve">                   </w:t>
-      </w:r>
-      <w:r>
-        <w:rPr>
-          <w:rFonts w:ascii="Times New Roman" w:eastAsia="Times New Roman" w:hAnsi="Times New Roman" w:cs="Times New Roman"/>
-          <w:bCs/>
-          <w:sz w:val="24"/>
-          <w:szCs w:val="24"/>
-          <w:lang w:val="en-US"/>
-        </w:rPr>
-        <w:t xml:space="preserve"> 2021</w:t>
-      </w:r>
-    </w:p>
-    <w:p>
-      <w:pPr>
-        <w:rPr>
-          <w:rFonts w:ascii="Times New Roman" w:eastAsia="Times New Roman" w:hAnsi="Times New Roman" w:cs="Times New Roman"/>
-          <w:bCs/>
-          <w:sz w:val="24"/>
-          <w:szCs w:val="24"/>
-          <w:lang w:val="en-US"/>
-        </w:rPr>
-      </w:pPr>
-      <w:r>
-        <w:rPr>
-          <w:rFonts w:ascii="Times New Roman" w:eastAsia="Times New Roman" w:hAnsi="Times New Roman" w:cs="Times New Roman"/>
-          <w:bCs/>
-          <w:i/>
-          <w:iCs/>
-          <w:sz w:val="24"/>
-          <w:szCs w:val="24"/>
-          <w:lang w:val="en-US"/>
-        </w:rPr>
-        <w:t xml:space="preserve">Society for </w:t>
-      </w:r>
-      <w:r>
-        <w:rPr>
-          <w:rFonts w:ascii="Times New Roman" w:eastAsia="Times New Roman" w:hAnsi="Times New Roman" w:cs="Times New Roman"/>
-          <w:bCs/>
-          <w:i/>
-          <w:iCs/>
-          <w:sz w:val="24"/>
-          <w:szCs w:val="24"/>
-          <w:lang w:val="en-US"/>
-        </w:rPr>
-        <w:t>Neuroeconomics</w:t>
-      </w:r>
-      <w:r>
-        <w:rPr>
-          <w:rFonts w:ascii="Times New Roman" w:eastAsia="Times New Roman" w:hAnsi="Times New Roman" w:cs="Times New Roman"/>
-          <w:bCs/>
-          <w:i/>
-          <w:iCs/>
-          <w:sz w:val="24"/>
-          <w:szCs w:val="24"/>
-          <w:lang w:val="en-US"/>
-        </w:rPr>
-        <w:t>,</w:t>
-      </w:r>
-      <w:r>
-        <w:rPr>
-          <w:rFonts w:ascii="Times New Roman" w:eastAsia="Times New Roman" w:hAnsi="Times New Roman" w:cs="Times New Roman"/>
-          <w:bCs/>
-          <w:sz w:val="24"/>
-          <w:szCs w:val="24"/>
-          <w:lang w:val="en-US"/>
-        </w:rPr>
-        <w:t xml:space="preserve"> Online                                             </w:t>
-      </w:r>
-      <w:r>
-        <w:rPr>
-          <w:rFonts w:ascii="Times New Roman" w:eastAsia="Times New Roman" w:hAnsi="Times New Roman" w:cs="Times New Roman"/>
-          <w:bCs/>
-          <w:sz w:val="24"/>
-          <w:szCs w:val="24"/>
-          <w:lang w:val="en-US"/>
-        </w:rPr>
-        <w:tab/>
-        <w:t xml:space="preserve">           </w:t>
-      </w:r>
-      <w:r>
-        <w:rPr>
-          <w:rFonts w:ascii="Times New Roman" w:eastAsia="Times New Roman" w:hAnsi="Times New Roman" w:cs="Times New Roman"/>
-          <w:bCs/>
-          <w:sz w:val="24"/>
-          <w:szCs w:val="24"/>
-          <w:lang w:val="en-US"/>
-        </w:rPr>
-        <w:t xml:space="preserve">                   </w:t>
-      </w:r>
-      <w:r>
-        <w:rPr>
-          <w:rFonts w:ascii="Times New Roman" w:eastAsia="Times New Roman" w:hAnsi="Times New Roman" w:cs="Times New Roman"/>
-          <w:bCs/>
-          <w:sz w:val="24"/>
-          <w:szCs w:val="24"/>
-          <w:lang w:val="en-US"/>
-        </w:rPr>
-        <w:t xml:space="preserve">2020, 2021               </w:t>
-      </w:r>
-    </w:p>
-    <w:p>
-      <w:pPr>
-        <w:rPr>
-          <w:rFonts w:ascii="Times New Roman" w:eastAsia="Times New Roman" w:hAnsi="Times New Roman" w:cs="Times New Roman"/>
-          <w:bCs/>
-          <w:sz w:val="24"/>
-          <w:szCs w:val="24"/>
-          <w:lang w:val="en-US"/>
-        </w:rPr>
-      </w:pPr>
-      <w:r>
-        <w:rPr>
-          <w:rFonts w:ascii="Times New Roman" w:eastAsia="Times New Roman" w:hAnsi="Times New Roman" w:cs="Times New Roman"/>
-          <w:bCs/>
-          <w:i/>
-          <w:iCs/>
-          <w:sz w:val="24"/>
-          <w:szCs w:val="24"/>
-          <w:lang w:val="en-US"/>
-        </w:rPr>
-        <w:t>Society for Mathematical Psychology,</w:t>
-      </w:r>
-      <w:r>
-        <w:rPr>
-          <w:rFonts w:ascii="Times New Roman" w:eastAsia="Times New Roman" w:hAnsi="Times New Roman" w:cs="Times New Roman"/>
-          <w:bCs/>
-          <w:sz w:val="24"/>
-          <w:szCs w:val="24"/>
-          <w:lang w:val="en-US"/>
-        </w:rPr>
-        <w:t xml:space="preserve"> Madison, WI                                              </w:t>
-      </w:r>
-      <w:r>
-        <w:rPr>
-          <w:rFonts w:ascii="Times New Roman" w:eastAsia="Times New Roman" w:hAnsi="Times New Roman" w:cs="Times New Roman"/>
-          <w:bCs/>
-          <w:sz w:val="24"/>
-          <w:szCs w:val="24"/>
-          <w:lang w:val="en-US"/>
-        </w:rPr>
-        <w:t xml:space="preserve">                   </w:t>
-      </w:r>
-      <w:r>
-        <w:rPr>
-          <w:rFonts w:ascii="Times New Roman" w:eastAsia="Times New Roman" w:hAnsi="Times New Roman" w:cs="Times New Roman"/>
-          <w:bCs/>
-          <w:sz w:val="24"/>
-          <w:szCs w:val="24"/>
-          <w:lang w:val="en-US"/>
-        </w:rPr>
-        <w:t>2018</w:t>
-      </w:r>
-    </w:p>
-    <w:p>
-      <w:pPr>
-        <w:spacing w:line="240" w:lineRule="auto"/>
+      <w:hyperlink r:id="rId10" w:history="1">
+        <w:r>
+          <w:rPr>
+            <w:rStyle w:val="Hyperlink"/>
+            <w:rFonts w:ascii="Times New Roman" w:eastAsia="Times New Roman" w:hAnsi="Times New Roman" w:cs="Times New Roman"/>
+            <w:b/>
+            <w:sz w:val="24"/>
+            <w:szCs w:val="24"/>
+          </w:rPr>
+          <w:t>mhsu@haas.berkeley.edu</w:t>
+        </w:r>
+      </w:hyperlink>
+    </w:p>
+    <w:p>
+      <w:pPr>
+        <w:ind w:left="-260" w:firstLine="260"/>
+        <w:rPr>
+          <w:rFonts w:ascii="Times New Roman" w:eastAsia="Times New Roman" w:hAnsi="Times New Roman" w:cs="Times New Roman"/>
+          <w:bCs/>
+          <w:sz w:val="24"/>
+          <w:szCs w:val="24"/>
+        </w:rPr>
+      </w:pPr>
+      <w:r>
+        <w:rPr>
+          <w:rFonts w:ascii="Times New Roman" w:eastAsia="Times New Roman" w:hAnsi="Times New Roman" w:cs="Times New Roman" w:hint="eastAsia"/>
+          <w:bCs/>
+          <w:sz w:val="24"/>
+          <w:szCs w:val="24"/>
+        </w:rPr>
+        <w:t>Associate Professor</w:t>
+      </w:r>
+    </w:p>
+    <w:p>
+      <w:pPr>
+        <w:ind w:left="-260" w:firstLine="260"/>
+        <w:rPr>
+          <w:rFonts w:ascii="SimSun" w:hAnsi="SimSun" w:cs="SimSun"/>
+          <w:bCs/>
+          <w:sz w:val="24"/>
+          <w:szCs w:val="24"/>
+        </w:rPr>
+      </w:pPr>
+      <w:r>
+        <w:rPr>
+          <w:rFonts w:ascii="Times New Roman" w:eastAsia="Times New Roman" w:hAnsi="Times New Roman" w:cs="Times New Roman" w:hint="eastAsia"/>
+          <w:bCs/>
+          <w:sz w:val="24"/>
+          <w:szCs w:val="24"/>
+        </w:rPr>
+        <w:t>Haas School of Business</w:t>
+      </w:r>
+      <w:r>
+        <w:rPr>
+          <w:rFonts w:ascii="Times New Roman" w:eastAsia="Times New Roman" w:hAnsi="Times New Roman" w:cs="Times New Roman" w:hint="eastAsia"/>
+          <w:bCs/>
+          <w:sz w:val="24"/>
+          <w:szCs w:val="24"/>
+        </w:rPr>
+        <w:t xml:space="preserve">, </w:t>
+      </w:r>
+      <w:r>
+        <w:rPr>
+          <w:rFonts w:ascii="Times New Roman" w:eastAsia="Times New Roman" w:hAnsi="Times New Roman" w:cs="Times New Roman" w:hint="eastAsia"/>
+          <w:bCs/>
+          <w:sz w:val="24"/>
+          <w:szCs w:val="24"/>
+        </w:rPr>
+        <w:t>UC Berkely</w:t>
+      </w:r>
+    </w:p>
+    <w:p>
+      <w:pPr>
         <w:ind w:left="-260"/>
         <w:rPr>
           <w:rFonts w:ascii="Times New Roman" w:eastAsia="Times New Roman" w:hAnsi="Times New Roman" w:cs="Times New Roman"/>
           <w:b/>
-          <w:sz w:val="16"/>
-          <w:szCs w:val="16"/>
-        </w:rPr>
-      </w:pPr>
-    </w:p>
-    <w:p>
-      <w:pPr>
-        <w:spacing w:line="240" w:lineRule="auto"/>
+          <w:sz w:val="24"/>
+          <w:szCs w:val="24"/>
+        </w:rPr>
+      </w:pPr>
+    </w:p>
+    <w:p>
+      <w:pPr>
         <w:ind w:left="-260"/>
         <w:rPr>
           <w:rFonts w:ascii="Times New Roman" w:eastAsia="Times New Roman" w:hAnsi="Times New Roman" w:cs="Times New Roman"/>
           <w:b/>
-          <w:sz w:val="24"/>
-          <w:szCs w:val="24"/>
-        </w:rPr>
-      </w:pPr>
-      <w:r>
-        <w:rPr>
-          <w:rFonts w:ascii="Times New Roman" w:eastAsia="Times New Roman" w:hAnsi="Times New Roman" w:cs="Times New Roman"/>
-          <w:b/>
-          <w:sz w:val="24"/>
-          <w:szCs w:val="24"/>
-        </w:rPr>
-        <w:t xml:space="preserve">INVITED </w:t>
-      </w:r>
-      <w:r>
-        <w:rPr>
-          <w:rFonts w:ascii="Times New Roman" w:eastAsia="Times New Roman" w:hAnsi="Times New Roman" w:cs="Times New Roman" w:hint="eastAsia"/>
-          <w:b/>
-          <w:sz w:val="24"/>
-          <w:szCs w:val="24"/>
-        </w:rPr>
-        <w:t>TALKS</w:t>
-      </w:r>
-    </w:p>
-    <w:p>
-      <w:pPr>
-        <w:spacing w:line="240" w:lineRule="auto"/>
-        <w:rPr>
-          <w:rFonts w:ascii="Times New Roman" w:eastAsia="Times New Roman" w:hAnsi="Times New Roman" w:cs="Times New Roman"/>
-          <w:b/>
-          <w:sz w:val="10"/>
-          <w:szCs w:val="10"/>
-        </w:rPr>
-      </w:pPr>
-    </w:p>
-    <w:p>
-      <w:pPr>
-        <w:spacing w:line="240" w:lineRule="auto"/>
-        <w:ind w:left="-260" w:firstLine="260"/>
-        <w:jc w:val="both"/>
-        <w:rPr>
-          <w:rFonts w:ascii="Times New Roman" w:eastAsia="Times New Roman" w:hAnsi="Times New Roman" w:cs="Times New Roman"/>
-          <w:bCs/>
-          <w:sz w:val="24"/>
-          <w:szCs w:val="24"/>
-        </w:rPr>
-      </w:pPr>
-      <w:r>
-        <w:rPr>
-          <w:rFonts w:ascii="Times New Roman" w:eastAsia="Times New Roman" w:hAnsi="Times New Roman" w:cs="Times New Roman" w:hint="eastAsia"/>
-          <w:bCs/>
-          <w:sz w:val="24"/>
-          <w:szCs w:val="24"/>
-        </w:rPr>
-        <w:t>Shenhav lab, Department of Psychology, UC Berkeley, CA, US                                              2024</w:t>
-      </w:r>
-    </w:p>
-    <w:p>
-      <w:pPr>
-        <w:spacing w:line="240" w:lineRule="auto"/>
-        <w:ind w:left="-260" w:firstLine="260"/>
-        <w:jc w:val="both"/>
-        <w:rPr>
-          <w:rFonts w:ascii="Times New Roman" w:eastAsia="Times New Roman" w:hAnsi="Times New Roman" w:cs="Times New Roman"/>
-          <w:bCs/>
-          <w:sz w:val="24"/>
-          <w:szCs w:val="24"/>
-        </w:rPr>
-      </w:pPr>
-      <w:r>
-        <w:rPr>
-          <w:rFonts w:ascii="Times New Roman" w:eastAsia="Times New Roman" w:hAnsi="Times New Roman" w:cs="Times New Roman"/>
-          <w:bCs/>
-          <w:sz w:val="24"/>
-          <w:szCs w:val="24"/>
-        </w:rPr>
-        <w:t xml:space="preserve">School of </w:t>
-      </w:r>
-      <w:r>
-        <w:rPr>
-          <w:rFonts w:ascii="Times New Roman" w:eastAsia="Times New Roman" w:hAnsi="Times New Roman" w:cs="Times New Roman"/>
-          <w:bCs/>
-          <w:sz w:val="24"/>
-          <w:szCs w:val="24"/>
-        </w:rPr>
-        <w:t>M</w:t>
-      </w:r>
-      <w:r>
-        <w:rPr>
-          <w:rFonts w:ascii="Times New Roman" w:eastAsia="Times New Roman" w:hAnsi="Times New Roman" w:cs="Times New Roman"/>
-          <w:bCs/>
-          <w:sz w:val="24"/>
-          <w:szCs w:val="24"/>
-        </w:rPr>
-        <w:t xml:space="preserve">anagement, </w:t>
-      </w:r>
-      <w:r>
-        <w:rPr>
-          <w:rFonts w:ascii="Times New Roman" w:eastAsia="Times New Roman" w:hAnsi="Times New Roman" w:cs="Times New Roman"/>
-          <w:bCs/>
-          <w:sz w:val="24"/>
-          <w:szCs w:val="24"/>
-        </w:rPr>
-        <w:t>UCLA</w:t>
-      </w:r>
-      <w:r>
-        <w:rPr>
-          <w:rFonts w:ascii="Times New Roman" w:eastAsia="Times New Roman" w:hAnsi="Times New Roman" w:cs="Times New Roman"/>
-          <w:bCs/>
-          <w:sz w:val="24"/>
-          <w:szCs w:val="24"/>
-        </w:rPr>
-        <w:t xml:space="preserve">, </w:t>
-      </w:r>
-      <w:r>
-        <w:rPr>
-          <w:rFonts w:ascii="Times New Roman" w:eastAsia="Times New Roman" w:hAnsi="Times New Roman" w:cs="Times New Roman"/>
-          <w:bCs/>
-          <w:sz w:val="24"/>
-          <w:szCs w:val="24"/>
-        </w:rPr>
-        <w:t>CA, US</w:t>
-      </w:r>
-      <w:r>
-        <w:rPr>
-          <w:rFonts w:ascii="Times New Roman" w:eastAsia="Times New Roman" w:hAnsi="Times New Roman" w:cs="Times New Roman"/>
-          <w:bCs/>
-          <w:sz w:val="24"/>
-          <w:szCs w:val="24"/>
-        </w:rPr>
-        <w:t xml:space="preserve">  </w:t>
-      </w:r>
-      <w:r>
-        <w:rPr>
-          <w:rFonts w:ascii="Times New Roman" w:eastAsia="Times New Roman" w:hAnsi="Times New Roman" w:cs="Times New Roman"/>
-          <w:bCs/>
-          <w:sz w:val="24"/>
-          <w:szCs w:val="24"/>
-        </w:rPr>
-        <w:t xml:space="preserve">                                                                                 </w:t>
-      </w:r>
-      <w:r>
-        <w:rPr>
-          <w:rFonts w:ascii="Times New Roman" w:eastAsia="Times New Roman" w:hAnsi="Times New Roman" w:cs="Times New Roman"/>
-          <w:bCs/>
-          <w:sz w:val="24"/>
-          <w:szCs w:val="24"/>
-        </w:rPr>
-        <w:t xml:space="preserve"> </w:t>
-      </w:r>
-      <w:r>
-        <w:rPr>
-          <w:rFonts w:ascii="Times New Roman" w:eastAsia="Times New Roman" w:hAnsi="Times New Roman" w:cs="Times New Roman"/>
-          <w:bCs/>
-          <w:sz w:val="24"/>
-          <w:szCs w:val="24"/>
-        </w:rPr>
-        <w:t>2023</w:t>
-      </w:r>
-    </w:p>
-    <w:p>
-      <w:pPr>
-        <w:spacing w:line="240" w:lineRule="auto"/>
-        <w:ind w:left="-260" w:firstLine="260"/>
-        <w:jc w:val="both"/>
-        <w:rPr>
-          <w:rFonts w:ascii="Times New Roman" w:eastAsia="Times New Roman" w:hAnsi="Times New Roman" w:cs="Times New Roman"/>
-          <w:bCs/>
-          <w:sz w:val="24"/>
-          <w:szCs w:val="24"/>
-        </w:rPr>
-      </w:pPr>
-      <w:r>
-        <w:rPr>
-          <w:rFonts w:ascii="Times New Roman" w:eastAsia="Times New Roman" w:hAnsi="Times New Roman" w:cs="Times New Roman"/>
-          <w:bCs/>
-          <w:sz w:val="24"/>
-          <w:szCs w:val="24"/>
-        </w:rPr>
-        <w:t xml:space="preserve">School of </w:t>
-      </w:r>
-      <w:r>
-        <w:rPr>
-          <w:rFonts w:ascii="Times New Roman" w:eastAsia="Times New Roman" w:hAnsi="Times New Roman" w:cs="Times New Roman"/>
-          <w:bCs/>
-          <w:sz w:val="24"/>
-          <w:szCs w:val="24"/>
-        </w:rPr>
-        <w:t>M</w:t>
-      </w:r>
-      <w:r>
-        <w:rPr>
-          <w:rFonts w:ascii="Times New Roman" w:eastAsia="Times New Roman" w:hAnsi="Times New Roman" w:cs="Times New Roman"/>
-          <w:bCs/>
-          <w:sz w:val="24"/>
-          <w:szCs w:val="24"/>
-        </w:rPr>
-        <w:t xml:space="preserve">anagement, Zhejiang University, China  </w:t>
-      </w:r>
-      <w:r>
-        <w:rPr>
-          <w:rFonts w:ascii="Times New Roman" w:eastAsia="Times New Roman" w:hAnsi="Times New Roman" w:cs="Times New Roman"/>
-          <w:bCs/>
-          <w:sz w:val="24"/>
-          <w:szCs w:val="24"/>
-        </w:rPr>
-        <w:t xml:space="preserve">                                     </w:t>
-      </w:r>
-      <w:r>
-        <w:rPr>
-          <w:rFonts w:ascii="Times New Roman" w:eastAsia="Times New Roman" w:hAnsi="Times New Roman" w:cs="Times New Roman"/>
-          <w:bCs/>
-          <w:sz w:val="24"/>
-          <w:szCs w:val="24"/>
-        </w:rPr>
-        <w:t xml:space="preserve">     </w:t>
-      </w:r>
-      <w:r>
-        <w:rPr>
-          <w:rFonts w:ascii="Times New Roman" w:eastAsia="Times New Roman" w:hAnsi="Times New Roman" w:cs="Times New Roman"/>
-          <w:bCs/>
-          <w:sz w:val="24"/>
-          <w:szCs w:val="24"/>
-        </w:rPr>
-        <w:t xml:space="preserve">  </w:t>
-      </w:r>
-      <w:r>
-        <w:rPr>
-          <w:rFonts w:ascii="Times New Roman" w:eastAsia="Times New Roman" w:hAnsi="Times New Roman" w:cs="Times New Roman"/>
-          <w:bCs/>
-          <w:sz w:val="24"/>
-          <w:szCs w:val="24"/>
-        </w:rPr>
-        <w:t xml:space="preserve"> </w:t>
-      </w:r>
-      <w:r>
-        <w:rPr>
-          <w:rFonts w:ascii="Times New Roman" w:eastAsia="Times New Roman" w:hAnsi="Times New Roman" w:cs="Times New Roman"/>
-          <w:bCs/>
-          <w:sz w:val="24"/>
-          <w:szCs w:val="24"/>
-        </w:rPr>
-        <w:t xml:space="preserve">                   </w:t>
-      </w:r>
-      <w:r>
-        <w:rPr>
-          <w:rFonts w:ascii="Times New Roman" w:eastAsia="Times New Roman" w:hAnsi="Times New Roman" w:cs="Times New Roman"/>
-          <w:bCs/>
-          <w:sz w:val="24"/>
-          <w:szCs w:val="24"/>
-        </w:rPr>
-        <w:t>2023</w:t>
-      </w:r>
-    </w:p>
-    <w:p>
-      <w:pPr>
-        <w:spacing w:line="240" w:lineRule="auto"/>
-        <w:ind w:left="-260" w:firstLine="260"/>
-        <w:jc w:val="both"/>
-        <w:rPr>
-          <w:rFonts w:ascii="Times New Roman" w:eastAsia="Times New Roman" w:hAnsi="Times New Roman" w:cs="Times New Roman"/>
-          <w:bCs/>
-          <w:sz w:val="24"/>
-          <w:szCs w:val="24"/>
-        </w:rPr>
-      </w:pPr>
-      <w:r>
-        <w:rPr>
-          <w:rFonts w:ascii="Times New Roman" w:eastAsia="Times New Roman" w:hAnsi="Times New Roman" w:cs="Times New Roman"/>
-          <w:bCs/>
-          <w:sz w:val="24"/>
-          <w:szCs w:val="24"/>
-        </w:rPr>
-        <w:t>Center for comparative psycholinguistics U</w:t>
-      </w:r>
-      <w:r>
-        <w:rPr>
-          <w:rFonts w:ascii="Times New Roman" w:eastAsia="Times New Roman" w:hAnsi="Times New Roman" w:cs="Times New Roman" w:hint="eastAsia"/>
-          <w:bCs/>
-          <w:sz w:val="24"/>
-          <w:szCs w:val="24"/>
-        </w:rPr>
-        <w:t>n</w:t>
-      </w:r>
-      <w:r>
-        <w:rPr>
-          <w:rFonts w:ascii="Times New Roman" w:eastAsia="Times New Roman" w:hAnsi="Times New Roman" w:cs="Times New Roman"/>
-          <w:bCs/>
-          <w:sz w:val="24"/>
-          <w:szCs w:val="24"/>
-        </w:rPr>
-        <w:t xml:space="preserve">iversity of Alberta, CA                                       </w:t>
-      </w:r>
-      <w:r>
-        <w:rPr>
-          <w:rFonts w:ascii="Times New Roman" w:eastAsia="Times New Roman" w:hAnsi="Times New Roman" w:cs="Times New Roman"/>
-          <w:bCs/>
-          <w:sz w:val="24"/>
-          <w:szCs w:val="24"/>
-        </w:rPr>
-        <w:t xml:space="preserve"> </w:t>
-      </w:r>
-      <w:r>
-        <w:rPr>
-          <w:rFonts w:ascii="Times New Roman" w:eastAsia="Times New Roman" w:hAnsi="Times New Roman" w:cs="Times New Roman"/>
-          <w:bCs/>
-          <w:sz w:val="24"/>
-          <w:szCs w:val="24"/>
-        </w:rPr>
-        <w:t>2022</w:t>
-      </w:r>
-    </w:p>
-    <w:p>
-      <w:pPr>
-        <w:spacing w:line="240" w:lineRule="auto"/>
-        <w:ind w:left="-260"/>
-        <w:rPr>
-          <w:rFonts w:ascii="Times New Roman" w:eastAsia="Times New Roman" w:hAnsi="Times New Roman" w:cs="Times New Roman"/>
-          <w:b/>
-          <w:sz w:val="16"/>
-          <w:szCs w:val="16"/>
-        </w:rPr>
-      </w:pPr>
-    </w:p>
-    <w:p>
-      <w:pPr>
-        <w:spacing w:line="240" w:lineRule="auto"/>
-        <w:ind w:left="-260"/>
-        <w:rPr>
-          <w:rFonts w:ascii="Times New Roman" w:eastAsia="Times New Roman" w:hAnsi="Times New Roman" w:cs="Times New Roman"/>
-          <w:b/>
-          <w:sz w:val="24"/>
-          <w:szCs w:val="24"/>
-        </w:rPr>
-      </w:pPr>
-      <w:r>
-        <w:rPr>
-          <w:rFonts w:ascii="Times New Roman" w:eastAsia="Times New Roman" w:hAnsi="Times New Roman" w:cs="Times New Roman"/>
-          <w:b/>
-          <w:sz w:val="24"/>
-          <w:szCs w:val="24"/>
-        </w:rPr>
-        <w:t>TEACHING EXPERIENCE</w:t>
-      </w:r>
-    </w:p>
-    <w:p>
-      <w:pPr>
-        <w:spacing w:line="240" w:lineRule="auto"/>
-        <w:ind w:left="-260"/>
-        <w:rPr>
-          <w:rFonts w:ascii="Times New Roman" w:eastAsia="Times New Roman" w:hAnsi="Times New Roman" w:cs="Times New Roman"/>
-          <w:b/>
-          <w:sz w:val="10"/>
-          <w:szCs w:val="10"/>
-        </w:rPr>
-      </w:pPr>
-    </w:p>
-    <w:p>
-      <w:pPr>
-        <w:spacing w:line="240" w:lineRule="auto"/>
-        <w:rPr>
-          <w:rFonts w:ascii="Times New Roman" w:eastAsia="Times New Roman" w:hAnsi="Times New Roman" w:cs="Times New Roman"/>
-          <w:b/>
-          <w:sz w:val="24"/>
-          <w:szCs w:val="24"/>
-        </w:rPr>
-      </w:pPr>
-      <w:r>
-        <w:rPr>
-          <w:rFonts w:ascii="Times New Roman" w:eastAsia="Times New Roman" w:hAnsi="Times New Roman" w:cs="Times New Roman"/>
-          <w:b/>
-          <w:sz w:val="24"/>
-          <w:szCs w:val="24"/>
-        </w:rPr>
-        <w:t xml:space="preserve">Teaching Assistant </w:t>
-      </w:r>
-    </w:p>
-    <w:p>
-      <w:pPr>
-        <w:spacing w:line="240" w:lineRule="auto"/>
-        <w:ind w:left="-260"/>
-        <w:rPr>
-          <w:rFonts w:ascii="Times New Roman" w:eastAsia="Times New Roman" w:hAnsi="Times New Roman" w:cs="Times New Roman"/>
-          <w:bCs/>
-          <w:sz w:val="24"/>
-          <w:szCs w:val="24"/>
-        </w:rPr>
-      </w:pPr>
-      <w:r>
-        <w:rPr>
-          <w:rFonts w:ascii="Times New Roman" w:eastAsia="Times New Roman" w:hAnsi="Times New Roman" w:cs="Times New Roman"/>
-          <w:bCs/>
-          <w:sz w:val="24"/>
-          <w:szCs w:val="24"/>
-        </w:rPr>
-        <w:t xml:space="preserve">     Decision neuroscience and </w:t>
-      </w:r>
-      <w:r>
-        <w:rPr>
-          <w:rFonts w:ascii="Times New Roman" w:eastAsia="Times New Roman" w:hAnsi="Times New Roman" w:cs="Times New Roman"/>
-          <w:bCs/>
-          <w:sz w:val="24"/>
-          <w:szCs w:val="24"/>
-        </w:rPr>
-        <w:t>neuroeconomics, The</w:t>
-      </w:r>
-      <w:r>
-        <w:rPr>
-          <w:rFonts w:ascii="Times New Roman" w:eastAsia="Times New Roman" w:hAnsi="Times New Roman" w:cs="Times New Roman"/>
-          <w:bCs/>
-          <w:sz w:val="24"/>
-          <w:szCs w:val="24"/>
-        </w:rPr>
-        <w:t xml:space="preserve"> Ohio State University</w:t>
-      </w:r>
-      <w:r>
-        <w:rPr>
-          <w:rFonts w:ascii="Times New Roman" w:eastAsia="Times New Roman" w:hAnsi="Times New Roman" w:cs="Times New Roman"/>
-          <w:bCs/>
-          <w:sz w:val="24"/>
-          <w:szCs w:val="24"/>
-        </w:rPr>
-        <w:t>, Spring, 2023</w:t>
-      </w:r>
-    </w:p>
-    <w:p>
-      <w:pPr>
-        <w:spacing w:line="240" w:lineRule="auto"/>
-        <w:ind w:left="-260"/>
-        <w:rPr>
-          <w:rFonts w:ascii="Times New Roman" w:eastAsia="Times New Roman" w:hAnsi="Times New Roman" w:cs="Times New Roman"/>
-          <w:bCs/>
-          <w:sz w:val="24"/>
-          <w:szCs w:val="24"/>
-        </w:rPr>
-      </w:pPr>
-      <w:r>
-        <w:rPr>
-          <w:rFonts w:ascii="Times New Roman" w:eastAsia="Times New Roman" w:hAnsi="Times New Roman" w:cs="Times New Roman"/>
-          <w:bCs/>
-          <w:sz w:val="24"/>
-          <w:szCs w:val="24"/>
-        </w:rPr>
-        <w:t xml:space="preserve">     Intro to Cognitive </w:t>
-      </w:r>
-      <w:r>
-        <w:rPr>
-          <w:rFonts w:ascii="Times New Roman" w:eastAsia="Times New Roman" w:hAnsi="Times New Roman" w:cs="Times New Roman"/>
-          <w:bCs/>
-          <w:sz w:val="24"/>
-          <w:szCs w:val="24"/>
-        </w:rPr>
-        <w:t>Psychology, The</w:t>
-      </w:r>
-      <w:r>
-        <w:rPr>
-          <w:rFonts w:ascii="Times New Roman" w:eastAsia="Times New Roman" w:hAnsi="Times New Roman" w:cs="Times New Roman"/>
-          <w:bCs/>
-          <w:sz w:val="24"/>
-          <w:szCs w:val="24"/>
-        </w:rPr>
-        <w:t xml:space="preserve"> Ohio State University</w:t>
-      </w:r>
-      <w:r>
-        <w:rPr>
-          <w:rFonts w:ascii="Times New Roman" w:eastAsia="Times New Roman" w:hAnsi="Times New Roman" w:cs="Times New Roman"/>
-          <w:bCs/>
-          <w:sz w:val="24"/>
-          <w:szCs w:val="24"/>
-        </w:rPr>
-        <w:t>, Spring, 2023</w:t>
-      </w:r>
-    </w:p>
-    <w:p>
-      <w:pPr>
-        <w:spacing w:line="240" w:lineRule="auto"/>
-        <w:ind w:left="-260"/>
-        <w:rPr>
-          <w:rFonts w:ascii="Times New Roman" w:eastAsia="Times New Roman" w:hAnsi="Times New Roman" w:cs="Times New Roman"/>
-          <w:b/>
-          <w:sz w:val="16"/>
-          <w:szCs w:val="16"/>
-        </w:rPr>
-      </w:pPr>
-    </w:p>
-    <w:p>
-      <w:pPr>
-        <w:spacing w:line="240" w:lineRule="auto"/>
-        <w:ind w:left="-260"/>
-        <w:rPr>
-          <w:rFonts w:ascii="Times New Roman" w:eastAsia="Times New Roman" w:hAnsi="Times New Roman" w:cs="Times New Roman"/>
-          <w:b/>
-          <w:sz w:val="24"/>
-          <w:szCs w:val="24"/>
-        </w:rPr>
-      </w:pPr>
-      <w:r>
-        <w:rPr>
-          <w:rFonts w:ascii="Times New Roman" w:eastAsia="Times New Roman" w:hAnsi="Times New Roman" w:cs="Times New Roman"/>
-          <w:b/>
-          <w:sz w:val="24"/>
-          <w:szCs w:val="24"/>
-        </w:rPr>
-        <w:t xml:space="preserve">PROFESSIONAL </w:t>
-      </w:r>
-      <w:r>
-        <w:rPr>
-          <w:rFonts w:ascii="Times New Roman" w:eastAsia="Times New Roman" w:hAnsi="Times New Roman" w:cs="Times New Roman"/>
-          <w:b/>
-          <w:sz w:val="24"/>
-          <w:szCs w:val="24"/>
-        </w:rPr>
-        <w:t>EXPERIENC</w:t>
-      </w:r>
-      <w:r>
-        <w:rPr>
-          <w:rFonts w:ascii="Times New Roman" w:eastAsia="Times New Roman" w:hAnsi="Times New Roman" w:cs="Times New Roman"/>
-          <w:b/>
-          <w:sz w:val="24"/>
-          <w:szCs w:val="24"/>
-        </w:rPr>
-        <w:t>E</w:t>
-      </w:r>
-      <w:r>
-        <w:rPr>
-          <w:rFonts w:ascii="Times New Roman" w:eastAsia="Times New Roman" w:hAnsi="Times New Roman" w:cs="Times New Roman"/>
-          <w:b/>
-          <w:sz w:val="24"/>
-          <w:szCs w:val="24"/>
-        </w:rPr>
-        <w:t>S</w:t>
-      </w:r>
-    </w:p>
-    <w:p>
-      <w:pPr>
-        <w:spacing w:line="240" w:lineRule="auto"/>
-        <w:ind w:left="-260"/>
-        <w:rPr>
-          <w:rFonts w:ascii="Times New Roman" w:eastAsia="Times New Roman" w:hAnsi="Times New Roman" w:cs="Times New Roman"/>
-          <w:b/>
-          <w:sz w:val="10"/>
-          <w:szCs w:val="10"/>
-        </w:rPr>
-      </w:pPr>
-    </w:p>
-    <w:p>
-      <w:pPr>
-        <w:rPr>
-          <w:rFonts w:ascii="Times New Roman" w:eastAsia="Times New Roman" w:hAnsi="Times New Roman" w:cs="Times New Roman"/>
-          <w:b/>
-          <w:sz w:val="24"/>
-          <w:szCs w:val="24"/>
-          <w:lang w:val="en-US"/>
-        </w:rPr>
-      </w:pPr>
-      <w:r>
-        <w:rPr>
-          <w:rFonts w:ascii="Times New Roman" w:eastAsia="Times New Roman" w:hAnsi="Times New Roman" w:cs="Times New Roman"/>
-          <w:b/>
-          <w:sz w:val="24"/>
-          <w:szCs w:val="24"/>
-          <w:lang w:val="en-US"/>
-        </w:rPr>
-        <w:t xml:space="preserve">Snap, Inc                                                                                                           </w:t>
-      </w:r>
-      <w:r>
-        <w:rPr>
-          <w:rFonts w:ascii="Times New Roman" w:eastAsia="Times New Roman" w:hAnsi="Times New Roman" w:cs="Times New Roman"/>
-          <w:b/>
-          <w:sz w:val="24"/>
-          <w:szCs w:val="24"/>
-          <w:lang w:val="en-US"/>
-        </w:rPr>
-        <w:t xml:space="preserve"> </w:t>
-      </w:r>
-      <w:r>
-        <w:rPr>
-          <w:rFonts w:ascii="Times New Roman" w:eastAsia="Times New Roman" w:hAnsi="Times New Roman" w:cs="Times New Roman"/>
-          <w:b/>
-          <w:sz w:val="24"/>
-          <w:szCs w:val="24"/>
-          <w:lang w:val="en-US"/>
-        </w:rPr>
-        <w:t xml:space="preserve"> </w:t>
-      </w:r>
-      <w:r>
-        <w:rPr>
-          <w:rFonts w:ascii="Times New Roman" w:eastAsia="Times New Roman" w:hAnsi="Times New Roman" w:cs="Times New Roman"/>
-          <w:bCs/>
-          <w:sz w:val="24"/>
-          <w:szCs w:val="24"/>
-          <w:lang w:val="en-US"/>
-        </w:rPr>
-        <w:t xml:space="preserve">08.2022 – </w:t>
-      </w:r>
-      <w:r>
-        <w:rPr>
-          <w:rFonts w:ascii="Times New Roman" w:eastAsia="Times New Roman" w:hAnsi="Times New Roman" w:cs="Times New Roman"/>
-          <w:bCs/>
-          <w:sz w:val="24"/>
-          <w:szCs w:val="24"/>
-          <w:lang w:val="en-US"/>
-        </w:rPr>
-        <w:t>02</w:t>
-      </w:r>
-      <w:r>
-        <w:rPr>
-          <w:rFonts w:ascii="Times New Roman" w:eastAsia="Times New Roman" w:hAnsi="Times New Roman" w:cs="Times New Roman"/>
-          <w:bCs/>
-          <w:sz w:val="24"/>
-          <w:szCs w:val="24"/>
-          <w:lang w:val="en-US"/>
-        </w:rPr>
-        <w:t>.202</w:t>
-      </w:r>
-      <w:r>
-        <w:rPr>
-          <w:rFonts w:ascii="Times New Roman" w:eastAsia="Times New Roman" w:hAnsi="Times New Roman" w:cs="Times New Roman"/>
-          <w:bCs/>
-          <w:sz w:val="24"/>
-          <w:szCs w:val="24"/>
-          <w:lang w:val="en-US"/>
-        </w:rPr>
-        <w:t>3</w:t>
-      </w:r>
-      <w:r>
-        <w:rPr>
-          <w:rFonts w:ascii="Times New Roman" w:eastAsia="Times New Roman" w:hAnsi="Times New Roman" w:cs="Times New Roman"/>
-          <w:b/>
-          <w:sz w:val="24"/>
-          <w:szCs w:val="24"/>
-          <w:lang w:val="en-US"/>
-        </w:rPr>
-        <w:t xml:space="preserve">                                             </w:t>
-      </w:r>
-    </w:p>
-    <w:p>
-      <w:pPr>
-        <w:rPr>
-          <w:rFonts w:ascii="Times New Roman" w:eastAsia="Times New Roman" w:hAnsi="Times New Roman" w:cs="Times New Roman"/>
-          <w:bCs/>
-          <w:sz w:val="24"/>
-          <w:szCs w:val="24"/>
-          <w:lang w:val="en-US"/>
-        </w:rPr>
-      </w:pPr>
-      <w:r>
-        <w:rPr>
-          <w:rFonts w:ascii="Times New Roman" w:eastAsia="Times New Roman" w:hAnsi="Times New Roman" w:cs="Times New Roman"/>
-          <w:bCs/>
-          <w:sz w:val="24"/>
-          <w:szCs w:val="24"/>
-          <w:lang w:val="en-US"/>
-        </w:rPr>
-        <w:t>Research Intern, Computational Social Science team</w:t>
-      </w:r>
-      <w:r>
-        <w:rPr>
-          <w:rFonts w:ascii="Times New Roman" w:eastAsia="Times New Roman" w:hAnsi="Times New Roman" w:cs="Times New Roman"/>
-          <w:bCs/>
-          <w:sz w:val="24"/>
-          <w:szCs w:val="24"/>
-          <w:lang w:val="en-US"/>
-        </w:rPr>
-        <w:t xml:space="preserve">                                          Santa Monica, CA</w:t>
-      </w:r>
-    </w:p>
-    <w:p>
-      <w:pPr>
-        <w:rPr>
-          <w:rFonts w:ascii="Times New Roman" w:eastAsia="Times New Roman" w:hAnsi="Times New Roman" w:cs="Times New Roman"/>
-          <w:b/>
-          <w:sz w:val="24"/>
-          <w:szCs w:val="24"/>
-          <w:lang w:val="en-US"/>
-        </w:rPr>
-      </w:pPr>
-      <w:r>
-        <w:rPr>
-          <w:rFonts w:ascii="Times New Roman" w:eastAsia="Times New Roman" w:hAnsi="Times New Roman" w:cs="Times New Roman"/>
-          <w:b/>
-          <w:sz w:val="24"/>
-          <w:szCs w:val="24"/>
-          <w:lang w:val="en-US"/>
-        </w:rPr>
-        <w:t>Meta</w:t>
-      </w:r>
-      <w:r>
-        <w:rPr>
-          <w:rFonts w:ascii="Times New Roman" w:eastAsia="Times New Roman" w:hAnsi="Times New Roman" w:cs="Times New Roman"/>
-          <w:b/>
-          <w:sz w:val="24"/>
-          <w:szCs w:val="24"/>
-          <w:lang w:val="en-US"/>
-        </w:rPr>
-        <w:t xml:space="preserve">, Inc </w:t>
-      </w:r>
-      <w:r>
-        <w:rPr>
-          <w:rFonts w:ascii="Times New Roman" w:eastAsia="Times New Roman" w:hAnsi="Times New Roman" w:cs="Times New Roman"/>
-          <w:b/>
-          <w:sz w:val="24"/>
-          <w:szCs w:val="24"/>
-          <w:lang w:val="en-US"/>
-        </w:rPr>
-        <w:t>(Facebook)</w:t>
-      </w:r>
-      <w:r>
-        <w:rPr>
-          <w:rFonts w:ascii="Times New Roman" w:eastAsia="Times New Roman" w:hAnsi="Times New Roman" w:cs="Times New Roman"/>
-          <w:b/>
-          <w:sz w:val="24"/>
-          <w:szCs w:val="24"/>
-          <w:lang w:val="en-US"/>
-        </w:rPr>
-        <w:t xml:space="preserve">                                                                                        </w:t>
-      </w:r>
-      <w:r>
-        <w:rPr>
-          <w:rFonts w:ascii="Times New Roman" w:eastAsia="Times New Roman" w:hAnsi="Times New Roman" w:cs="Times New Roman"/>
-          <w:b/>
-          <w:sz w:val="24"/>
-          <w:szCs w:val="24"/>
-          <w:lang w:val="en-US"/>
-        </w:rPr>
-        <w:t xml:space="preserve"> </w:t>
-      </w:r>
-      <w:r>
-        <w:rPr>
-          <w:rFonts w:ascii="Times New Roman" w:eastAsia="Times New Roman" w:hAnsi="Times New Roman" w:cs="Times New Roman"/>
-          <w:bCs/>
-          <w:sz w:val="24"/>
-          <w:szCs w:val="24"/>
-          <w:lang w:val="en-US"/>
-        </w:rPr>
-        <w:t>0</w:t>
-      </w:r>
-      <w:r>
-        <w:rPr>
-          <w:rFonts w:ascii="Times New Roman" w:eastAsia="Times New Roman" w:hAnsi="Times New Roman" w:cs="Times New Roman"/>
-          <w:bCs/>
-          <w:sz w:val="24"/>
-          <w:szCs w:val="24"/>
-          <w:lang w:val="en-US"/>
-        </w:rPr>
-        <w:t>5</w:t>
-      </w:r>
-      <w:r>
-        <w:rPr>
-          <w:rFonts w:ascii="Times New Roman" w:eastAsia="Times New Roman" w:hAnsi="Times New Roman" w:cs="Times New Roman"/>
-          <w:bCs/>
-          <w:sz w:val="24"/>
-          <w:szCs w:val="24"/>
-          <w:lang w:val="en-US"/>
-        </w:rPr>
-        <w:t xml:space="preserve">.2022 – </w:t>
-      </w:r>
-      <w:r>
-        <w:rPr>
-          <w:rFonts w:ascii="Times New Roman" w:eastAsia="Times New Roman" w:hAnsi="Times New Roman" w:cs="Times New Roman"/>
-          <w:bCs/>
-          <w:sz w:val="24"/>
-          <w:szCs w:val="24"/>
-          <w:lang w:val="en-US"/>
-        </w:rPr>
-        <w:t>08</w:t>
-      </w:r>
-      <w:r>
-        <w:rPr>
-          <w:rFonts w:ascii="Times New Roman" w:eastAsia="Times New Roman" w:hAnsi="Times New Roman" w:cs="Times New Roman"/>
-          <w:bCs/>
-          <w:sz w:val="24"/>
-          <w:szCs w:val="24"/>
-          <w:lang w:val="en-US"/>
-        </w:rPr>
-        <w:t>.2022</w:t>
-      </w:r>
-      <w:r>
-        <w:rPr>
-          <w:rFonts w:ascii="Times New Roman" w:eastAsia="Times New Roman" w:hAnsi="Times New Roman" w:cs="Times New Roman"/>
-          <w:b/>
-          <w:sz w:val="24"/>
-          <w:szCs w:val="24"/>
-          <w:lang w:val="en-US"/>
-        </w:rPr>
-        <w:t xml:space="preserve">                                             </w:t>
-      </w:r>
-    </w:p>
-    <w:p>
-      <w:pPr>
-        <w:rPr>
-          <w:rFonts w:ascii="Times New Roman" w:eastAsia="Times New Roman" w:hAnsi="Times New Roman" w:cs="Times New Roman"/>
-          <w:bCs/>
-          <w:sz w:val="24"/>
-          <w:szCs w:val="24"/>
-          <w:lang w:val="en-US"/>
-        </w:rPr>
-      </w:pPr>
-      <w:r>
-        <w:rPr>
-          <w:rFonts w:ascii="Times New Roman" w:eastAsia="Times New Roman" w:hAnsi="Times New Roman" w:cs="Times New Roman"/>
-          <w:bCs/>
-          <w:sz w:val="24"/>
-          <w:szCs w:val="24"/>
-          <w:lang w:val="en-US"/>
-        </w:rPr>
-        <w:t>Data Science</w:t>
-      </w:r>
-      <w:r>
-        <w:rPr>
-          <w:rFonts w:ascii="Times New Roman" w:eastAsia="Times New Roman" w:hAnsi="Times New Roman" w:cs="Times New Roman"/>
-          <w:bCs/>
-          <w:sz w:val="24"/>
-          <w:szCs w:val="24"/>
-          <w:lang w:val="en-US"/>
-        </w:rPr>
-        <w:t xml:space="preserve"> Intern, </w:t>
-      </w:r>
-      <w:r>
-        <w:rPr>
-          <w:rFonts w:ascii="Times" w:hAnsi="Times"/>
-          <w:sz w:val="24"/>
-          <w:szCs w:val="24"/>
-        </w:rPr>
-        <w:t>AI Data Science, FAIR research</w:t>
-      </w:r>
-      <w:r>
-        <w:rPr>
-          <w:rFonts w:ascii="Times" w:hAnsi="Times"/>
-          <w:sz w:val="24"/>
-          <w:szCs w:val="24"/>
-        </w:rPr>
-        <w:t xml:space="preserve">       </w:t>
-      </w:r>
-      <w:r>
-        <w:rPr>
-          <w:rFonts w:ascii="Times New Roman" w:eastAsia="Times New Roman" w:hAnsi="Times New Roman" w:cs="Times New Roman"/>
-          <w:bCs/>
-          <w:sz w:val="24"/>
-          <w:szCs w:val="24"/>
-          <w:lang w:val="en-US"/>
-        </w:rPr>
-        <w:t xml:space="preserve">                                     Menlo Park, CA</w:t>
-      </w:r>
-    </w:p>
-    <w:p>
-      <w:pPr>
-        <w:rPr>
-          <w:rFonts w:ascii="Times New Roman" w:eastAsia="Times New Roman" w:hAnsi="Times New Roman" w:cs="Times New Roman"/>
-          <w:b/>
-          <w:sz w:val="16"/>
-          <w:szCs w:val="16"/>
-        </w:rPr>
-      </w:pPr>
-    </w:p>
-    <w:p>
-      <w:pPr>
-        <w:ind w:left="-260"/>
-        <w:rPr>
-          <w:rFonts w:ascii="Times New Roman" w:eastAsia="Times New Roman" w:hAnsi="Times New Roman" w:cs="Times New Roman"/>
-          <w:b/>
-          <w:sz w:val="24"/>
-          <w:szCs w:val="24"/>
-        </w:rPr>
-      </w:pPr>
-      <w:r>
-        <w:rPr>
-          <w:rFonts w:ascii="Times New Roman" w:eastAsia="Times New Roman" w:hAnsi="Times New Roman" w:cs="Times New Roman"/>
-          <w:b/>
-          <w:sz w:val="24"/>
-          <w:szCs w:val="24"/>
-        </w:rPr>
-        <w:t>SERVICE</w:t>
-      </w:r>
-    </w:p>
-    <w:p>
-      <w:pPr>
-        <w:ind w:left="-260"/>
-        <w:rPr>
-          <w:rFonts w:ascii="Times New Roman" w:eastAsia="Times New Roman" w:hAnsi="Times New Roman" w:cs="Times New Roman"/>
-          <w:b/>
-          <w:sz w:val="24"/>
-          <w:szCs w:val="24"/>
-        </w:rPr>
-      </w:pPr>
-      <w:r>
-        <w:rPr>
-          <w:rFonts w:ascii="Times New Roman" w:eastAsia="Times New Roman" w:hAnsi="Times New Roman" w:cs="Times New Roman"/>
-          <w:b/>
-          <w:sz w:val="24"/>
-          <w:szCs w:val="24"/>
-        </w:rPr>
-        <w:tab/>
-        <w:t>Conference Reviewer</w:t>
-      </w:r>
-    </w:p>
-    <w:p>
-      <w:pPr>
-        <w:ind w:left="-260"/>
-        <w:rPr>
-          <w:rFonts w:ascii="Times New Roman" w:eastAsia="Times New Roman" w:hAnsi="Times New Roman" w:cs="Times New Roman"/>
-          <w:bCs/>
-          <w:sz w:val="24"/>
-          <w:szCs w:val="24"/>
-        </w:rPr>
-      </w:pPr>
-      <w:r>
-        <w:rPr>
-          <w:rFonts w:ascii="Times New Roman" w:eastAsia="Times New Roman" w:hAnsi="Times New Roman" w:cs="Times New Roman"/>
-          <w:b/>
-          <w:sz w:val="24"/>
-          <w:szCs w:val="24"/>
-        </w:rPr>
-        <w:lastRenderedPageBreak/>
-        <w:tab/>
-      </w:r>
-      <w:r>
-        <w:rPr>
-          <w:rFonts w:ascii="Times New Roman" w:eastAsia="Times New Roman" w:hAnsi="Times New Roman" w:cs="Times New Roman"/>
-          <w:bCs/>
-          <w:sz w:val="24"/>
-          <w:szCs w:val="24"/>
-        </w:rPr>
-        <w:t>Proceeding of Annual Meeting of the Cognitive Science Society</w:t>
-      </w:r>
-    </w:p>
-    <w:p>
-      <w:pPr>
-        <w:ind w:left="-260"/>
-        <w:rPr>
-          <w:rFonts w:ascii="Times New Roman" w:eastAsia="Times New Roman" w:hAnsi="Times New Roman" w:cs="Times New Roman"/>
-          <w:bCs/>
-          <w:sz w:val="24"/>
-          <w:szCs w:val="24"/>
-        </w:rPr>
-      </w:pPr>
-      <w:r>
-        <w:rPr>
-          <w:rFonts w:ascii="Times New Roman" w:eastAsia="Times New Roman" w:hAnsi="Times New Roman" w:cs="Times New Roman"/>
-          <w:bCs/>
-          <w:sz w:val="24"/>
-          <w:szCs w:val="24"/>
-        </w:rPr>
-        <w:tab/>
-        <w:t>European Association of Consumer Research</w:t>
-      </w:r>
-    </w:p>
-    <w:p>
-      <w:pPr>
-        <w:ind w:left="-260"/>
-        <w:rPr>
-          <w:rFonts w:ascii="Times New Roman" w:eastAsia="Times New Roman" w:hAnsi="Times New Roman" w:cs="Times New Roman"/>
-          <w:bCs/>
-          <w:sz w:val="24"/>
-          <w:szCs w:val="24"/>
-          <w:lang w:val="en-US"/>
-        </w:rPr>
-      </w:pPr>
-      <w:r>
-        <w:rPr>
-          <w:rFonts w:ascii="Times New Roman" w:eastAsia="Times New Roman" w:hAnsi="Times New Roman" w:cs="Times New Roman"/>
-          <w:bCs/>
-          <w:sz w:val="24"/>
-          <w:szCs w:val="24"/>
-        </w:rPr>
-        <w:t xml:space="preserve">    Computational Social Science</w:t>
-      </w:r>
-    </w:p>
-    <w:p>
-      <w:pPr>
-        <w:ind w:left="-260"/>
-        <w:rPr>
-          <w:rFonts w:ascii="Times New Roman" w:eastAsia="Times New Roman" w:hAnsi="Times New Roman" w:cs="Times New Roman"/>
-          <w:b/>
-          <w:sz w:val="24"/>
-          <w:szCs w:val="24"/>
-        </w:rPr>
-      </w:pPr>
-      <w:r>
-        <w:rPr>
-          <w:rFonts w:ascii="Times New Roman" w:eastAsia="Times New Roman" w:hAnsi="Times New Roman" w:cs="Times New Roman"/>
-          <w:b/>
-          <w:sz w:val="24"/>
-          <w:szCs w:val="24"/>
-        </w:rPr>
-        <w:tab/>
-        <w:t>Journal Reviewer</w:t>
-      </w:r>
-    </w:p>
-    <w:p>
-      <w:pPr>
-        <w:ind w:left="-260" w:firstLine="260"/>
-        <w:rPr>
-          <w:rFonts w:ascii="Times New Roman" w:eastAsia="Times New Roman" w:hAnsi="Times New Roman" w:cs="Times New Roman"/>
-          <w:bCs/>
-          <w:sz w:val="24"/>
-          <w:szCs w:val="24"/>
-        </w:rPr>
-      </w:pPr>
-      <w:r>
-        <w:rPr>
-          <w:rFonts w:ascii="Times New Roman" w:eastAsia="Times New Roman" w:hAnsi="Times New Roman" w:cs="Times New Roman"/>
-          <w:bCs/>
-          <w:sz w:val="24"/>
-          <w:szCs w:val="24"/>
-        </w:rPr>
-        <w:t>Scientific Report</w:t>
-      </w:r>
-    </w:p>
-    <w:p>
-      <w:pPr>
-        <w:ind w:left="-260"/>
-        <w:rPr>
-          <w:rFonts w:ascii="Times New Roman" w:eastAsia="Times New Roman" w:hAnsi="Times New Roman" w:cs="Times New Roman"/>
-          <w:bCs/>
-          <w:sz w:val="24"/>
-          <w:szCs w:val="24"/>
-        </w:rPr>
-      </w:pPr>
-      <w:r>
-        <w:rPr>
-          <w:rFonts w:ascii="Times New Roman" w:eastAsia="Times New Roman" w:hAnsi="Times New Roman" w:cs="Times New Roman"/>
-          <w:bCs/>
-          <w:sz w:val="24"/>
-          <w:szCs w:val="24"/>
-        </w:rPr>
-        <w:tab/>
-        <w:t>Journal of Choice Modelling</w:t>
-      </w:r>
-    </w:p>
-    <w:p>
-      <w:pPr>
-        <w:ind w:left="-260"/>
-        <w:rPr>
-          <w:rFonts w:ascii="Times New Roman" w:eastAsia="Times New Roman" w:hAnsi="Times New Roman" w:cs="Times New Roman"/>
-          <w:bCs/>
-          <w:sz w:val="24"/>
-          <w:szCs w:val="24"/>
-        </w:rPr>
-      </w:pPr>
-      <w:r>
-        <w:rPr>
-          <w:rFonts w:ascii="Times New Roman" w:eastAsia="Times New Roman" w:hAnsi="Times New Roman" w:cs="Times New Roman"/>
-          <w:bCs/>
-          <w:sz w:val="24"/>
-          <w:szCs w:val="24"/>
-        </w:rPr>
-        <w:tab/>
-      </w:r>
-      <w:r>
-        <w:rPr>
-          <w:rFonts w:ascii="Times New Roman" w:eastAsia="Times New Roman" w:hAnsi="Times New Roman" w:cs="Times New Roman"/>
-          <w:bCs/>
-          <w:sz w:val="24"/>
-          <w:szCs w:val="24"/>
-        </w:rPr>
-        <w:t xml:space="preserve">Journal of Perceptual </w:t>
-      </w:r>
-      <w:r>
-        <w:rPr>
-          <w:rFonts w:ascii="Times New Roman" w:eastAsia="Times New Roman" w:hAnsi="Times New Roman" w:cs="Times New Roman"/>
-          <w:bCs/>
-          <w:sz w:val="24"/>
-          <w:szCs w:val="24"/>
-        </w:rPr>
-        <w:t>I</w:t>
-      </w:r>
-      <w:r>
-        <w:rPr>
-          <w:rFonts w:ascii="Times New Roman" w:eastAsia="Times New Roman" w:hAnsi="Times New Roman" w:cs="Times New Roman"/>
-          <w:bCs/>
-          <w:sz w:val="24"/>
-          <w:szCs w:val="24"/>
-        </w:rPr>
-        <w:t xml:space="preserve">maging </w:t>
-      </w:r>
-      <w:r>
-        <w:rPr>
-          <w:rFonts w:ascii="Times New Roman" w:eastAsia="Times New Roman" w:hAnsi="Times New Roman" w:cs="Times New Roman"/>
-          <w:bCs/>
-          <w:sz w:val="24"/>
-          <w:szCs w:val="24"/>
-        </w:rPr>
-        <w:t xml:space="preserve"> </w:t>
-      </w:r>
-    </w:p>
-    <w:p>
-      <w:pPr>
-        <w:ind w:left="-260"/>
-        <w:rPr>
-          <w:rFonts w:ascii="Times New Roman" w:eastAsia="Times New Roman" w:hAnsi="Times New Roman" w:cs="Times New Roman"/>
-          <w:b/>
-          <w:sz w:val="24"/>
-          <w:szCs w:val="24"/>
-        </w:rPr>
-      </w:pPr>
-    </w:p>
-    <w:p>
-      <w:pPr>
-        <w:ind w:left="-260"/>
-        <w:rPr>
-          <w:rFonts w:ascii="Times New Roman" w:eastAsia="Times New Roman" w:hAnsi="Times New Roman" w:cs="Times New Roman"/>
-          <w:b/>
-          <w:sz w:val="24"/>
-          <w:szCs w:val="24"/>
-        </w:rPr>
-      </w:pPr>
-      <w:r>
-        <w:rPr>
-          <w:rFonts w:ascii="Times New Roman" w:eastAsia="Times New Roman" w:hAnsi="Times New Roman" w:cs="Times New Roman"/>
-          <w:b/>
-          <w:sz w:val="24"/>
-          <w:szCs w:val="24"/>
-        </w:rPr>
-        <w:t>COMPUTATIONAL SKILLS</w:t>
-      </w:r>
-    </w:p>
-    <w:p>
-      <w:pPr>
-        <w:ind w:left="-260"/>
-        <w:rPr>
-          <w:rFonts w:ascii="Times New Roman" w:eastAsia="Times New Roman" w:hAnsi="Times New Roman" w:cs="Times New Roman"/>
-          <w:b/>
-          <w:sz w:val="24"/>
-          <w:szCs w:val="24"/>
-        </w:rPr>
-      </w:pPr>
-      <w:r>
-        <w:rPr>
-          <w:rFonts w:ascii="Times New Roman" w:eastAsia="Times New Roman" w:hAnsi="Times New Roman" w:cs="Times New Roman"/>
-          <w:b/>
-          <w:sz w:val="24"/>
-          <w:szCs w:val="24"/>
-        </w:rPr>
-        <w:tab/>
-        <w:t>Programming</w:t>
-      </w:r>
-      <w:r>
-        <w:rPr>
-          <w:rFonts w:ascii="Times New Roman" w:eastAsia="Times New Roman" w:hAnsi="Times New Roman" w:cs="Times New Roman"/>
-          <w:b/>
-          <w:sz w:val="24"/>
-          <w:szCs w:val="24"/>
-        </w:rPr>
-        <w:t xml:space="preserve"> &amp; Data analysis:</w:t>
-      </w:r>
-      <w:r>
-        <w:rPr>
-          <w:rFonts w:ascii="Times New Roman" w:eastAsia="Times New Roman" w:hAnsi="Times New Roman" w:cs="Times New Roman"/>
-          <w:b/>
-          <w:sz w:val="24"/>
-          <w:szCs w:val="24"/>
-        </w:rPr>
-        <w:t xml:space="preserve"> </w:t>
-      </w:r>
-      <w:r>
-        <w:rPr>
-          <w:rFonts w:ascii="Times New Roman" w:eastAsia="Times New Roman" w:hAnsi="Times New Roman" w:cs="Times New Roman"/>
-          <w:bCs/>
-          <w:sz w:val="24"/>
-          <w:szCs w:val="24"/>
-        </w:rPr>
-        <w:t>Python, JavaScript, HTML &amp; CSS, SQL, Java, R</w:t>
-      </w:r>
-    </w:p>
-    <w:p>
-      <w:pPr>
-        <w:rPr>
-          <w:rFonts w:ascii="Times New Roman" w:eastAsia="Times New Roman" w:hAnsi="Times New Roman" w:cs="Times New Roman"/>
-          <w:bCs/>
-          <w:sz w:val="24"/>
-          <w:szCs w:val="24"/>
-        </w:rPr>
-      </w:pPr>
-      <w:r>
-        <w:rPr>
-          <w:rFonts w:ascii="Times New Roman" w:eastAsia="Times New Roman" w:hAnsi="Times New Roman" w:cs="Times New Roman" w:hint="eastAsia"/>
-          <w:b/>
-          <w:sz w:val="24"/>
-          <w:szCs w:val="24"/>
-        </w:rPr>
-        <w:t>Experimental</w:t>
-      </w:r>
-      <w:r>
-        <w:rPr>
-          <w:rFonts w:ascii="Times New Roman" w:eastAsia="Times New Roman" w:hAnsi="Times New Roman" w:cs="Times New Roman"/>
-          <w:b/>
-          <w:sz w:val="24"/>
-          <w:szCs w:val="24"/>
-        </w:rPr>
-        <w:t xml:space="preserve"> </w:t>
-      </w:r>
-      <w:r>
-        <w:rPr>
-          <w:rFonts w:ascii="Times New Roman" w:eastAsia="Times New Roman" w:hAnsi="Times New Roman" w:cs="Times New Roman" w:hint="eastAsia"/>
-          <w:b/>
-          <w:sz w:val="24"/>
-          <w:szCs w:val="24"/>
-        </w:rPr>
-        <w:t>methods:</w:t>
-      </w:r>
-      <w:r>
-        <w:rPr>
-          <w:rFonts w:ascii="Times New Roman" w:eastAsia="Times New Roman" w:hAnsi="Times New Roman" w:cs="Times New Roman"/>
-          <w:b/>
-          <w:sz w:val="24"/>
-          <w:szCs w:val="24"/>
-        </w:rPr>
-        <w:t xml:space="preserve"> </w:t>
-      </w:r>
-      <w:r>
-        <w:rPr>
-          <w:rFonts w:ascii="Times New Roman" w:eastAsia="Times New Roman" w:hAnsi="Times New Roman" w:cs="Times New Roman"/>
-          <w:bCs/>
-          <w:sz w:val="24"/>
-          <w:szCs w:val="24"/>
-        </w:rPr>
-        <w:t>Web/In-lab eye-tracking, Mouse tracking, Qualtrics</w:t>
-      </w:r>
-      <w:r>
-        <w:rPr>
-          <w:rFonts w:ascii="Times New Roman" w:eastAsia="Times New Roman" w:hAnsi="Times New Roman" w:cs="Times New Roman"/>
-          <w:bCs/>
-          <w:sz w:val="24"/>
-          <w:szCs w:val="24"/>
-        </w:rPr>
-        <w:t xml:space="preserve">, </w:t>
-      </w:r>
-      <w:r>
-        <w:rPr>
-          <w:rFonts w:ascii="Times New Roman" w:eastAsia="Times New Roman" w:hAnsi="Times New Roman" w:cs="Times New Roman"/>
-          <w:bCs/>
-          <w:sz w:val="24"/>
-          <w:szCs w:val="24"/>
-        </w:rPr>
-        <w:t>EE</w:t>
-      </w:r>
-      <w:r>
-        <w:rPr>
-          <w:rFonts w:ascii="Times New Roman" w:eastAsia="Times New Roman" w:hAnsi="Times New Roman" w:cs="Times New Roman"/>
-          <w:bCs/>
-          <w:sz w:val="24"/>
-          <w:szCs w:val="24"/>
-        </w:rPr>
-        <w:t>G</w:t>
-      </w:r>
-    </w:p>
-    <w:p>
-      <w:pPr>
-        <w:rPr>
-          <w:rFonts w:ascii="Times New Roman" w:eastAsia="Times New Roman" w:hAnsi="Times New Roman" w:cs="Times New Roman"/>
-          <w:bCs/>
-          <w:sz w:val="24"/>
-          <w:szCs w:val="24"/>
-        </w:rPr>
-      </w:pPr>
-    </w:p>
-    <w:p>
-      <w:pPr>
-        <w:rPr>
-          <w:rFonts w:ascii="Times New Roman" w:eastAsia="Times New Roman" w:hAnsi="Times New Roman" w:cs="Times New Roman"/>
-          <w:bCs/>
-          <w:sz w:val="24"/>
-          <w:szCs w:val="24"/>
-        </w:rPr>
-      </w:pPr>
-    </w:p>
-    <w:p>
-      <w:pPr>
-        <w:rPr>
-          <w:rFonts w:ascii="Times New Roman" w:eastAsia="Times New Roman" w:hAnsi="Times New Roman" w:cs="Times New Roman"/>
-          <w:bCs/>
-          <w:sz w:val="24"/>
-          <w:szCs w:val="24"/>
-        </w:rPr>
-      </w:pPr>
-    </w:p>
-    <w:p>
-      <w:pPr>
-        <w:rPr>
-          <w:rFonts w:ascii="Times New Roman" w:eastAsia="Times New Roman" w:hAnsi="Times New Roman" w:cs="Times New Roman"/>
-          <w:bCs/>
-          <w:sz w:val="24"/>
-          <w:szCs w:val="24"/>
-        </w:rPr>
-      </w:pPr>
-    </w:p>
-    <w:p>
-      <w:pPr>
-        <w:rPr>
-          <w:rFonts w:ascii="Times New Roman" w:eastAsia="Times New Roman" w:hAnsi="Times New Roman" w:cs="Times New Roman"/>
-          <w:bCs/>
-          <w:sz w:val="24"/>
-          <w:szCs w:val="24"/>
-        </w:rPr>
-      </w:pPr>
-    </w:p>
-    <w:p>
-      <w:pPr>
-        <w:rPr>
-          <w:rFonts w:ascii="Times New Roman" w:eastAsia="Times New Roman" w:hAnsi="Times New Roman" w:cs="Times New Roman"/>
-          <w:bCs/>
-          <w:sz w:val="24"/>
-          <w:szCs w:val="24"/>
-        </w:rPr>
-      </w:pPr>
-    </w:p>
-    <w:p>
-      <w:pPr>
-        <w:rPr>
-          <w:rFonts w:ascii="Times New Roman" w:eastAsia="Times New Roman" w:hAnsi="Times New Roman" w:cs="Times New Roman"/>
-          <w:bCs/>
           <w:sz w:val="24"/>
           <w:szCs w:val="24"/>
         </w:rPr>
